--- a/doc/DAQ网络控制协议.docx
+++ b/doc/DAQ网络控制协议.docx
@@ -834,11 +834,6 @@
             <w:insideH w:val="single" w:color="auto" w:sz="4" w:space="0"/>
             <w:insideV w:val="single" w:color="auto" w:sz="4" w:space="0"/>
           </w:tblBorders>
-          <w:shd w:val="clear" w:color="auto" w:fill="auto"/>
-          <w:tblCellMar>
-            <w:left w:w="108" w:type="dxa"/>
-            <w:right w:w="108" w:type="dxa"/>
-          </w:tblCellMar>
         </w:tblPrEx>
         <w:trPr>
           <w:trHeight w:val="0" w:hRule="atLeast"/>
@@ -916,7 +911,6 @@
             <w:insideH w:val="single" w:color="auto" w:sz="4" w:space="0"/>
             <w:insideV w:val="single" w:color="auto" w:sz="4" w:space="0"/>
           </w:tblBorders>
-          <w:shd w:val="clear" w:color="auto" w:fill="auto"/>
           <w:tblCellMar>
             <w:left w:w="108" w:type="dxa"/>
             <w:right w:w="108" w:type="dxa"/>
@@ -1286,7 +1280,6 @@
             <w:insideH w:val="single" w:color="auto" w:sz="4" w:space="0"/>
             <w:insideV w:val="single" w:color="auto" w:sz="4" w:space="0"/>
           </w:tblBorders>
-          <w:shd w:val="clear" w:color="auto" w:fill="auto"/>
           <w:tblCellMar>
             <w:left w:w="108" w:type="dxa"/>
             <w:right w:w="108" w:type="dxa"/>
@@ -1668,7 +1661,6 @@
             <w:insideH w:val="single" w:color="auto" w:sz="4" w:space="0"/>
             <w:insideV w:val="single" w:color="auto" w:sz="4" w:space="0"/>
           </w:tblBorders>
-          <w:shd w:val="clear" w:color="auto" w:fill="auto"/>
           <w:tblCellMar>
             <w:left w:w="108" w:type="dxa"/>
             <w:right w:w="108" w:type="dxa"/>
@@ -1989,7 +1981,51 @@
                 <w:sz w:val="22"/>
                 <w:u w:val="none"/>
               </w:rPr>
-              <w:t>0xXXXXXXXX</w:t>
+              <w:t>0</w:t>
+            </w:r>
+            <w:r>
+              <w:rPr>
+                <w:rFonts w:hint="eastAsia" w:cs="宋体"/>
+                <w:b w:val="0"/>
+                <w:i w:val="0"/>
+                <w:strike w:val="0"/>
+                <w:color w:val="000000"/>
+                <w:spacing w:val="0"/>
+                <w:kern w:val="2"/>
+                <w:sz w:val="22"/>
+                <w:u w:val="none"/>
+                <w:lang w:val="en-US" w:eastAsia="zh-CN"/>
+              </w:rPr>
+              <w:t>x</w:t>
+            </w:r>
+            <w:r>
+              <w:rPr>
+                <w:rFonts w:hint="eastAsia" w:cs="宋体"/>
+                <w:b w:val="0"/>
+                <w:i w:val="0"/>
+                <w:strike w:val="0"/>
+                <w:color w:val="000000"/>
+                <w:spacing w:val="0"/>
+                <w:kern w:val="2"/>
+                <w:sz w:val="22"/>
+                <w:u w:val="none"/>
+                <w:lang w:eastAsia="zh-CN"/>
+              </w:rPr>
+              <w:t>XXXXXXX</w:t>
+            </w:r>
+            <w:r>
+              <w:rPr>
+                <w:rFonts w:hint="eastAsia" w:ascii="Times New Roman" w:hAnsi="Times New Roman" w:eastAsia="宋体" w:cs="宋体"/>
+                <w:b w:val="0"/>
+                <w:i w:val="0"/>
+                <w:strike w:val="0"/>
+                <w:color w:val="000000"/>
+                <w:spacing w:val="0"/>
+                <w:kern w:val="2"/>
+                <w:sz w:val="22"/>
+                <w:u w:val="none"/>
+              </w:rPr>
+              <w:t>X</w:t>
             </w:r>
           </w:p>
         </w:tc>
@@ -2050,7 +2086,6 @@
             <w:insideH w:val="single" w:color="auto" w:sz="4" w:space="0"/>
             <w:insideV w:val="single" w:color="auto" w:sz="4" w:space="0"/>
           </w:tblBorders>
-          <w:shd w:val="clear" w:color="auto" w:fill="auto"/>
           <w:tblCellMar>
             <w:left w:w="108" w:type="dxa"/>
             <w:right w:w="108" w:type="dxa"/>
@@ -2508,7 +2543,6 @@
             <w:insideH w:val="single" w:color="auto" w:sz="4" w:space="0"/>
             <w:insideV w:val="single" w:color="auto" w:sz="4" w:space="0"/>
           </w:tblBorders>
-          <w:shd w:val="clear" w:color="auto" w:fill="auto"/>
           <w:tblCellMar>
             <w:left w:w="108" w:type="dxa"/>
             <w:right w:w="108" w:type="dxa"/>
@@ -2848,7 +2882,6 @@
             <w:insideH w:val="single" w:color="auto" w:sz="4" w:space="0"/>
             <w:insideV w:val="single" w:color="auto" w:sz="4" w:space="0"/>
           </w:tblBorders>
-          <w:shd w:val="clear" w:color="auto" w:fill="auto"/>
           <w:tblCellMar>
             <w:left w:w="108" w:type="dxa"/>
             <w:right w:w="108" w:type="dxa"/>
@@ -3451,6 +3484,8 @@
         </w:rPr>
         <w:t>数据类型</w:t>
       </w:r>
+      <w:bookmarkStart w:id="0" w:name="_GoBack"/>
+      <w:bookmarkEnd w:id="0"/>
     </w:p>
     <w:tbl>
       <w:tblPr>
@@ -3475,9 +3510,9 @@
       </w:tblPr>
       <w:tblGrid>
         <w:gridCol w:w="1174"/>
-        <w:gridCol w:w="2846"/>
-        <w:gridCol w:w="3129"/>
-        <w:gridCol w:w="1177"/>
+        <w:gridCol w:w="2114"/>
+        <w:gridCol w:w="1750"/>
+        <w:gridCol w:w="3288"/>
       </w:tblGrid>
       <w:tr>
         <w:tblPrEx>
@@ -3655,7 +3690,7 @@
         </w:tc>
         <w:tc>
           <w:tcPr>
-            <w:tcW w:w="0" w:type="auto"/>
+            <w:tcW w:w="2114" w:type="dxa"/>
             <w:tcBorders>
               <w:top w:val="single" w:color="7030A0" w:sz="6" w:space="0"/>
               <w:left w:val="single" w:color="C7A2E3" w:sz="6" w:space="0"/>
@@ -3719,7 +3754,7 @@
         </w:tc>
         <w:tc>
           <w:tcPr>
-            <w:tcW w:w="0" w:type="auto"/>
+            <w:tcW w:w="1750" w:type="dxa"/>
             <w:tcBorders>
               <w:top w:val="single" w:color="7030A0" w:sz="6" w:space="0"/>
               <w:left w:val="single" w:color="C7A2E3" w:sz="6" w:space="0"/>
@@ -3783,7 +3818,7 @@
         </w:tc>
         <w:tc>
           <w:tcPr>
-            <w:tcW w:w="1177" w:type="dxa"/>
+            <w:tcW w:w="3288" w:type="dxa"/>
             <w:tcBorders>
               <w:top w:val="single" w:color="7030A0" w:sz="6" w:space="0"/>
               <w:left w:val="single" w:color="C7A2E3" w:sz="6" w:space="0"/>
@@ -3914,7 +3949,6 @@
                 <w:lang w:eastAsia="zh-CN"/>
               </w:rPr>
             </w:pPr>
-            <w:bookmarkStart w:id="0" w:name="_GoBack" w:colFirst="3" w:colLast="3"/>
             <w:r>
               <w:rPr>
                 <w:rFonts w:hint="eastAsia" w:ascii="Times New Roman" w:hAnsi="Times New Roman" w:eastAsia="宋体" w:cs="宋体"/>
@@ -3934,7 +3968,7 @@
         </w:tc>
         <w:tc>
           <w:tcPr>
-            <w:tcW w:w="0" w:type="auto"/>
+            <w:tcW w:w="2114" w:type="dxa"/>
             <w:tcBorders>
               <w:top w:val="single" w:color="C7A2E3" w:sz="6" w:space="0"/>
               <w:left w:val="single" w:color="C7A2E3" w:sz="6" w:space="0"/>
@@ -3998,7 +4032,7 @@
         </w:tc>
         <w:tc>
           <w:tcPr>
-            <w:tcW w:w="0" w:type="auto"/>
+            <w:tcW w:w="1750" w:type="dxa"/>
             <w:tcBorders>
               <w:top w:val="single" w:color="C7A2E3" w:sz="6" w:space="0"/>
               <w:left w:val="single" w:color="C7A2E3" w:sz="6" w:space="0"/>
@@ -4031,7 +4065,7 @@
               <w:snapToGrid w:val="0"/>
               <w:spacing w:before="0" w:after="0" w:line="240" w:lineRule="auto"/>
               <w:ind w:left="0" w:leftChars="0" w:right="0" w:rightChars="0" w:firstLine="0" w:firstLineChars="0"/>
-              <w:jc w:val="left"/>
+              <w:jc w:val="center"/>
               <w:textAlignment w:val="auto"/>
               <w:rPr>
                 <w:rFonts w:ascii="Times New Roman" w:hAnsi="minorHAnsi" w:eastAsia="宋体" w:cs="Times New Roman"/>
@@ -4045,24 +4079,69 @@
             </w:pPr>
             <w:r>
               <w:rPr>
-                <w:rFonts w:hint="eastAsia" w:ascii="Times New Roman" w:hAnsi="Times New Roman" w:eastAsia="宋体" w:cs="宋体"/>
-                <w:b w:val="0"/>
-                <w:i w:val="0"/>
-                <w:strike w:val="0"/>
-                <w:color w:val="000000"/>
-                <w:spacing w:val="0"/>
-                <w:kern w:val="2"/>
-                <w:sz w:val="22"/>
-                <w:u w:val="none"/>
-                <w:lang/>
-              </w:rPr>
-              <w:t>OxC0xx00FF</w:t>
-            </w:r>
-          </w:p>
-        </w:tc>
-        <w:tc>
-          <w:tcPr>
-            <w:tcW w:w="1177" w:type="dxa"/>
+                <w:rFonts w:hint="eastAsia" w:cs="宋体"/>
+                <w:b w:val="0"/>
+                <w:i w:val="0"/>
+                <w:strike w:val="0"/>
+                <w:color w:val="000000"/>
+                <w:spacing w:val="0"/>
+                <w:kern w:val="2"/>
+                <w:sz w:val="22"/>
+                <w:u w:val="none"/>
+                <w:lang w:eastAsia="zh-CN"/>
+              </w:rPr>
+              <w:t>0x</w:t>
+            </w:r>
+            <w:r>
+              <w:rPr>
+                <w:rFonts w:hint="eastAsia" w:ascii="Times New Roman" w:hAnsi="Times New Roman" w:eastAsia="宋体" w:cs="宋体"/>
+                <w:b w:val="0"/>
+                <w:i w:val="0"/>
+                <w:strike w:val="0"/>
+                <w:color w:val="000000"/>
+                <w:spacing w:val="0"/>
+                <w:kern w:val="2"/>
+                <w:sz w:val="22"/>
+                <w:u w:val="none"/>
+                <w:lang/>
+              </w:rPr>
+              <w:t>C0</w:t>
+            </w:r>
+            <w:r>
+              <w:rPr>
+                <w:rFonts w:hint="eastAsia" w:cs="宋体"/>
+                <w:b w:val="0"/>
+                <w:i w:val="0"/>
+                <w:strike w:val="0"/>
+                <w:color w:val="000000"/>
+                <w:spacing w:val="0"/>
+                <w:kern w:val="2"/>
+                <w:sz w:val="22"/>
+                <w:u w:val="none"/>
+                <w:lang w:eastAsia="zh-CN"/>
+              </w:rPr>
+              <w:t>XX</w:t>
+            </w:r>
+            <w:r>
+              <w:rPr>
+                <w:rFonts w:hint="eastAsia" w:ascii="Times New Roman" w:hAnsi="Times New Roman" w:eastAsia="宋体" w:cs="宋体"/>
+                <w:b w:val="0"/>
+                <w:i w:val="0"/>
+                <w:strike w:val="0"/>
+                <w:color w:val="000000"/>
+                <w:spacing w:val="0"/>
+                <w:kern w:val="2"/>
+                <w:sz w:val="22"/>
+                <w:u w:val="none"/>
+                <w:lang/>
+              </w:rPr>
+              <w:t>00FF</w:t>
+            </w:r>
+          </w:p>
+        </w:tc>
+        <w:tc>
+          <w:tcPr>
+            <w:tcW w:w="3288" w:type="dxa"/>
             <w:tcBorders>
               <w:top w:val="single" w:color="C7A2E3" w:sz="6" w:space="0"/>
               <w:left w:val="single" w:color="C7A2E3" w:sz="6" w:space="0"/>
@@ -4197,7 +4276,7 @@
         </w:tc>
         <w:tc>
           <w:tcPr>
-            <w:tcW w:w="0" w:type="auto"/>
+            <w:tcW w:w="2114" w:type="dxa"/>
             <w:tcBorders>
               <w:top w:val="single" w:color="C7A2E3" w:sz="6" w:space="0"/>
               <w:left w:val="single" w:color="C7A2E3" w:sz="6" w:space="0"/>
@@ -4261,7 +4340,7 @@
         </w:tc>
         <w:tc>
           <w:tcPr>
-            <w:tcW w:w="0" w:type="auto"/>
+            <w:tcW w:w="1750" w:type="dxa"/>
             <w:tcBorders>
               <w:top w:val="single" w:color="C7A2E3" w:sz="6" w:space="0"/>
               <w:left w:val="single" w:color="C7A2E3" w:sz="6" w:space="0"/>
@@ -4294,7 +4373,7 @@
               <w:snapToGrid w:val="0"/>
               <w:spacing w:before="0" w:after="0" w:line="240" w:lineRule="auto"/>
               <w:ind w:left="0" w:leftChars="0" w:right="0" w:rightChars="0" w:firstLine="0" w:firstLineChars="0"/>
-              <w:jc w:val="left"/>
+              <w:jc w:val="center"/>
               <w:textAlignment w:val="auto"/>
               <w:rPr>
                 <w:rFonts w:ascii="Times New Roman" w:hAnsi="minorHAnsi" w:eastAsia="宋体" w:cs="Times New Roman"/>
@@ -4308,24 +4387,69 @@
             </w:pPr>
             <w:r>
               <w:rPr>
-                <w:rFonts w:hint="eastAsia" w:ascii="Times New Roman" w:hAnsi="Times New Roman" w:eastAsia="宋体" w:cs="宋体"/>
-                <w:b w:val="0"/>
-                <w:i w:val="0"/>
-                <w:strike w:val="0"/>
-                <w:color w:val="000000"/>
-                <w:spacing w:val="0"/>
-                <w:kern w:val="2"/>
-                <w:sz w:val="22"/>
-                <w:u w:val="none"/>
-                <w:lang/>
-              </w:rPr>
-              <w:t>OxC1xx00FF</w:t>
-            </w:r>
-          </w:p>
-        </w:tc>
-        <w:tc>
-          <w:tcPr>
-            <w:tcW w:w="1177" w:type="dxa"/>
+                <w:rFonts w:hint="eastAsia" w:cs="宋体"/>
+                <w:b w:val="0"/>
+                <w:i w:val="0"/>
+                <w:strike w:val="0"/>
+                <w:color w:val="000000"/>
+                <w:spacing w:val="0"/>
+                <w:kern w:val="2"/>
+                <w:sz w:val="22"/>
+                <w:u w:val="none"/>
+                <w:lang w:eastAsia="zh-CN"/>
+              </w:rPr>
+              <w:t>0x</w:t>
+            </w:r>
+            <w:r>
+              <w:rPr>
+                <w:rFonts w:hint="eastAsia" w:ascii="Times New Roman" w:hAnsi="Times New Roman" w:eastAsia="宋体" w:cs="宋体"/>
+                <w:b w:val="0"/>
+                <w:i w:val="0"/>
+                <w:strike w:val="0"/>
+                <w:color w:val="000000"/>
+                <w:spacing w:val="0"/>
+                <w:kern w:val="2"/>
+                <w:sz w:val="22"/>
+                <w:u w:val="none"/>
+                <w:lang/>
+              </w:rPr>
+              <w:t>C1</w:t>
+            </w:r>
+            <w:r>
+              <w:rPr>
+                <w:rFonts w:hint="eastAsia" w:cs="宋体"/>
+                <w:b w:val="0"/>
+                <w:i w:val="0"/>
+                <w:strike w:val="0"/>
+                <w:color w:val="000000"/>
+                <w:spacing w:val="0"/>
+                <w:kern w:val="2"/>
+                <w:sz w:val="22"/>
+                <w:u w:val="none"/>
+                <w:lang w:eastAsia="zh-CN"/>
+              </w:rPr>
+              <w:t>XX</w:t>
+            </w:r>
+            <w:r>
+              <w:rPr>
+                <w:rFonts w:hint="eastAsia" w:ascii="Times New Roman" w:hAnsi="Times New Roman" w:eastAsia="宋体" w:cs="宋体"/>
+                <w:b w:val="0"/>
+                <w:i w:val="0"/>
+                <w:strike w:val="0"/>
+                <w:color w:val="000000"/>
+                <w:spacing w:val="0"/>
+                <w:kern w:val="2"/>
+                <w:sz w:val="22"/>
+                <w:u w:val="none"/>
+                <w:lang/>
+              </w:rPr>
+              <w:t>00FF</w:t>
+            </w:r>
+          </w:p>
+        </w:tc>
+        <w:tc>
+          <w:tcPr>
+            <w:tcW w:w="3288" w:type="dxa"/>
             <w:tcBorders>
               <w:top w:val="single" w:color="C7A2E3" w:sz="6" w:space="0"/>
               <w:left w:val="single" w:color="C7A2E3" w:sz="6" w:space="0"/>
@@ -4460,7 +4584,7 @@
         </w:tc>
         <w:tc>
           <w:tcPr>
-            <w:tcW w:w="0" w:type="auto"/>
+            <w:tcW w:w="2114" w:type="dxa"/>
             <w:tcBorders>
               <w:top w:val="single" w:color="C7A2E3" w:sz="6" w:space="0"/>
               <w:left w:val="single" w:color="C7A2E3" w:sz="6" w:space="0"/>
@@ -4524,7 +4648,7 @@
         </w:tc>
         <w:tc>
           <w:tcPr>
-            <w:tcW w:w="0" w:type="auto"/>
+            <w:tcW w:w="1750" w:type="dxa"/>
             <w:tcBorders>
               <w:top w:val="single" w:color="C7A2E3" w:sz="6" w:space="0"/>
               <w:left w:val="single" w:color="C7A2E3" w:sz="6" w:space="0"/>
@@ -4557,7 +4681,7 @@
               <w:snapToGrid w:val="0"/>
               <w:spacing w:before="0" w:after="0" w:line="240" w:lineRule="auto"/>
               <w:ind w:left="0" w:leftChars="0" w:right="0" w:rightChars="0" w:firstLine="0" w:firstLineChars="0"/>
-              <w:jc w:val="left"/>
+              <w:jc w:val="center"/>
               <w:textAlignment w:val="auto"/>
               <w:rPr>
                 <w:rFonts w:ascii="Times New Roman" w:hAnsi="minorHAnsi" w:eastAsia="宋体" w:cs="Times New Roman"/>
@@ -4571,24 +4695,69 @@
             </w:pPr>
             <w:r>
               <w:rPr>
-                <w:rFonts w:hint="eastAsia" w:ascii="Times New Roman" w:hAnsi="Times New Roman" w:eastAsia="宋体" w:cs="宋体"/>
-                <w:b w:val="0"/>
-                <w:i w:val="0"/>
-                <w:strike w:val="0"/>
-                <w:color w:val="000000"/>
-                <w:spacing w:val="0"/>
-                <w:kern w:val="2"/>
-                <w:sz w:val="22"/>
-                <w:u w:val="none"/>
-                <w:lang/>
-              </w:rPr>
-              <w:t>OxC2xx00FF</w:t>
-            </w:r>
-          </w:p>
-        </w:tc>
-        <w:tc>
-          <w:tcPr>
-            <w:tcW w:w="1177" w:type="dxa"/>
+                <w:rFonts w:hint="eastAsia" w:cs="宋体"/>
+                <w:b w:val="0"/>
+                <w:i w:val="0"/>
+                <w:strike w:val="0"/>
+                <w:color w:val="000000"/>
+                <w:spacing w:val="0"/>
+                <w:kern w:val="2"/>
+                <w:sz w:val="22"/>
+                <w:u w:val="none"/>
+                <w:lang w:eastAsia="zh-CN"/>
+              </w:rPr>
+              <w:t>0x</w:t>
+            </w:r>
+            <w:r>
+              <w:rPr>
+                <w:rFonts w:hint="eastAsia" w:ascii="Times New Roman" w:hAnsi="Times New Roman" w:eastAsia="宋体" w:cs="宋体"/>
+                <w:b w:val="0"/>
+                <w:i w:val="0"/>
+                <w:strike w:val="0"/>
+                <w:color w:val="000000"/>
+                <w:spacing w:val="0"/>
+                <w:kern w:val="2"/>
+                <w:sz w:val="22"/>
+                <w:u w:val="none"/>
+                <w:lang/>
+              </w:rPr>
+              <w:t>C2</w:t>
+            </w:r>
+            <w:r>
+              <w:rPr>
+                <w:rFonts w:hint="eastAsia" w:cs="宋体"/>
+                <w:b w:val="0"/>
+                <w:i w:val="0"/>
+                <w:strike w:val="0"/>
+                <w:color w:val="000000"/>
+                <w:spacing w:val="0"/>
+                <w:kern w:val="2"/>
+                <w:sz w:val="22"/>
+                <w:u w:val="none"/>
+                <w:lang w:eastAsia="zh-CN"/>
+              </w:rPr>
+              <w:t>XX</w:t>
+            </w:r>
+            <w:r>
+              <w:rPr>
+                <w:rFonts w:hint="eastAsia" w:ascii="Times New Roman" w:hAnsi="Times New Roman" w:eastAsia="宋体" w:cs="宋体"/>
+                <w:b w:val="0"/>
+                <w:i w:val="0"/>
+                <w:strike w:val="0"/>
+                <w:color w:val="000000"/>
+                <w:spacing w:val="0"/>
+                <w:kern w:val="2"/>
+                <w:sz w:val="22"/>
+                <w:u w:val="none"/>
+                <w:lang/>
+              </w:rPr>
+              <w:t>00FF</w:t>
+            </w:r>
+          </w:p>
+        </w:tc>
+        <w:tc>
+          <w:tcPr>
+            <w:tcW w:w="3288" w:type="dxa"/>
             <w:tcBorders>
               <w:top w:val="single" w:color="C7A2E3" w:sz="6" w:space="0"/>
               <w:left w:val="single" w:color="C7A2E3" w:sz="6" w:space="0"/>
@@ -4723,7 +4892,7 @@
         </w:tc>
         <w:tc>
           <w:tcPr>
-            <w:tcW w:w="0" w:type="auto"/>
+            <w:tcW w:w="2114" w:type="dxa"/>
             <w:tcBorders>
               <w:top w:val="single" w:color="C7A2E3" w:sz="6" w:space="0"/>
               <w:left w:val="single" w:color="C7A2E3" w:sz="6" w:space="0"/>
@@ -4787,7 +4956,7 @@
         </w:tc>
         <w:tc>
           <w:tcPr>
-            <w:tcW w:w="0" w:type="auto"/>
+            <w:tcW w:w="1750" w:type="dxa"/>
             <w:tcBorders>
               <w:top w:val="single" w:color="C7A2E3" w:sz="6" w:space="0"/>
               <w:left w:val="single" w:color="C7A2E3" w:sz="6" w:space="0"/>
@@ -4820,7 +4989,7 @@
               <w:snapToGrid w:val="0"/>
               <w:spacing w:before="0" w:after="0" w:line="240" w:lineRule="auto"/>
               <w:ind w:left="0" w:leftChars="0" w:right="0" w:rightChars="0" w:firstLine="0" w:firstLineChars="0"/>
-              <w:jc w:val="left"/>
+              <w:jc w:val="center"/>
               <w:textAlignment w:val="auto"/>
               <w:rPr>
                 <w:rFonts w:ascii="Times New Roman" w:hAnsi="minorHAnsi" w:eastAsia="宋体" w:cs="Times New Roman"/>
@@ -4834,24 +5003,69 @@
             </w:pPr>
             <w:r>
               <w:rPr>
-                <w:rFonts w:hint="eastAsia" w:ascii="Times New Roman" w:hAnsi="Times New Roman" w:eastAsia="宋体" w:cs="宋体"/>
-                <w:b w:val="0"/>
-                <w:i w:val="0"/>
-                <w:strike w:val="0"/>
-                <w:color w:val="000000"/>
-                <w:spacing w:val="0"/>
-                <w:kern w:val="2"/>
-                <w:sz w:val="22"/>
-                <w:u w:val="none"/>
-                <w:lang/>
-              </w:rPr>
-              <w:t>OxC3xx00FF</w:t>
-            </w:r>
-          </w:p>
-        </w:tc>
-        <w:tc>
-          <w:tcPr>
-            <w:tcW w:w="1177" w:type="dxa"/>
+                <w:rFonts w:hint="eastAsia" w:cs="宋体"/>
+                <w:b w:val="0"/>
+                <w:i w:val="0"/>
+                <w:strike w:val="0"/>
+                <w:color w:val="000000"/>
+                <w:spacing w:val="0"/>
+                <w:kern w:val="2"/>
+                <w:sz w:val="22"/>
+                <w:u w:val="none"/>
+                <w:lang w:eastAsia="zh-CN"/>
+              </w:rPr>
+              <w:t>0x</w:t>
+            </w:r>
+            <w:r>
+              <w:rPr>
+                <w:rFonts w:hint="eastAsia" w:ascii="Times New Roman" w:hAnsi="Times New Roman" w:eastAsia="宋体" w:cs="宋体"/>
+                <w:b w:val="0"/>
+                <w:i w:val="0"/>
+                <w:strike w:val="0"/>
+                <w:color w:val="000000"/>
+                <w:spacing w:val="0"/>
+                <w:kern w:val="2"/>
+                <w:sz w:val="22"/>
+                <w:u w:val="none"/>
+                <w:lang/>
+              </w:rPr>
+              <w:t>C3</w:t>
+            </w:r>
+            <w:r>
+              <w:rPr>
+                <w:rFonts w:hint="eastAsia" w:cs="宋体"/>
+                <w:b w:val="0"/>
+                <w:i w:val="0"/>
+                <w:strike w:val="0"/>
+                <w:color w:val="000000"/>
+                <w:spacing w:val="0"/>
+                <w:kern w:val="2"/>
+                <w:sz w:val="22"/>
+                <w:u w:val="none"/>
+                <w:lang w:eastAsia="zh-CN"/>
+              </w:rPr>
+              <w:t>XX</w:t>
+            </w:r>
+            <w:r>
+              <w:rPr>
+                <w:rFonts w:hint="eastAsia" w:ascii="Times New Roman" w:hAnsi="Times New Roman" w:eastAsia="宋体" w:cs="宋体"/>
+                <w:b w:val="0"/>
+                <w:i w:val="0"/>
+                <w:strike w:val="0"/>
+                <w:color w:val="000000"/>
+                <w:spacing w:val="0"/>
+                <w:kern w:val="2"/>
+                <w:sz w:val="22"/>
+                <w:u w:val="none"/>
+                <w:lang/>
+              </w:rPr>
+              <w:t>00FF</w:t>
+            </w:r>
+          </w:p>
+        </w:tc>
+        <w:tc>
+          <w:tcPr>
+            <w:tcW w:w="3288" w:type="dxa"/>
             <w:tcBorders>
               <w:top w:val="single" w:color="C7A2E3" w:sz="6" w:space="0"/>
               <w:left w:val="single" w:color="C7A2E3" w:sz="6" w:space="0"/>
@@ -4986,7 +5200,7 @@
         </w:tc>
         <w:tc>
           <w:tcPr>
-            <w:tcW w:w="0" w:type="auto"/>
+            <w:tcW w:w="2114" w:type="dxa"/>
             <w:tcBorders>
               <w:top w:val="single" w:color="C7A2E3" w:sz="6" w:space="0"/>
               <w:left w:val="single" w:color="C7A2E3" w:sz="6" w:space="0"/>
@@ -5050,7 +5264,7 @@
         </w:tc>
         <w:tc>
           <w:tcPr>
-            <w:tcW w:w="0" w:type="auto"/>
+            <w:tcW w:w="1750" w:type="dxa"/>
             <w:tcBorders>
               <w:top w:val="single" w:color="C7A2E3" w:sz="6" w:space="0"/>
               <w:left w:val="single" w:color="C7A2E3" w:sz="6" w:space="0"/>
@@ -5083,7 +5297,7 @@
               <w:snapToGrid w:val="0"/>
               <w:spacing w:before="0" w:after="0" w:line="240" w:lineRule="auto"/>
               <w:ind w:left="0" w:leftChars="0" w:right="0" w:rightChars="0" w:firstLine="0" w:firstLineChars="0"/>
-              <w:jc w:val="left"/>
+              <w:jc w:val="center"/>
               <w:textAlignment w:val="auto"/>
               <w:rPr>
                 <w:rFonts w:ascii="Times New Roman" w:hAnsi="minorHAnsi" w:eastAsia="宋体" w:cs="Times New Roman"/>
@@ -5097,24 +5311,69 @@
             </w:pPr>
             <w:r>
               <w:rPr>
-                <w:rFonts w:hint="eastAsia" w:ascii="Times New Roman" w:hAnsi="Times New Roman" w:eastAsia="宋体" w:cs="宋体"/>
-                <w:b w:val="0"/>
-                <w:i w:val="0"/>
-                <w:strike w:val="0"/>
-                <w:color w:val="000000"/>
-                <w:spacing w:val="0"/>
-                <w:kern w:val="2"/>
-                <w:sz w:val="22"/>
-                <w:u w:val="none"/>
-                <w:lang/>
-              </w:rPr>
-              <w:t>OxC4xx00FF</w:t>
-            </w:r>
-          </w:p>
-        </w:tc>
-        <w:tc>
-          <w:tcPr>
-            <w:tcW w:w="1177" w:type="dxa"/>
+                <w:rFonts w:hint="eastAsia" w:cs="宋体"/>
+                <w:b w:val="0"/>
+                <w:i w:val="0"/>
+                <w:strike w:val="0"/>
+                <w:color w:val="000000"/>
+                <w:spacing w:val="0"/>
+                <w:kern w:val="2"/>
+                <w:sz w:val="22"/>
+                <w:u w:val="none"/>
+                <w:lang w:eastAsia="zh-CN"/>
+              </w:rPr>
+              <w:t>0x</w:t>
+            </w:r>
+            <w:r>
+              <w:rPr>
+                <w:rFonts w:hint="eastAsia" w:ascii="Times New Roman" w:hAnsi="Times New Roman" w:eastAsia="宋体" w:cs="宋体"/>
+                <w:b w:val="0"/>
+                <w:i w:val="0"/>
+                <w:strike w:val="0"/>
+                <w:color w:val="000000"/>
+                <w:spacing w:val="0"/>
+                <w:kern w:val="2"/>
+                <w:sz w:val="22"/>
+                <w:u w:val="none"/>
+                <w:lang/>
+              </w:rPr>
+              <w:t>C4</w:t>
+            </w:r>
+            <w:r>
+              <w:rPr>
+                <w:rFonts w:hint="eastAsia" w:cs="宋体"/>
+                <w:b w:val="0"/>
+                <w:i w:val="0"/>
+                <w:strike w:val="0"/>
+                <w:color w:val="000000"/>
+                <w:spacing w:val="0"/>
+                <w:kern w:val="2"/>
+                <w:sz w:val="22"/>
+                <w:u w:val="none"/>
+                <w:lang w:eastAsia="zh-CN"/>
+              </w:rPr>
+              <w:t>XX</w:t>
+            </w:r>
+            <w:r>
+              <w:rPr>
+                <w:rFonts w:hint="eastAsia" w:ascii="Times New Roman" w:hAnsi="Times New Roman" w:eastAsia="宋体" w:cs="宋体"/>
+                <w:b w:val="0"/>
+                <w:i w:val="0"/>
+                <w:strike w:val="0"/>
+                <w:color w:val="000000"/>
+                <w:spacing w:val="0"/>
+                <w:kern w:val="2"/>
+                <w:sz w:val="22"/>
+                <w:u w:val="none"/>
+                <w:lang/>
+              </w:rPr>
+              <w:t>00FF</w:t>
+            </w:r>
+          </w:p>
+        </w:tc>
+        <w:tc>
+          <w:tcPr>
+            <w:tcW w:w="3288" w:type="dxa"/>
             <w:tcBorders>
               <w:top w:val="single" w:color="C7A2E3" w:sz="6" w:space="0"/>
               <w:left w:val="single" w:color="C7A2E3" w:sz="6" w:space="0"/>
@@ -5249,7 +5508,7 @@
         </w:tc>
         <w:tc>
           <w:tcPr>
-            <w:tcW w:w="0" w:type="auto"/>
+            <w:tcW w:w="2114" w:type="dxa"/>
             <w:tcBorders>
               <w:top w:val="single" w:color="C7A2E3" w:sz="6" w:space="0"/>
               <w:left w:val="single" w:color="C7A2E3" w:sz="6" w:space="0"/>
@@ -5313,7 +5572,7 @@
         </w:tc>
         <w:tc>
           <w:tcPr>
-            <w:tcW w:w="0" w:type="auto"/>
+            <w:tcW w:w="1750" w:type="dxa"/>
             <w:tcBorders>
               <w:top w:val="single" w:color="C7A2E3" w:sz="6" w:space="0"/>
               <w:left w:val="single" w:color="C7A2E3" w:sz="6" w:space="0"/>
@@ -5346,7 +5605,7 @@
               <w:snapToGrid w:val="0"/>
               <w:spacing w:before="0" w:after="0" w:line="240" w:lineRule="auto"/>
               <w:ind w:left="0" w:leftChars="0" w:right="0" w:rightChars="0" w:firstLine="0" w:firstLineChars="0"/>
-              <w:jc w:val="left"/>
+              <w:jc w:val="center"/>
               <w:textAlignment w:val="auto"/>
               <w:rPr>
                 <w:rFonts w:ascii="Times New Roman" w:hAnsi="minorHAnsi" w:eastAsia="宋体" w:cs="Times New Roman"/>
@@ -5360,24 +5619,69 @@
             </w:pPr>
             <w:r>
               <w:rPr>
-                <w:rFonts w:hint="eastAsia" w:ascii="Times New Roman" w:hAnsi="Times New Roman" w:eastAsia="宋体" w:cs="宋体"/>
-                <w:b w:val="0"/>
-                <w:i w:val="0"/>
-                <w:strike w:val="0"/>
-                <w:color w:val="000000"/>
-                <w:spacing w:val="0"/>
-                <w:kern w:val="2"/>
-                <w:sz w:val="22"/>
-                <w:u w:val="none"/>
-                <w:lang/>
-              </w:rPr>
-              <w:t>OxC5xx00FF</w:t>
-            </w:r>
-          </w:p>
-        </w:tc>
-        <w:tc>
-          <w:tcPr>
-            <w:tcW w:w="1177" w:type="dxa"/>
+                <w:rFonts w:hint="eastAsia" w:cs="宋体"/>
+                <w:b w:val="0"/>
+                <w:i w:val="0"/>
+                <w:strike w:val="0"/>
+                <w:color w:val="000000"/>
+                <w:spacing w:val="0"/>
+                <w:kern w:val="2"/>
+                <w:sz w:val="22"/>
+                <w:u w:val="none"/>
+                <w:lang w:eastAsia="zh-CN"/>
+              </w:rPr>
+              <w:t>0x</w:t>
+            </w:r>
+            <w:r>
+              <w:rPr>
+                <w:rFonts w:hint="eastAsia" w:ascii="Times New Roman" w:hAnsi="Times New Roman" w:eastAsia="宋体" w:cs="宋体"/>
+                <w:b w:val="0"/>
+                <w:i w:val="0"/>
+                <w:strike w:val="0"/>
+                <w:color w:val="000000"/>
+                <w:spacing w:val="0"/>
+                <w:kern w:val="2"/>
+                <w:sz w:val="22"/>
+                <w:u w:val="none"/>
+                <w:lang/>
+              </w:rPr>
+              <w:t>C5</w:t>
+            </w:r>
+            <w:r>
+              <w:rPr>
+                <w:rFonts w:hint="eastAsia" w:cs="宋体"/>
+                <w:b w:val="0"/>
+                <w:i w:val="0"/>
+                <w:strike w:val="0"/>
+                <w:color w:val="000000"/>
+                <w:spacing w:val="0"/>
+                <w:kern w:val="2"/>
+                <w:sz w:val="22"/>
+                <w:u w:val="none"/>
+                <w:lang w:eastAsia="zh-CN"/>
+              </w:rPr>
+              <w:t>XX</w:t>
+            </w:r>
+            <w:r>
+              <w:rPr>
+                <w:rFonts w:hint="eastAsia" w:ascii="Times New Roman" w:hAnsi="Times New Roman" w:eastAsia="宋体" w:cs="宋体"/>
+                <w:b w:val="0"/>
+                <w:i w:val="0"/>
+                <w:strike w:val="0"/>
+                <w:color w:val="000000"/>
+                <w:spacing w:val="0"/>
+                <w:kern w:val="2"/>
+                <w:sz w:val="22"/>
+                <w:u w:val="none"/>
+                <w:lang/>
+              </w:rPr>
+              <w:t>00FF</w:t>
+            </w:r>
+          </w:p>
+        </w:tc>
+        <w:tc>
+          <w:tcPr>
+            <w:tcW w:w="3288" w:type="dxa"/>
             <w:tcBorders>
               <w:top w:val="single" w:color="C7A2E3" w:sz="6" w:space="0"/>
               <w:left w:val="single" w:color="C7A2E3" w:sz="6" w:space="0"/>
@@ -5512,7 +5816,7 @@
         </w:tc>
         <w:tc>
           <w:tcPr>
-            <w:tcW w:w="0" w:type="auto"/>
+            <w:tcW w:w="2114" w:type="dxa"/>
             <w:tcBorders>
               <w:top w:val="single" w:color="C7A2E3" w:sz="6" w:space="0"/>
               <w:left w:val="single" w:color="C7A2E3" w:sz="6" w:space="0"/>
@@ -5576,7 +5880,7 @@
         </w:tc>
         <w:tc>
           <w:tcPr>
-            <w:tcW w:w="0" w:type="auto"/>
+            <w:tcW w:w="1750" w:type="dxa"/>
             <w:tcBorders>
               <w:top w:val="single" w:color="C7A2E3" w:sz="6" w:space="0"/>
               <w:left w:val="single" w:color="C7A2E3" w:sz="6" w:space="0"/>
@@ -5609,7 +5913,7 @@
               <w:snapToGrid w:val="0"/>
               <w:spacing w:before="0" w:after="0" w:line="240" w:lineRule="auto"/>
               <w:ind w:left="0" w:leftChars="0" w:right="0" w:rightChars="0" w:firstLine="0" w:firstLineChars="0"/>
-              <w:jc w:val="left"/>
+              <w:jc w:val="center"/>
               <w:textAlignment w:val="auto"/>
               <w:rPr>
                 <w:rFonts w:ascii="Times New Roman" w:hAnsi="minorHAnsi" w:eastAsia="宋体" w:cs="Times New Roman"/>
@@ -5634,13 +5938,43 @@
                 <w:u w:val="none"/>
                 <w:lang/>
               </w:rPr>
-              <w:t>0xD0xx00FF</w:t>
-            </w:r>
-          </w:p>
-        </w:tc>
-        <w:tc>
-          <w:tcPr>
-            <w:tcW w:w="1177" w:type="dxa"/>
+              <w:t>0xD0</w:t>
+            </w:r>
+            <w:r>
+              <w:rPr>
+                <w:rFonts w:hint="eastAsia" w:cs="宋体"/>
+                <w:b w:val="0"/>
+                <w:i w:val="0"/>
+                <w:strike w:val="0"/>
+                <w:color w:val="000000"/>
+                <w:spacing w:val="0"/>
+                <w:kern w:val="2"/>
+                <w:sz w:val="22"/>
+                <w:u w:val="none"/>
+                <w:lang w:eastAsia="zh-CN"/>
+              </w:rPr>
+              <w:t>XX</w:t>
+            </w:r>
+            <w:r>
+              <w:rPr>
+                <w:rFonts w:hint="eastAsia" w:ascii="Times New Roman" w:hAnsi="Times New Roman" w:eastAsia="宋体" w:cs="宋体"/>
+                <w:b w:val="0"/>
+                <w:i w:val="0"/>
+                <w:strike w:val="0"/>
+                <w:color w:val="000000"/>
+                <w:spacing w:val="0"/>
+                <w:kern w:val="2"/>
+                <w:sz w:val="22"/>
+                <w:u w:val="none"/>
+                <w:lang/>
+              </w:rPr>
+              <w:t>00FF</w:t>
+            </w:r>
+          </w:p>
+        </w:tc>
+        <w:tc>
+          <w:tcPr>
+            <w:tcW w:w="3288" w:type="dxa"/>
             <w:tcBorders>
               <w:top w:val="single" w:color="C7A2E3" w:sz="6" w:space="0"/>
               <w:left w:val="single" w:color="C7A2E3" w:sz="6" w:space="0"/>
@@ -5775,7 +6109,7 @@
         </w:tc>
         <w:tc>
           <w:tcPr>
-            <w:tcW w:w="0" w:type="auto"/>
+            <w:tcW w:w="2114" w:type="dxa"/>
             <w:tcBorders>
               <w:top w:val="single" w:color="C7A2E3" w:sz="6" w:space="0"/>
               <w:left w:val="single" w:color="C7A2E3" w:sz="6" w:space="0"/>
@@ -5839,7 +6173,7 @@
         </w:tc>
         <w:tc>
           <w:tcPr>
-            <w:tcW w:w="0" w:type="auto"/>
+            <w:tcW w:w="1750" w:type="dxa"/>
             <w:tcBorders>
               <w:top w:val="single" w:color="C7A2E3" w:sz="6" w:space="0"/>
               <w:left w:val="single" w:color="C7A2E3" w:sz="6" w:space="0"/>
@@ -5872,7 +6206,7 @@
               <w:snapToGrid w:val="0"/>
               <w:spacing w:before="0" w:after="0" w:line="240" w:lineRule="auto"/>
               <w:ind w:left="0" w:leftChars="0" w:right="0" w:rightChars="0" w:firstLine="0" w:firstLineChars="0"/>
-              <w:jc w:val="left"/>
+              <w:jc w:val="center"/>
               <w:textAlignment w:val="auto"/>
               <w:rPr>
                 <w:rFonts w:ascii="Times New Roman" w:hAnsi="minorHAnsi" w:eastAsia="宋体" w:cs="Times New Roman"/>
@@ -5897,13 +6231,43 @@
                 <w:u w:val="none"/>
                 <w:lang/>
               </w:rPr>
-              <w:t>0xF0xx00FF</w:t>
-            </w:r>
-          </w:p>
-        </w:tc>
-        <w:tc>
-          <w:tcPr>
-            <w:tcW w:w="1177" w:type="dxa"/>
+              <w:t>0xF0</w:t>
+            </w:r>
+            <w:r>
+              <w:rPr>
+                <w:rFonts w:hint="eastAsia" w:cs="宋体"/>
+                <w:b w:val="0"/>
+                <w:i w:val="0"/>
+                <w:strike w:val="0"/>
+                <w:color w:val="000000"/>
+                <w:spacing w:val="0"/>
+                <w:kern w:val="2"/>
+                <w:sz w:val="22"/>
+                <w:u w:val="none"/>
+                <w:lang w:eastAsia="zh-CN"/>
+              </w:rPr>
+              <w:t>XX</w:t>
+            </w:r>
+            <w:r>
+              <w:rPr>
+                <w:rFonts w:hint="eastAsia" w:ascii="Times New Roman" w:hAnsi="Times New Roman" w:eastAsia="宋体" w:cs="宋体"/>
+                <w:b w:val="0"/>
+                <w:i w:val="0"/>
+                <w:strike w:val="0"/>
+                <w:color w:val="000000"/>
+                <w:spacing w:val="0"/>
+                <w:kern w:val="2"/>
+                <w:sz w:val="22"/>
+                <w:u w:val="none"/>
+                <w:lang/>
+              </w:rPr>
+              <w:t>00FF</w:t>
+            </w:r>
+          </w:p>
+        </w:tc>
+        <w:tc>
+          <w:tcPr>
+            <w:tcW w:w="3288" w:type="dxa"/>
             <w:tcBorders>
               <w:top w:val="single" w:color="C7A2E3" w:sz="6" w:space="0"/>
               <w:left w:val="single" w:color="C7A2E3" w:sz="6" w:space="0"/>
@@ -6038,7 +6402,7 @@
         </w:tc>
         <w:tc>
           <w:tcPr>
-            <w:tcW w:w="0" w:type="auto"/>
+            <w:tcW w:w="2114" w:type="dxa"/>
             <w:tcBorders>
               <w:top w:val="single" w:color="C7A2E3" w:sz="6" w:space="0"/>
               <w:left w:val="single" w:color="C7A2E3" w:sz="6" w:space="0"/>
@@ -6102,7 +6466,7 @@
         </w:tc>
         <w:tc>
           <w:tcPr>
-            <w:tcW w:w="0" w:type="auto"/>
+            <w:tcW w:w="1750" w:type="dxa"/>
             <w:tcBorders>
               <w:top w:val="single" w:color="C7A2E3" w:sz="6" w:space="0"/>
               <w:left w:val="single" w:color="C7A2E3" w:sz="6" w:space="0"/>
@@ -6135,7 +6499,7 @@
               <w:snapToGrid w:val="0"/>
               <w:spacing w:before="0" w:after="0" w:line="240" w:lineRule="auto"/>
               <w:ind w:left="0" w:leftChars="0" w:right="0" w:rightChars="0" w:firstLine="0" w:firstLineChars="0"/>
-              <w:jc w:val="left"/>
+              <w:jc w:val="center"/>
               <w:textAlignment w:val="auto"/>
               <w:rPr>
                 <w:rFonts w:ascii="Times New Roman" w:hAnsi="minorHAnsi" w:eastAsia="宋体" w:cs="Times New Roman"/>
@@ -6160,13 +6524,43 @@
                 <w:u w:val="none"/>
                 <w:lang/>
               </w:rPr>
-              <w:t>0xF1xx00FF</w:t>
-            </w:r>
-          </w:p>
-        </w:tc>
-        <w:tc>
-          <w:tcPr>
-            <w:tcW w:w="1177" w:type="dxa"/>
+              <w:t>0xF1</w:t>
+            </w:r>
+            <w:r>
+              <w:rPr>
+                <w:rFonts w:hint="eastAsia" w:cs="宋体"/>
+                <w:b w:val="0"/>
+                <w:i w:val="0"/>
+                <w:strike w:val="0"/>
+                <w:color w:val="000000"/>
+                <w:spacing w:val="0"/>
+                <w:kern w:val="2"/>
+                <w:sz w:val="22"/>
+                <w:u w:val="none"/>
+                <w:lang w:eastAsia="zh-CN"/>
+              </w:rPr>
+              <w:t>XX</w:t>
+            </w:r>
+            <w:r>
+              <w:rPr>
+                <w:rFonts w:hint="eastAsia" w:ascii="Times New Roman" w:hAnsi="Times New Roman" w:eastAsia="宋体" w:cs="宋体"/>
+                <w:b w:val="0"/>
+                <w:i w:val="0"/>
+                <w:strike w:val="0"/>
+                <w:color w:val="000000"/>
+                <w:spacing w:val="0"/>
+                <w:kern w:val="2"/>
+                <w:sz w:val="22"/>
+                <w:u w:val="none"/>
+                <w:lang/>
+              </w:rPr>
+              <w:t>00FF</w:t>
+            </w:r>
+          </w:p>
+        </w:tc>
+        <w:tc>
+          <w:tcPr>
+            <w:tcW w:w="3288" w:type="dxa"/>
             <w:tcBorders>
               <w:top w:val="single" w:color="C7A2E3" w:sz="6" w:space="0"/>
               <w:left w:val="single" w:color="C7A2E3" w:sz="6" w:space="0"/>
@@ -6301,7 +6695,7 @@
         </w:tc>
         <w:tc>
           <w:tcPr>
-            <w:tcW w:w="2846" w:type="dxa"/>
+            <w:tcW w:w="2114" w:type="dxa"/>
             <w:tcBorders>
               <w:top w:val="single" w:color="C7A2E3" w:sz="6" w:space="0"/>
               <w:left w:val="single" w:color="C7A2E3" w:sz="6" w:space="0"/>
@@ -6365,7 +6759,7 @@
         </w:tc>
         <w:tc>
           <w:tcPr>
-            <w:tcW w:w="3129" w:type="dxa"/>
+            <w:tcW w:w="1750" w:type="dxa"/>
             <w:tcBorders>
               <w:top w:val="single" w:color="C7A2E3" w:sz="6" w:space="0"/>
               <w:left w:val="single" w:color="C7A2E3" w:sz="6" w:space="0"/>
@@ -6398,7 +6792,7 @@
               <w:snapToGrid w:val="0"/>
               <w:spacing w:before="0" w:after="0" w:line="240" w:lineRule="auto"/>
               <w:ind w:left="0" w:leftChars="0" w:right="0" w:rightChars="0" w:firstLine="0" w:firstLineChars="0"/>
-              <w:jc w:val="left"/>
+              <w:jc w:val="center"/>
               <w:textAlignment w:val="auto"/>
               <w:rPr>
                 <w:rFonts w:ascii="Times New Roman" w:hAnsi="minorHAnsi" w:eastAsia="宋体" w:cs="Times New Roman"/>
@@ -6423,13 +6817,43 @@
                 <w:u w:val="none"/>
                 <w:lang/>
               </w:rPr>
-              <w:t>0xF2xx00FF</w:t>
-            </w:r>
-          </w:p>
-        </w:tc>
-        <w:tc>
-          <w:tcPr>
-            <w:tcW w:w="1177" w:type="dxa"/>
+              <w:t>0xF2</w:t>
+            </w:r>
+            <w:r>
+              <w:rPr>
+                <w:rFonts w:hint="eastAsia" w:cs="宋体"/>
+                <w:b w:val="0"/>
+                <w:i w:val="0"/>
+                <w:strike w:val="0"/>
+                <w:color w:val="000000"/>
+                <w:spacing w:val="0"/>
+                <w:kern w:val="2"/>
+                <w:sz w:val="22"/>
+                <w:u w:val="none"/>
+                <w:lang w:eastAsia="zh-CN"/>
+              </w:rPr>
+              <w:t>XX</w:t>
+            </w:r>
+            <w:r>
+              <w:rPr>
+                <w:rFonts w:hint="eastAsia" w:ascii="Times New Roman" w:hAnsi="Times New Roman" w:eastAsia="宋体" w:cs="宋体"/>
+                <w:b w:val="0"/>
+                <w:i w:val="0"/>
+                <w:strike w:val="0"/>
+                <w:color w:val="000000"/>
+                <w:spacing w:val="0"/>
+                <w:kern w:val="2"/>
+                <w:sz w:val="22"/>
+                <w:u w:val="none"/>
+                <w:lang/>
+              </w:rPr>
+              <w:t>00FF</w:t>
+            </w:r>
+          </w:p>
+        </w:tc>
+        <w:tc>
+          <w:tcPr>
+            <w:tcW w:w="3288" w:type="dxa"/>
             <w:tcBorders>
               <w:top w:val="single" w:color="C7A2E3" w:sz="6" w:space="0"/>
               <w:left w:val="single" w:color="C7A2E3" w:sz="6" w:space="0"/>
@@ -6477,7 +6901,6 @@
           </w:p>
         </w:tc>
       </w:tr>
-      <w:bookmarkEnd w:id="0"/>
     </w:tbl>
     <w:p/>
     <w:p/>

--- a/doc/DAQ网络控制协议.docx
+++ b/doc/DAQ网络控制协议.docx
@@ -14,6 +14,7 @@
           <w:lang w:val="en-US" w:eastAsia="zh-CN"/>
         </w:rPr>
       </w:pPr>
+      <w:bookmarkStart w:id="0" w:name="_GoBack"/>
       <w:r>
         <w:rPr>
           <w:rFonts w:hint="eastAsia"/>
@@ -26,6 +27,7 @@
         <w:t>DAQ网络控制协议</w:t>
       </w:r>
     </w:p>
+    <w:bookmarkEnd w:id="0"/>
     <w:p>
       <w:pPr>
         <w:rPr>
@@ -812,7 +814,9 @@
         <w:shd w:val="clear" w:color="auto" w:fill="auto"/>
         <w:tblLayout w:type="autofit"/>
         <w:tblCellMar>
+          <w:top w:w="0" w:type="dxa"/>
           <w:left w:w="108" w:type="dxa"/>
+          <w:bottom w:w="0" w:type="dxa"/>
           <w:right w:w="108" w:type="dxa"/>
         </w:tblCellMar>
       </w:tblPr>
@@ -834,6 +838,13 @@
             <w:insideH w:val="single" w:color="auto" w:sz="4" w:space="0"/>
             <w:insideV w:val="single" w:color="auto" w:sz="4" w:space="0"/>
           </w:tblBorders>
+          <w:shd w:val="clear" w:color="auto" w:fill="auto"/>
+          <w:tblCellMar>
+            <w:top w:w="0" w:type="dxa"/>
+            <w:left w:w="108" w:type="dxa"/>
+            <w:bottom w:w="0" w:type="dxa"/>
+            <w:right w:w="108" w:type="dxa"/>
+          </w:tblCellMar>
         </w:tblPrEx>
         <w:trPr>
           <w:trHeight w:val="0" w:hRule="atLeast"/>
@@ -911,8 +922,11 @@
             <w:insideH w:val="single" w:color="auto" w:sz="4" w:space="0"/>
             <w:insideV w:val="single" w:color="auto" w:sz="4" w:space="0"/>
           </w:tblBorders>
+          <w:shd w:val="clear" w:color="auto" w:fill="auto"/>
           <w:tblCellMar>
+            <w:top w:w="0" w:type="dxa"/>
             <w:left w:w="108" w:type="dxa"/>
+            <w:bottom w:w="0" w:type="dxa"/>
             <w:right w:w="108" w:type="dxa"/>
           </w:tblCellMar>
         </w:tblPrEx>
@@ -1280,8 +1294,11 @@
             <w:insideH w:val="single" w:color="auto" w:sz="4" w:space="0"/>
             <w:insideV w:val="single" w:color="auto" w:sz="4" w:space="0"/>
           </w:tblBorders>
+          <w:shd w:val="clear" w:color="auto" w:fill="auto"/>
           <w:tblCellMar>
+            <w:top w:w="0" w:type="dxa"/>
             <w:left w:w="108" w:type="dxa"/>
+            <w:bottom w:w="0" w:type="dxa"/>
             <w:right w:w="108" w:type="dxa"/>
           </w:tblCellMar>
         </w:tblPrEx>
@@ -1330,7 +1347,6 @@
                 <w:sz w:val="22"/>
                 <w:u w:val="none"/>
                 <w:vertAlign w:val="baseline"/>
-                <w:lang/>
               </w:rPr>
             </w:pPr>
             <w:r>
@@ -1390,7 +1406,6 @@
                 <w:sz w:val="22"/>
                 <w:u w:val="none"/>
                 <w:vertAlign w:val="baseline"/>
-                <w:lang/>
               </w:rPr>
             </w:pPr>
             <w:r>
@@ -1450,7 +1465,6 @@
                 <w:sz w:val="22"/>
                 <w:u w:val="none"/>
                 <w:vertAlign w:val="baseline"/>
-                <w:lang/>
               </w:rPr>
             </w:pPr>
             <w:r>
@@ -1585,7 +1599,6 @@
                 <w:sz w:val="22"/>
                 <w:u w:val="none"/>
                 <w:vertAlign w:val="baseline"/>
-                <w:lang/>
               </w:rPr>
             </w:pPr>
             <w:r>
@@ -1645,7 +1658,6 @@
                 <w:sz w:val="22"/>
                 <w:u w:val="none"/>
                 <w:vertAlign w:val="baseline"/>
-                <w:lang/>
               </w:rPr>
             </w:pPr>
           </w:p>
@@ -1661,8 +1673,11 @@
             <w:insideH w:val="single" w:color="auto" w:sz="4" w:space="0"/>
             <w:insideV w:val="single" w:color="auto" w:sz="4" w:space="0"/>
           </w:tblBorders>
+          <w:shd w:val="clear" w:color="auto" w:fill="auto"/>
           <w:tblCellMar>
+            <w:top w:w="0" w:type="dxa"/>
             <w:left w:w="108" w:type="dxa"/>
+            <w:bottom w:w="0" w:type="dxa"/>
             <w:right w:w="108" w:type="dxa"/>
           </w:tblCellMar>
         </w:tblPrEx>
@@ -1711,7 +1726,6 @@
                 <w:sz w:val="22"/>
                 <w:u w:val="none"/>
                 <w:vertAlign w:val="baseline"/>
-                <w:lang/>
               </w:rPr>
             </w:pPr>
             <w:r>
@@ -1771,7 +1785,6 @@
                 <w:sz w:val="22"/>
                 <w:u w:val="none"/>
                 <w:vertAlign w:val="baseline"/>
-                <w:lang/>
               </w:rPr>
             </w:pPr>
             <w:r>
@@ -1831,7 +1844,6 @@
                 <w:sz w:val="22"/>
                 <w:u w:val="none"/>
                 <w:vertAlign w:val="baseline"/>
-                <w:lang/>
               </w:rPr>
             </w:pPr>
             <w:r>
@@ -1966,7 +1978,6 @@
                 <w:sz w:val="22"/>
                 <w:u w:val="none"/>
                 <w:vertAlign w:val="baseline"/>
-                <w:lang/>
               </w:rPr>
             </w:pPr>
             <w:r>
@@ -2070,7 +2081,6 @@
                 <w:sz w:val="22"/>
                 <w:u w:val="none"/>
                 <w:vertAlign w:val="baseline"/>
-                <w:lang/>
               </w:rPr>
             </w:pPr>
           </w:p>
@@ -2086,8 +2096,11 @@
             <w:insideH w:val="single" w:color="auto" w:sz="4" w:space="0"/>
             <w:insideV w:val="single" w:color="auto" w:sz="4" w:space="0"/>
           </w:tblBorders>
+          <w:shd w:val="clear" w:color="auto" w:fill="auto"/>
           <w:tblCellMar>
+            <w:top w:w="0" w:type="dxa"/>
             <w:left w:w="108" w:type="dxa"/>
+            <w:bottom w:w="0" w:type="dxa"/>
             <w:right w:w="108" w:type="dxa"/>
           </w:tblCellMar>
         </w:tblPrEx>
@@ -2136,7 +2149,6 @@
                 <w:sz w:val="22"/>
                 <w:u w:val="none"/>
                 <w:vertAlign w:val="baseline"/>
-                <w:lang/>
               </w:rPr>
             </w:pPr>
             <w:r>
@@ -2196,7 +2208,6 @@
                 <w:sz w:val="22"/>
                 <w:u w:val="none"/>
                 <w:vertAlign w:val="baseline"/>
-                <w:lang/>
               </w:rPr>
             </w:pPr>
             <w:r>
@@ -2256,7 +2267,6 @@
                 <w:sz w:val="22"/>
                 <w:u w:val="none"/>
                 <w:vertAlign w:val="baseline"/>
-                <w:lang/>
               </w:rPr>
             </w:pPr>
             <w:r>
@@ -2391,7 +2401,6 @@
                 <w:sz w:val="22"/>
                 <w:u w:val="none"/>
                 <w:vertAlign w:val="baseline"/>
-                <w:lang/>
               </w:rPr>
             </w:pPr>
           </w:p>
@@ -2483,7 +2492,6 @@
                 <w:sz w:val="22"/>
                 <w:u w:val="none"/>
                 <w:vertAlign w:val="baseline"/>
-                <w:lang/>
               </w:rPr>
             </w:pPr>
             <w:r>
@@ -2543,8 +2551,11 @@
             <w:insideH w:val="single" w:color="auto" w:sz="4" w:space="0"/>
             <w:insideV w:val="single" w:color="auto" w:sz="4" w:space="0"/>
           </w:tblBorders>
+          <w:shd w:val="clear" w:color="auto" w:fill="auto"/>
           <w:tblCellMar>
+            <w:top w:w="0" w:type="dxa"/>
             <w:left w:w="108" w:type="dxa"/>
+            <w:bottom w:w="0" w:type="dxa"/>
             <w:right w:w="108" w:type="dxa"/>
           </w:tblCellMar>
         </w:tblPrEx>
@@ -2593,7 +2604,6 @@
                 <w:sz w:val="22"/>
                 <w:u w:val="none"/>
                 <w:vertAlign w:val="baseline"/>
-                <w:lang/>
               </w:rPr>
             </w:pPr>
             <w:r>
@@ -2653,7 +2663,6 @@
                 <w:sz w:val="22"/>
                 <w:u w:val="none"/>
                 <w:vertAlign w:val="baseline"/>
-                <w:lang/>
               </w:rPr>
             </w:pPr>
             <w:r>
@@ -2820,7 +2829,6 @@
                 <w:sz w:val="22"/>
                 <w:u w:val="none"/>
                 <w:vertAlign w:val="baseline"/>
-                <w:lang/>
               </w:rPr>
             </w:pPr>
           </w:p>
@@ -2866,7 +2874,6 @@
                 <w:sz w:val="22"/>
                 <w:u w:val="none"/>
                 <w:vertAlign w:val="baseline"/>
-                <w:lang/>
               </w:rPr>
             </w:pPr>
           </w:p>
@@ -2882,8 +2889,11 @@
             <w:insideH w:val="single" w:color="auto" w:sz="4" w:space="0"/>
             <w:insideV w:val="single" w:color="auto" w:sz="4" w:space="0"/>
           </w:tblBorders>
+          <w:shd w:val="clear" w:color="auto" w:fill="auto"/>
           <w:tblCellMar>
+            <w:top w:w="0" w:type="dxa"/>
             <w:left w:w="108" w:type="dxa"/>
+            <w:bottom w:w="0" w:type="dxa"/>
             <w:right w:w="108" w:type="dxa"/>
           </w:tblCellMar>
         </w:tblPrEx>
@@ -2932,7 +2942,6 @@
                 <w:sz w:val="22"/>
                 <w:u w:val="none"/>
                 <w:vertAlign w:val="baseline"/>
-                <w:lang/>
               </w:rPr>
             </w:pPr>
             <w:r>
@@ -2992,7 +3001,6 @@
                 <w:sz w:val="22"/>
                 <w:u w:val="none"/>
                 <w:vertAlign w:val="baseline"/>
-                <w:lang/>
               </w:rPr>
             </w:pPr>
             <w:r>
@@ -3052,7 +3060,6 @@
                 <w:sz w:val="22"/>
                 <w:u w:val="none"/>
                 <w:vertAlign w:val="baseline"/>
-                <w:lang/>
               </w:rPr>
             </w:pPr>
             <w:r>
@@ -3187,7 +3194,6 @@
                 <w:sz w:val="22"/>
                 <w:u w:val="none"/>
                 <w:vertAlign w:val="baseline"/>
-                <w:lang/>
               </w:rPr>
             </w:pPr>
             <w:r>
@@ -3247,7 +3253,6 @@
                 <w:sz w:val="22"/>
                 <w:u w:val="none"/>
                 <w:vertAlign w:val="baseline"/>
-                <w:lang/>
               </w:rPr>
             </w:pPr>
           </w:p>
@@ -3267,7 +3272,6 @@
           <w:color w:val="333333"/>
           <w:kern w:val="2"/>
           <w:sz w:val="22"/>
-          <w:lang/>
         </w:rPr>
       </w:pPr>
       <w:r>
@@ -3279,7 +3283,6 @@
           <w:kern w:val="2"/>
           <w:sz w:val="22"/>
           <w:u w:val="none"/>
-          <w:lang/>
         </w:rPr>
         <w:t>说明：</w:t>
       </w:r>
@@ -3301,7 +3304,6 @@
           <w:color w:val="auto"/>
           <w:kern w:val="2"/>
           <w:sz w:val="22"/>
-          <w:lang/>
         </w:rPr>
       </w:pPr>
       <w:r>
@@ -3313,7 +3315,6 @@
           <w:kern w:val="2"/>
           <w:sz w:val="22"/>
           <w:u w:val="none"/>
-          <w:lang/>
         </w:rPr>
         <w:t>当没有数据的时候，数据大小的值为 0</w:t>
       </w:r>
@@ -3348,7 +3349,6 @@
           <w:color w:val="auto"/>
           <w:kern w:val="2"/>
           <w:sz w:val="22"/>
-          <w:lang/>
         </w:rPr>
       </w:pPr>
       <w:r>
@@ -3360,7 +3360,6 @@
           <w:kern w:val="2"/>
           <w:sz w:val="22"/>
           <w:u w:val="none"/>
-          <w:lang/>
         </w:rPr>
         <w:t>所有的协议都由上位机发起，每个协议都会有应答</w:t>
       </w:r>
@@ -3395,7 +3394,6 @@
           <w:color w:val="auto"/>
           <w:kern w:val="2"/>
           <w:sz w:val="22"/>
-          <w:lang/>
         </w:rPr>
       </w:pPr>
       <w:r>
@@ -3407,7 +3405,6 @@
           <w:kern w:val="2"/>
           <w:sz w:val="22"/>
           <w:u w:val="none"/>
-          <w:lang/>
         </w:rPr>
         <w:t>网络以小端传输字节序</w:t>
       </w:r>
@@ -3442,7 +3439,6 @@
           <w:color w:val="auto"/>
           <w:kern w:val="2"/>
           <w:sz w:val="22"/>
-          <w:lang/>
         </w:rPr>
       </w:pPr>
       <w:r>
@@ -3454,7 +3450,6 @@
           <w:kern w:val="2"/>
           <w:sz w:val="22"/>
           <w:u w:val="none"/>
-          <w:lang/>
         </w:rPr>
         <w:t>系统网络为半双工，需要等收到应答之后再发下一个协议报文</w:t>
       </w:r>
@@ -3484,8 +3479,6 @@
         </w:rPr>
         <w:t>数据类型</w:t>
       </w:r>
-      <w:bookmarkStart w:id="0" w:name="_GoBack"/>
-      <w:bookmarkEnd w:id="0"/>
     </w:p>
     <w:tbl>
       <w:tblPr>
@@ -3581,7 +3574,6 @@
                 <w:color w:val="333333"/>
                 <w:kern w:val="2"/>
                 <w:sz w:val="22"/>
-                <w:lang/>
               </w:rPr>
             </w:pPr>
             <w:r>
@@ -3595,7 +3587,6 @@
                 <w:kern w:val="2"/>
                 <w:sz w:val="22"/>
                 <w:u w:val="none"/>
-                <w:lang/>
               </w:rPr>
               <w:t>数据类型定义</w:t>
             </w:r>
@@ -3668,21 +3659,19 @@
                 <w:color w:val="333333"/>
                 <w:kern w:val="2"/>
                 <w:sz w:val="22"/>
-                <w:lang/>
-              </w:rPr>
-            </w:pPr>
-            <w:r>
-              <w:rPr>
-                <w:rFonts w:hint="eastAsia" w:ascii="Times New Roman" w:hAnsi="Times New Roman" w:eastAsia="宋体" w:cs="宋体"/>
-                <w:b w:val="0"/>
-                <w:i w:val="0"/>
-                <w:strike w:val="0"/>
-                <w:color w:val="000000"/>
-                <w:spacing w:val="0"/>
-                <w:kern w:val="2"/>
-                <w:sz w:val="22"/>
-                <w:u w:val="none"/>
-                <w:lang/>
+              </w:rPr>
+            </w:pPr>
+            <w:r>
+              <w:rPr>
+                <w:rFonts w:hint="eastAsia" w:ascii="Times New Roman" w:hAnsi="Times New Roman" w:eastAsia="宋体" w:cs="宋体"/>
+                <w:b w:val="0"/>
+                <w:i w:val="0"/>
+                <w:strike w:val="0"/>
+                <w:color w:val="000000"/>
+                <w:spacing w:val="0"/>
+                <w:kern w:val="2"/>
+                <w:sz w:val="22"/>
+                <w:u w:val="none"/>
               </w:rPr>
               <w:t>序号</w:t>
             </w:r>
@@ -3732,21 +3721,19 @@
                 <w:color w:val="333333"/>
                 <w:kern w:val="2"/>
                 <w:sz w:val="22"/>
-                <w:lang/>
-              </w:rPr>
-            </w:pPr>
-            <w:r>
-              <w:rPr>
-                <w:rFonts w:hint="eastAsia" w:ascii="Times New Roman" w:hAnsi="Times New Roman" w:eastAsia="宋体" w:cs="宋体"/>
-                <w:b w:val="0"/>
-                <w:i w:val="0"/>
-                <w:strike w:val="0"/>
-                <w:color w:val="000000"/>
-                <w:spacing w:val="0"/>
-                <w:kern w:val="2"/>
-                <w:sz w:val="22"/>
-                <w:u w:val="none"/>
-                <w:lang/>
+              </w:rPr>
+            </w:pPr>
+            <w:r>
+              <w:rPr>
+                <w:rFonts w:hint="eastAsia" w:ascii="Times New Roman" w:hAnsi="Times New Roman" w:eastAsia="宋体" w:cs="宋体"/>
+                <w:b w:val="0"/>
+                <w:i w:val="0"/>
+                <w:strike w:val="0"/>
+                <w:color w:val="000000"/>
+                <w:spacing w:val="0"/>
+                <w:kern w:val="2"/>
+                <w:sz w:val="22"/>
+                <w:u w:val="none"/>
               </w:rPr>
               <w:t>类型划分</w:t>
             </w:r>
@@ -3796,21 +3783,19 @@
                 <w:color w:val="333333"/>
                 <w:kern w:val="2"/>
                 <w:sz w:val="22"/>
-                <w:lang/>
-              </w:rPr>
-            </w:pPr>
-            <w:r>
-              <w:rPr>
-                <w:rFonts w:hint="eastAsia" w:ascii="Times New Roman" w:hAnsi="Times New Roman" w:eastAsia="宋体" w:cs="宋体"/>
-                <w:b w:val="0"/>
-                <w:i w:val="0"/>
-                <w:strike w:val="0"/>
-                <w:color w:val="000000"/>
-                <w:spacing w:val="0"/>
-                <w:kern w:val="2"/>
-                <w:sz w:val="22"/>
-                <w:u w:val="none"/>
-                <w:lang/>
+              </w:rPr>
+            </w:pPr>
+            <w:r>
+              <w:rPr>
+                <w:rFonts w:hint="eastAsia" w:ascii="Times New Roman" w:hAnsi="Times New Roman" w:eastAsia="宋体" w:cs="宋体"/>
+                <w:b w:val="0"/>
+                <w:i w:val="0"/>
+                <w:strike w:val="0"/>
+                <w:color w:val="000000"/>
+                <w:spacing w:val="0"/>
+                <w:kern w:val="2"/>
+                <w:sz w:val="22"/>
+                <w:u w:val="none"/>
               </w:rPr>
               <w:t>值范围</w:t>
             </w:r>
@@ -3860,21 +3845,19 @@
                 <w:color w:val="333333"/>
                 <w:kern w:val="2"/>
                 <w:sz w:val="22"/>
-                <w:lang/>
-              </w:rPr>
-            </w:pPr>
-            <w:r>
-              <w:rPr>
-                <w:rFonts w:hint="eastAsia" w:ascii="Times New Roman" w:hAnsi="Times New Roman" w:eastAsia="宋体" w:cs="宋体"/>
-                <w:b w:val="0"/>
-                <w:i w:val="0"/>
-                <w:strike w:val="0"/>
-                <w:color w:val="000000"/>
-                <w:spacing w:val="0"/>
-                <w:kern w:val="2"/>
-                <w:sz w:val="22"/>
-                <w:u w:val="none"/>
-                <w:lang/>
+              </w:rPr>
+            </w:pPr>
+            <w:r>
+              <w:rPr>
+                <w:rFonts w:hint="eastAsia" w:ascii="Times New Roman" w:hAnsi="Times New Roman" w:eastAsia="宋体" w:cs="宋体"/>
+                <w:b w:val="0"/>
+                <w:i w:val="0"/>
+                <w:strike w:val="0"/>
+                <w:color w:val="000000"/>
+                <w:spacing w:val="0"/>
+                <w:kern w:val="2"/>
+                <w:sz w:val="22"/>
+                <w:u w:val="none"/>
               </w:rPr>
               <w:t>说明</w:t>
             </w:r>
@@ -3960,7 +3943,6 @@
                 <w:kern w:val="2"/>
                 <w:sz w:val="22"/>
                 <w:u w:val="none"/>
-                <w:lang/>
               </w:rPr>
               <w:t>1</w:t>
             </w:r>
@@ -4010,21 +3992,19 @@
                 <w:color w:val="333333"/>
                 <w:kern w:val="2"/>
                 <w:sz w:val="22"/>
-                <w:lang/>
-              </w:rPr>
-            </w:pPr>
-            <w:r>
-              <w:rPr>
-                <w:rFonts w:hint="eastAsia" w:ascii="Times New Roman" w:hAnsi="Times New Roman" w:eastAsia="宋体" w:cs="宋体"/>
-                <w:b w:val="0"/>
-                <w:i w:val="0"/>
-                <w:strike w:val="0"/>
-                <w:color w:val="000000"/>
-                <w:spacing w:val="0"/>
-                <w:kern w:val="2"/>
-                <w:sz w:val="22"/>
-                <w:u w:val="none"/>
-                <w:lang/>
+              </w:rPr>
+            </w:pPr>
+            <w:r>
+              <w:rPr>
+                <w:rFonts w:hint="eastAsia" w:ascii="Times New Roman" w:hAnsi="Times New Roman" w:eastAsia="宋体" w:cs="宋体"/>
+                <w:b w:val="0"/>
+                <w:i w:val="0"/>
+                <w:strike w:val="0"/>
+                <w:color w:val="000000"/>
+                <w:spacing w:val="0"/>
+                <w:kern w:val="2"/>
+                <w:sz w:val="22"/>
+                <w:u w:val="none"/>
               </w:rPr>
               <w:t>系统</w:t>
             </w:r>
@@ -4074,7 +4054,6 @@
                 <w:color w:val="333333"/>
                 <w:kern w:val="2"/>
                 <w:sz w:val="22"/>
-                <w:lang/>
               </w:rPr>
             </w:pPr>
             <w:r>
@@ -4103,7 +4082,6 @@
                 <w:kern w:val="2"/>
                 <w:sz w:val="22"/>
                 <w:u w:val="none"/>
-                <w:lang/>
               </w:rPr>
               <w:t>C0</w:t>
             </w:r>
@@ -4133,7 +4111,6 @@
                 <w:kern w:val="2"/>
                 <w:sz w:val="22"/>
                 <w:u w:val="none"/>
-                <w:lang/>
               </w:rPr>
               <w:t>00FF</w:t>
             </w:r>
@@ -4183,7 +4160,6 @@
                 <w:color w:val="000000"/>
                 <w:kern w:val="2"/>
                 <w:sz w:val="22"/>
-                <w:lang/>
               </w:rPr>
             </w:pPr>
           </w:p>
@@ -4268,7 +4244,6 @@
                 <w:kern w:val="2"/>
                 <w:sz w:val="22"/>
                 <w:u w:val="none"/>
-                <w:lang/>
               </w:rPr>
               <w:t>2</w:t>
             </w:r>
@@ -4312,29 +4287,28 @@
               <w:jc w:val="center"/>
               <w:textAlignment w:val="auto"/>
               <w:rPr>
-                <w:rFonts w:ascii="Times New Roman" w:hAnsi="minorHAnsi" w:eastAsia="宋体" w:cs="Times New Roman"/>
+                <w:rFonts w:hint="default" w:ascii="Times New Roman" w:hAnsi="minorHAnsi" w:eastAsia="宋体" w:cs="Times New Roman"/>
                 <w:b w:val="0"/>
                 <w:i w:val="0"/>
                 <w:color w:val="333333"/>
                 <w:kern w:val="2"/>
                 <w:sz w:val="22"/>
-                <w:lang/>
-              </w:rPr>
-            </w:pPr>
-            <w:r>
-              <w:rPr>
-                <w:rFonts w:hint="eastAsia" w:ascii="Times New Roman" w:hAnsi="Times New Roman" w:eastAsia="宋体" w:cs="宋体"/>
-                <w:b w:val="0"/>
-                <w:i w:val="0"/>
-                <w:strike w:val="0"/>
-                <w:color w:val="000000"/>
-                <w:spacing w:val="0"/>
-                <w:kern w:val="2"/>
-                <w:sz w:val="22"/>
-                <w:u w:val="none"/>
-                <w:lang/>
-              </w:rPr>
-              <w:t>时域图</w:t>
+                <w:szCs w:val="22"/>
+                <w:lang w:val="en-US" w:eastAsia="zh-CN" w:bidi="ar-SA"/>
+              </w:rPr>
+            </w:pPr>
+            <w:r>
+              <w:rPr>
+                <w:rFonts w:hint="eastAsia" w:hAnsi="minorHAnsi" w:cs="Times New Roman"/>
+                <w:b w:val="0"/>
+                <w:i w:val="0"/>
+                <w:color w:val="333333"/>
+                <w:kern w:val="2"/>
+                <w:sz w:val="22"/>
+                <w:szCs w:val="22"/>
+                <w:lang w:val="en-US" w:eastAsia="zh-CN" w:bidi="ar-SA"/>
+              </w:rPr>
+              <w:t>采集数据</w:t>
             </w:r>
           </w:p>
         </w:tc>
@@ -4382,9 +4356,24 @@
                 <w:color w:val="333333"/>
                 <w:kern w:val="2"/>
                 <w:sz w:val="22"/>
-                <w:lang/>
-              </w:rPr>
-            </w:pPr>
+                <w:szCs w:val="22"/>
+                <w:lang w:val="en-US" w:eastAsia="en-US" w:bidi="ar-SA"/>
+              </w:rPr>
+            </w:pPr>
+            <w:r>
+              <w:rPr>
+                <w:rFonts w:hint="eastAsia" w:ascii="Times New Roman" w:hAnsi="Times New Roman" w:eastAsia="宋体" w:cs="宋体"/>
+                <w:b w:val="0"/>
+                <w:i w:val="0"/>
+                <w:strike w:val="0"/>
+                <w:color w:val="000000"/>
+                <w:spacing w:val="0"/>
+                <w:kern w:val="2"/>
+                <w:sz w:val="22"/>
+                <w:u w:val="none"/>
+              </w:rPr>
+              <w:t>0xF</w:t>
+            </w:r>
             <w:r>
               <w:rPr>
                 <w:rFonts w:hint="eastAsia" w:cs="宋体"/>
@@ -4396,38 +4385,23 @@
                 <w:kern w:val="2"/>
                 <w:sz w:val="22"/>
                 <w:u w:val="none"/>
+                <w:lang w:val="en-US" w:eastAsia="zh-CN"/>
+              </w:rPr>
+              <w:t>0</w:t>
+            </w:r>
+            <w:r>
+              <w:rPr>
+                <w:rFonts w:hint="eastAsia" w:cs="宋体"/>
+                <w:b w:val="0"/>
+                <w:i w:val="0"/>
+                <w:strike w:val="0"/>
+                <w:color w:val="000000"/>
+                <w:spacing w:val="0"/>
+                <w:kern w:val="2"/>
+                <w:sz w:val="22"/>
+                <w:u w:val="none"/>
                 <w:lang w:eastAsia="zh-CN"/>
               </w:rPr>
-              <w:t>0x</w:t>
-            </w:r>
-            <w:r>
-              <w:rPr>
-                <w:rFonts w:hint="eastAsia" w:ascii="Times New Roman" w:hAnsi="Times New Roman" w:eastAsia="宋体" w:cs="宋体"/>
-                <w:b w:val="0"/>
-                <w:i w:val="0"/>
-                <w:strike w:val="0"/>
-                <w:color w:val="000000"/>
-                <w:spacing w:val="0"/>
-                <w:kern w:val="2"/>
-                <w:sz w:val="22"/>
-                <w:u w:val="none"/>
-                <w:lang/>
-              </w:rPr>
-              <w:t>C1</w:t>
-            </w:r>
-            <w:r>
-              <w:rPr>
-                <w:rFonts w:hint="eastAsia" w:cs="宋体"/>
-                <w:b w:val="0"/>
-                <w:i w:val="0"/>
-                <w:strike w:val="0"/>
-                <w:color w:val="000000"/>
-                <w:spacing w:val="0"/>
-                <w:kern w:val="2"/>
-                <w:sz w:val="22"/>
-                <w:u w:val="none"/>
-                <w:lang w:eastAsia="zh-CN"/>
-              </w:rPr>
               <w:t>XX</w:t>
             </w:r>
             <w:r>
@@ -4441,7 +4415,6 @@
                 <w:kern w:val="2"/>
                 <w:sz w:val="22"/>
                 <w:u w:val="none"/>
-                <w:lang/>
               </w:rPr>
               <w:t>00FF</w:t>
             </w:r>
@@ -4491,7 +4464,6 @@
                 <w:color w:val="000000"/>
                 <w:kern w:val="2"/>
                 <w:sz w:val="22"/>
-                <w:lang/>
               </w:rPr>
             </w:pPr>
           </w:p>
@@ -4576,7 +4548,6 @@
                 <w:kern w:val="2"/>
                 <w:sz w:val="22"/>
                 <w:u w:val="none"/>
-                <w:lang/>
               </w:rPr>
               <w:t>3</w:t>
             </w:r>
@@ -4626,24 +4597,8 @@
                 <w:color w:val="333333"/>
                 <w:kern w:val="2"/>
                 <w:sz w:val="22"/>
-                <w:lang/>
-              </w:rPr>
-            </w:pPr>
-            <w:r>
-              <w:rPr>
-                <w:rFonts w:hint="eastAsia" w:ascii="Times New Roman" w:hAnsi="Times New Roman" w:eastAsia="宋体" w:cs="宋体"/>
-                <w:b w:val="0"/>
-                <w:i w:val="0"/>
-                <w:strike w:val="0"/>
-                <w:color w:val="000000"/>
-                <w:spacing w:val="0"/>
-                <w:kern w:val="2"/>
-                <w:sz w:val="22"/>
-                <w:u w:val="none"/>
-                <w:lang/>
-              </w:rPr>
-              <w:t>时频图</w:t>
-            </w:r>
+              </w:rPr>
+            </w:pPr>
           </w:p>
         </w:tc>
         <w:tc>
@@ -4690,69 +4645,8 @@
                 <w:color w:val="333333"/>
                 <w:kern w:val="2"/>
                 <w:sz w:val="22"/>
-                <w:lang/>
-              </w:rPr>
-            </w:pPr>
-            <w:r>
-              <w:rPr>
-                <w:rFonts w:hint="eastAsia" w:cs="宋体"/>
-                <w:b w:val="0"/>
-                <w:i w:val="0"/>
-                <w:strike w:val="0"/>
-                <w:color w:val="000000"/>
-                <w:spacing w:val="0"/>
-                <w:kern w:val="2"/>
-                <w:sz w:val="22"/>
-                <w:u w:val="none"/>
-                <w:lang w:eastAsia="zh-CN"/>
-              </w:rPr>
-              <w:t>0x</w:t>
-            </w:r>
-            <w:r>
-              <w:rPr>
-                <w:rFonts w:hint="eastAsia" w:ascii="Times New Roman" w:hAnsi="Times New Roman" w:eastAsia="宋体" w:cs="宋体"/>
-                <w:b w:val="0"/>
-                <w:i w:val="0"/>
-                <w:strike w:val="0"/>
-                <w:color w:val="000000"/>
-                <w:spacing w:val="0"/>
-                <w:kern w:val="2"/>
-                <w:sz w:val="22"/>
-                <w:u w:val="none"/>
-                <w:lang/>
-              </w:rPr>
-              <w:t>C2</w:t>
-            </w:r>
-            <w:r>
-              <w:rPr>
-                <w:rFonts w:hint="eastAsia" w:cs="宋体"/>
-                <w:b w:val="0"/>
-                <w:i w:val="0"/>
-                <w:strike w:val="0"/>
-                <w:color w:val="000000"/>
-                <w:spacing w:val="0"/>
-                <w:kern w:val="2"/>
-                <w:sz w:val="22"/>
-                <w:u w:val="none"/>
-                <w:lang w:eastAsia="zh-CN"/>
-              </w:rPr>
-              <w:t>XX</w:t>
-            </w:r>
-            <w:r>
-              <w:rPr>
-                <w:rFonts w:hint="eastAsia" w:ascii="Times New Roman" w:hAnsi="Times New Roman" w:eastAsia="宋体" w:cs="宋体"/>
-                <w:b w:val="0"/>
-                <w:i w:val="0"/>
-                <w:strike w:val="0"/>
-                <w:color w:val="000000"/>
-                <w:spacing w:val="0"/>
-                <w:kern w:val="2"/>
-                <w:sz w:val="22"/>
-                <w:u w:val="none"/>
-                <w:lang/>
-              </w:rPr>
-              <w:t>00FF</w:t>
-            </w:r>
+              </w:rPr>
+            </w:pPr>
           </w:p>
         </w:tc>
         <w:tc>
@@ -4799,7 +4693,6 @@
                 <w:color w:val="000000"/>
                 <w:kern w:val="2"/>
                 <w:sz w:val="22"/>
-                <w:lang/>
               </w:rPr>
             </w:pPr>
           </w:p>
@@ -4884,7 +4777,6 @@
                 <w:kern w:val="2"/>
                 <w:sz w:val="22"/>
                 <w:u w:val="none"/>
-                <w:lang/>
               </w:rPr>
               <w:t>4</w:t>
             </w:r>
@@ -4934,24 +4826,8 @@
                 <w:color w:val="333333"/>
                 <w:kern w:val="2"/>
                 <w:sz w:val="22"/>
-                <w:lang/>
-              </w:rPr>
-            </w:pPr>
-            <w:r>
-              <w:rPr>
-                <w:rFonts w:hint="eastAsia" w:ascii="Times New Roman" w:hAnsi="Times New Roman" w:eastAsia="宋体" w:cs="宋体"/>
-                <w:b w:val="0"/>
-                <w:i w:val="0"/>
-                <w:strike w:val="0"/>
-                <w:color w:val="000000"/>
-                <w:spacing w:val="0"/>
-                <w:kern w:val="2"/>
-                <w:sz w:val="22"/>
-                <w:u w:val="none"/>
-                <w:lang/>
-              </w:rPr>
-              <w:t>目标</w:t>
-            </w:r>
+              </w:rPr>
+            </w:pPr>
           </w:p>
         </w:tc>
         <w:tc>
@@ -4998,69 +4874,8 @@
                 <w:color w:val="333333"/>
                 <w:kern w:val="2"/>
                 <w:sz w:val="22"/>
-                <w:lang/>
-              </w:rPr>
-            </w:pPr>
-            <w:r>
-              <w:rPr>
-                <w:rFonts w:hint="eastAsia" w:cs="宋体"/>
-                <w:b w:val="0"/>
-                <w:i w:val="0"/>
-                <w:strike w:val="0"/>
-                <w:color w:val="000000"/>
-                <w:spacing w:val="0"/>
-                <w:kern w:val="2"/>
-                <w:sz w:val="22"/>
-                <w:u w:val="none"/>
-                <w:lang w:eastAsia="zh-CN"/>
-              </w:rPr>
-              <w:t>0x</w:t>
-            </w:r>
-            <w:r>
-              <w:rPr>
-                <w:rFonts w:hint="eastAsia" w:ascii="Times New Roman" w:hAnsi="Times New Roman" w:eastAsia="宋体" w:cs="宋体"/>
-                <w:b w:val="0"/>
-                <w:i w:val="0"/>
-                <w:strike w:val="0"/>
-                <w:color w:val="000000"/>
-                <w:spacing w:val="0"/>
-                <w:kern w:val="2"/>
-                <w:sz w:val="22"/>
-                <w:u w:val="none"/>
-                <w:lang/>
-              </w:rPr>
-              <w:t>C3</w:t>
-            </w:r>
-            <w:r>
-              <w:rPr>
-                <w:rFonts w:hint="eastAsia" w:cs="宋体"/>
-                <w:b w:val="0"/>
-                <w:i w:val="0"/>
-                <w:strike w:val="0"/>
-                <w:color w:val="000000"/>
-                <w:spacing w:val="0"/>
-                <w:kern w:val="2"/>
-                <w:sz w:val="22"/>
-                <w:u w:val="none"/>
-                <w:lang w:eastAsia="zh-CN"/>
-              </w:rPr>
-              <w:t>XX</w:t>
-            </w:r>
-            <w:r>
-              <w:rPr>
-                <w:rFonts w:hint="eastAsia" w:ascii="Times New Roman" w:hAnsi="Times New Roman" w:eastAsia="宋体" w:cs="宋体"/>
-                <w:b w:val="0"/>
-                <w:i w:val="0"/>
-                <w:strike w:val="0"/>
-                <w:color w:val="000000"/>
-                <w:spacing w:val="0"/>
-                <w:kern w:val="2"/>
-                <w:sz w:val="22"/>
-                <w:u w:val="none"/>
-                <w:lang/>
-              </w:rPr>
-              <w:t>00FF</w:t>
-            </w:r>
+              </w:rPr>
+            </w:pPr>
           </w:p>
         </w:tc>
         <w:tc>
@@ -5107,7 +4922,6 @@
                 <w:color w:val="000000"/>
                 <w:kern w:val="2"/>
                 <w:sz w:val="22"/>
-                <w:lang/>
               </w:rPr>
             </w:pPr>
           </w:p>
@@ -5192,7 +5006,6 @@
                 <w:kern w:val="2"/>
                 <w:sz w:val="22"/>
                 <w:u w:val="none"/>
-                <w:lang/>
               </w:rPr>
               <w:t>5</w:t>
             </w:r>
@@ -5242,24 +5055,8 @@
                 <w:color w:val="333333"/>
                 <w:kern w:val="2"/>
                 <w:sz w:val="22"/>
-                <w:lang/>
-              </w:rPr>
-            </w:pPr>
-            <w:r>
-              <w:rPr>
-                <w:rFonts w:hint="eastAsia" w:ascii="Times New Roman" w:hAnsi="Times New Roman" w:eastAsia="宋体" w:cs="宋体"/>
-                <w:b w:val="0"/>
-                <w:i w:val="0"/>
-                <w:strike w:val="0"/>
-                <w:color w:val="000000"/>
-                <w:spacing w:val="0"/>
-                <w:kern w:val="2"/>
-                <w:sz w:val="22"/>
-                <w:u w:val="none"/>
-                <w:lang/>
-              </w:rPr>
-              <w:t>信号自产生</w:t>
-            </w:r>
+              </w:rPr>
+            </w:pPr>
           </w:p>
         </w:tc>
         <w:tc>
@@ -5306,69 +5103,8 @@
                 <w:color w:val="333333"/>
                 <w:kern w:val="2"/>
                 <w:sz w:val="22"/>
-                <w:lang/>
-              </w:rPr>
-            </w:pPr>
-            <w:r>
-              <w:rPr>
-                <w:rFonts w:hint="eastAsia" w:cs="宋体"/>
-                <w:b w:val="0"/>
-                <w:i w:val="0"/>
-                <w:strike w:val="0"/>
-                <w:color w:val="000000"/>
-                <w:spacing w:val="0"/>
-                <w:kern w:val="2"/>
-                <w:sz w:val="22"/>
-                <w:u w:val="none"/>
-                <w:lang w:eastAsia="zh-CN"/>
-              </w:rPr>
-              <w:t>0x</w:t>
-            </w:r>
-            <w:r>
-              <w:rPr>
-                <w:rFonts w:hint="eastAsia" w:ascii="Times New Roman" w:hAnsi="Times New Roman" w:eastAsia="宋体" w:cs="宋体"/>
-                <w:b w:val="0"/>
-                <w:i w:val="0"/>
-                <w:strike w:val="0"/>
-                <w:color w:val="000000"/>
-                <w:spacing w:val="0"/>
-                <w:kern w:val="2"/>
-                <w:sz w:val="22"/>
-                <w:u w:val="none"/>
-                <w:lang/>
-              </w:rPr>
-              <w:t>C4</w:t>
-            </w:r>
-            <w:r>
-              <w:rPr>
-                <w:rFonts w:hint="eastAsia" w:cs="宋体"/>
-                <w:b w:val="0"/>
-                <w:i w:val="0"/>
-                <w:strike w:val="0"/>
-                <w:color w:val="000000"/>
-                <w:spacing w:val="0"/>
-                <w:kern w:val="2"/>
-                <w:sz w:val="22"/>
-                <w:u w:val="none"/>
-                <w:lang w:eastAsia="zh-CN"/>
-              </w:rPr>
-              <w:t>XX</w:t>
-            </w:r>
-            <w:r>
-              <w:rPr>
-                <w:rFonts w:hint="eastAsia" w:ascii="Times New Roman" w:hAnsi="Times New Roman" w:eastAsia="宋体" w:cs="宋体"/>
-                <w:b w:val="0"/>
-                <w:i w:val="0"/>
-                <w:strike w:val="0"/>
-                <w:color w:val="000000"/>
-                <w:spacing w:val="0"/>
-                <w:kern w:val="2"/>
-                <w:sz w:val="22"/>
-                <w:u w:val="none"/>
-                <w:lang/>
-              </w:rPr>
-              <w:t>00FF</w:t>
-            </w:r>
+              </w:rPr>
+            </w:pPr>
           </w:p>
         </w:tc>
         <w:tc>
@@ -5415,7 +5151,6 @@
                 <w:color w:val="000000"/>
                 <w:kern w:val="2"/>
                 <w:sz w:val="22"/>
-                <w:lang/>
               </w:rPr>
             </w:pPr>
           </w:p>
@@ -5500,7 +5235,6 @@
                 <w:kern w:val="2"/>
                 <w:sz w:val="22"/>
                 <w:u w:val="none"/>
-                <w:lang/>
               </w:rPr>
               <w:t>6</w:t>
             </w:r>
@@ -5550,24 +5284,8 @@
                 <w:color w:val="333333"/>
                 <w:kern w:val="2"/>
                 <w:sz w:val="22"/>
-                <w:lang/>
-              </w:rPr>
-            </w:pPr>
-            <w:r>
-              <w:rPr>
-                <w:rFonts w:hint="eastAsia" w:ascii="Times New Roman" w:hAnsi="Times New Roman" w:eastAsia="宋体" w:cs="宋体"/>
-                <w:b w:val="0"/>
-                <w:i w:val="0"/>
-                <w:strike w:val="0"/>
-                <w:color w:val="000000"/>
-                <w:spacing w:val="0"/>
-                <w:kern w:val="2"/>
-                <w:sz w:val="22"/>
-                <w:u w:val="none"/>
-                <w:lang/>
-              </w:rPr>
-              <w:t>频谱图</w:t>
-            </w:r>
+              </w:rPr>
+            </w:pPr>
           </w:p>
         </w:tc>
         <w:tc>
@@ -5614,69 +5332,8 @@
                 <w:color w:val="333333"/>
                 <w:kern w:val="2"/>
                 <w:sz w:val="22"/>
-                <w:lang/>
-              </w:rPr>
-            </w:pPr>
-            <w:r>
-              <w:rPr>
-                <w:rFonts w:hint="eastAsia" w:cs="宋体"/>
-                <w:b w:val="0"/>
-                <w:i w:val="0"/>
-                <w:strike w:val="0"/>
-                <w:color w:val="000000"/>
-                <w:spacing w:val="0"/>
-                <w:kern w:val="2"/>
-                <w:sz w:val="22"/>
-                <w:u w:val="none"/>
-                <w:lang w:eastAsia="zh-CN"/>
-              </w:rPr>
-              <w:t>0x</w:t>
-            </w:r>
-            <w:r>
-              <w:rPr>
-                <w:rFonts w:hint="eastAsia" w:ascii="Times New Roman" w:hAnsi="Times New Roman" w:eastAsia="宋体" w:cs="宋体"/>
-                <w:b w:val="0"/>
-                <w:i w:val="0"/>
-                <w:strike w:val="0"/>
-                <w:color w:val="000000"/>
-                <w:spacing w:val="0"/>
-                <w:kern w:val="2"/>
-                <w:sz w:val="22"/>
-                <w:u w:val="none"/>
-                <w:lang/>
-              </w:rPr>
-              <w:t>C5</w:t>
-            </w:r>
-            <w:r>
-              <w:rPr>
-                <w:rFonts w:hint="eastAsia" w:cs="宋体"/>
-                <w:b w:val="0"/>
-                <w:i w:val="0"/>
-                <w:strike w:val="0"/>
-                <w:color w:val="000000"/>
-                <w:spacing w:val="0"/>
-                <w:kern w:val="2"/>
-                <w:sz w:val="22"/>
-                <w:u w:val="none"/>
-                <w:lang w:eastAsia="zh-CN"/>
-              </w:rPr>
-              <w:t>XX</w:t>
-            </w:r>
-            <w:r>
-              <w:rPr>
-                <w:rFonts w:hint="eastAsia" w:ascii="Times New Roman" w:hAnsi="Times New Roman" w:eastAsia="宋体" w:cs="宋体"/>
-                <w:b w:val="0"/>
-                <w:i w:val="0"/>
-                <w:strike w:val="0"/>
-                <w:color w:val="000000"/>
-                <w:spacing w:val="0"/>
-                <w:kern w:val="2"/>
-                <w:sz w:val="22"/>
-                <w:u w:val="none"/>
-                <w:lang/>
-              </w:rPr>
-              <w:t>00FF</w:t>
-            </w:r>
+              </w:rPr>
+            </w:pPr>
           </w:p>
         </w:tc>
         <w:tc>
@@ -5723,7 +5380,6 @@
                 <w:color w:val="000000"/>
                 <w:kern w:val="2"/>
                 <w:sz w:val="22"/>
-                <w:lang/>
               </w:rPr>
             </w:pPr>
           </w:p>
@@ -5808,7 +5464,6 @@
                 <w:kern w:val="2"/>
                 <w:sz w:val="22"/>
                 <w:u w:val="none"/>
-                <w:lang/>
               </w:rPr>
               <w:t>7</w:t>
             </w:r>
@@ -5858,24 +5513,8 @@
                 <w:color w:val="333333"/>
                 <w:kern w:val="2"/>
                 <w:sz w:val="22"/>
-                <w:lang/>
-              </w:rPr>
-            </w:pPr>
-            <w:r>
-              <w:rPr>
-                <w:rFonts w:hint="eastAsia" w:ascii="Times New Roman" w:hAnsi="Times New Roman" w:eastAsia="宋体" w:cs="宋体"/>
-                <w:b w:val="0"/>
-                <w:i w:val="0"/>
-                <w:strike w:val="0"/>
-                <w:color w:val="000000"/>
-                <w:spacing w:val="0"/>
-                <w:kern w:val="2"/>
-                <w:sz w:val="22"/>
-                <w:u w:val="none"/>
-                <w:lang/>
-              </w:rPr>
-              <w:t>网络</w:t>
-            </w:r>
+              </w:rPr>
+            </w:pPr>
           </w:p>
         </w:tc>
         <w:tc>
@@ -5922,54 +5561,8 @@
                 <w:color w:val="333333"/>
                 <w:kern w:val="2"/>
                 <w:sz w:val="22"/>
-                <w:lang/>
-              </w:rPr>
-            </w:pPr>
-            <w:r>
-              <w:rPr>
-                <w:rFonts w:hint="eastAsia" w:ascii="Times New Roman" w:hAnsi="Times New Roman" w:eastAsia="宋体" w:cs="宋体"/>
-                <w:b w:val="0"/>
-                <w:i w:val="0"/>
-                <w:strike w:val="0"/>
-                <w:color w:val="000000"/>
-                <w:spacing w:val="0"/>
-                <w:kern w:val="2"/>
-                <w:sz w:val="22"/>
-                <w:u w:val="none"/>
-                <w:lang/>
-              </w:rPr>
-              <w:t>0xD0</w:t>
-            </w:r>
-            <w:r>
-              <w:rPr>
-                <w:rFonts w:hint="eastAsia" w:cs="宋体"/>
-                <w:b w:val="0"/>
-                <w:i w:val="0"/>
-                <w:strike w:val="0"/>
-                <w:color w:val="000000"/>
-                <w:spacing w:val="0"/>
-                <w:kern w:val="2"/>
-                <w:sz w:val="22"/>
-                <w:u w:val="none"/>
-                <w:lang w:eastAsia="zh-CN"/>
-              </w:rPr>
-              <w:t>XX</w:t>
-            </w:r>
-            <w:r>
-              <w:rPr>
-                <w:rFonts w:hint="eastAsia" w:ascii="Times New Roman" w:hAnsi="Times New Roman" w:eastAsia="宋体" w:cs="宋体"/>
-                <w:b w:val="0"/>
-                <w:i w:val="0"/>
-                <w:strike w:val="0"/>
-                <w:color w:val="000000"/>
-                <w:spacing w:val="0"/>
-                <w:kern w:val="2"/>
-                <w:sz w:val="22"/>
-                <w:u w:val="none"/>
-                <w:lang/>
-              </w:rPr>
-              <w:t>00FF</w:t>
-            </w:r>
+              </w:rPr>
+            </w:pPr>
           </w:p>
         </w:tc>
         <w:tc>
@@ -6016,7 +5609,6 @@
                 <w:color w:val="000000"/>
                 <w:kern w:val="2"/>
                 <w:sz w:val="22"/>
-                <w:lang/>
               </w:rPr>
             </w:pPr>
           </w:p>
@@ -6101,7 +5693,6 @@
                 <w:kern w:val="2"/>
                 <w:sz w:val="22"/>
                 <w:u w:val="none"/>
-                <w:lang/>
               </w:rPr>
               <w:t>8</w:t>
             </w:r>
@@ -6151,24 +5742,8 @@
                 <w:color w:val="333333"/>
                 <w:kern w:val="2"/>
                 <w:sz w:val="22"/>
-                <w:lang/>
-              </w:rPr>
-            </w:pPr>
-            <w:r>
-              <w:rPr>
-                <w:rFonts w:hint="eastAsia" w:ascii="Times New Roman" w:hAnsi="Times New Roman" w:eastAsia="宋体" w:cs="宋体"/>
-                <w:b w:val="0"/>
-                <w:i w:val="0"/>
-                <w:strike w:val="0"/>
-                <w:color w:val="000000"/>
-                <w:spacing w:val="0"/>
-                <w:kern w:val="2"/>
-                <w:sz w:val="22"/>
-                <w:u w:val="none"/>
-                <w:lang/>
-              </w:rPr>
-              <w:t>系统文件</w:t>
-            </w:r>
+              </w:rPr>
+            </w:pPr>
           </w:p>
         </w:tc>
         <w:tc>
@@ -6215,54 +5790,8 @@
                 <w:color w:val="333333"/>
                 <w:kern w:val="2"/>
                 <w:sz w:val="22"/>
-                <w:lang/>
-              </w:rPr>
-            </w:pPr>
-            <w:r>
-              <w:rPr>
-                <w:rFonts w:hint="eastAsia" w:ascii="Times New Roman" w:hAnsi="Times New Roman" w:eastAsia="宋体" w:cs="宋体"/>
-                <w:b w:val="0"/>
-                <w:i w:val="0"/>
-                <w:strike w:val="0"/>
-                <w:color w:val="000000"/>
-                <w:spacing w:val="0"/>
-                <w:kern w:val="2"/>
-                <w:sz w:val="22"/>
-                <w:u w:val="none"/>
-                <w:lang/>
-              </w:rPr>
-              <w:t>0xF0</w:t>
-            </w:r>
-            <w:r>
-              <w:rPr>
-                <w:rFonts w:hint="eastAsia" w:cs="宋体"/>
-                <w:b w:val="0"/>
-                <w:i w:val="0"/>
-                <w:strike w:val="0"/>
-                <w:color w:val="000000"/>
-                <w:spacing w:val="0"/>
-                <w:kern w:val="2"/>
-                <w:sz w:val="22"/>
-                <w:u w:val="none"/>
-                <w:lang w:eastAsia="zh-CN"/>
-              </w:rPr>
-              <w:t>XX</w:t>
-            </w:r>
-            <w:r>
-              <w:rPr>
-                <w:rFonts w:hint="eastAsia" w:ascii="Times New Roman" w:hAnsi="Times New Roman" w:eastAsia="宋体" w:cs="宋体"/>
-                <w:b w:val="0"/>
-                <w:i w:val="0"/>
-                <w:strike w:val="0"/>
-                <w:color w:val="000000"/>
-                <w:spacing w:val="0"/>
-                <w:kern w:val="2"/>
-                <w:sz w:val="22"/>
-                <w:u w:val="none"/>
-                <w:lang/>
-              </w:rPr>
-              <w:t>00FF</w:t>
-            </w:r>
+              </w:rPr>
+            </w:pPr>
           </w:p>
         </w:tc>
         <w:tc>
@@ -6309,7 +5838,6 @@
                 <w:color w:val="000000"/>
                 <w:kern w:val="2"/>
                 <w:sz w:val="22"/>
-                <w:lang/>
               </w:rPr>
             </w:pPr>
           </w:p>
@@ -6394,7 +5922,6 @@
                 <w:kern w:val="2"/>
                 <w:sz w:val="22"/>
                 <w:u w:val="none"/>
-                <w:lang/>
               </w:rPr>
               <w:t>9</w:t>
             </w:r>
@@ -6444,24 +5971,8 @@
                 <w:color w:val="333333"/>
                 <w:kern w:val="2"/>
                 <w:sz w:val="22"/>
-                <w:lang/>
-              </w:rPr>
-            </w:pPr>
-            <w:r>
-              <w:rPr>
-                <w:rFonts w:hint="eastAsia" w:ascii="Times New Roman" w:hAnsi="Times New Roman" w:eastAsia="宋体" w:cs="宋体"/>
-                <w:b w:val="0"/>
-                <w:i w:val="0"/>
-                <w:strike w:val="0"/>
-                <w:color w:val="000000"/>
-                <w:spacing w:val="0"/>
-                <w:kern w:val="2"/>
-                <w:sz w:val="22"/>
-                <w:u w:val="none"/>
-                <w:lang/>
-              </w:rPr>
-              <w:t>轨迹文件</w:t>
-            </w:r>
+              </w:rPr>
+            </w:pPr>
           </w:p>
         </w:tc>
         <w:tc>
@@ -6508,54 +6019,8 @@
                 <w:color w:val="333333"/>
                 <w:kern w:val="2"/>
                 <w:sz w:val="22"/>
-                <w:lang/>
-              </w:rPr>
-            </w:pPr>
-            <w:r>
-              <w:rPr>
-                <w:rFonts w:hint="eastAsia" w:ascii="Times New Roman" w:hAnsi="Times New Roman" w:eastAsia="宋体" w:cs="宋体"/>
-                <w:b w:val="0"/>
-                <w:i w:val="0"/>
-                <w:strike w:val="0"/>
-                <w:color w:val="000000"/>
-                <w:spacing w:val="0"/>
-                <w:kern w:val="2"/>
-                <w:sz w:val="22"/>
-                <w:u w:val="none"/>
-                <w:lang/>
-              </w:rPr>
-              <w:t>0xF1</w:t>
-            </w:r>
-            <w:r>
-              <w:rPr>
-                <w:rFonts w:hint="eastAsia" w:cs="宋体"/>
-                <w:b w:val="0"/>
-                <w:i w:val="0"/>
-                <w:strike w:val="0"/>
-                <w:color w:val="000000"/>
-                <w:spacing w:val="0"/>
-                <w:kern w:val="2"/>
-                <w:sz w:val="22"/>
-                <w:u w:val="none"/>
-                <w:lang w:eastAsia="zh-CN"/>
-              </w:rPr>
-              <w:t>XX</w:t>
-            </w:r>
-            <w:r>
-              <w:rPr>
-                <w:rFonts w:hint="eastAsia" w:ascii="Times New Roman" w:hAnsi="Times New Roman" w:eastAsia="宋体" w:cs="宋体"/>
-                <w:b w:val="0"/>
-                <w:i w:val="0"/>
-                <w:strike w:val="0"/>
-                <w:color w:val="000000"/>
-                <w:spacing w:val="0"/>
-                <w:kern w:val="2"/>
-                <w:sz w:val="22"/>
-                <w:u w:val="none"/>
-                <w:lang/>
-              </w:rPr>
-              <w:t>00FF</w:t>
-            </w:r>
+              </w:rPr>
+            </w:pPr>
           </w:p>
         </w:tc>
         <w:tc>
@@ -6602,7 +6067,6 @@
                 <w:color w:val="000000"/>
                 <w:kern w:val="2"/>
                 <w:sz w:val="22"/>
-                <w:lang/>
               </w:rPr>
             </w:pPr>
           </w:p>
@@ -6687,7 +6151,6 @@
                 <w:kern w:val="2"/>
                 <w:sz w:val="22"/>
                 <w:u w:val="none"/>
-                <w:lang/>
               </w:rPr>
               <w:t>10</w:t>
             </w:r>
@@ -6737,24 +6200,8 @@
                 <w:color w:val="333333"/>
                 <w:kern w:val="2"/>
                 <w:sz w:val="22"/>
-                <w:lang/>
-              </w:rPr>
-            </w:pPr>
-            <w:r>
-              <w:rPr>
-                <w:rFonts w:hint="eastAsia" w:ascii="Times New Roman" w:hAnsi="Times New Roman" w:eastAsia="宋体" w:cs="宋体"/>
-                <w:b w:val="0"/>
-                <w:i w:val="0"/>
-                <w:strike w:val="0"/>
-                <w:color w:val="000000"/>
-                <w:spacing w:val="0"/>
-                <w:kern w:val="2"/>
-                <w:sz w:val="22"/>
-                <w:u w:val="none"/>
-                <w:lang/>
-              </w:rPr>
-              <w:t>波形文件</w:t>
-            </w:r>
+              </w:rPr>
+            </w:pPr>
           </w:p>
         </w:tc>
         <w:tc>
@@ -6801,54 +6248,8 @@
                 <w:color w:val="333333"/>
                 <w:kern w:val="2"/>
                 <w:sz w:val="22"/>
-                <w:lang/>
-              </w:rPr>
-            </w:pPr>
-            <w:r>
-              <w:rPr>
-                <w:rFonts w:hint="eastAsia" w:ascii="Times New Roman" w:hAnsi="Times New Roman" w:eastAsia="宋体" w:cs="宋体"/>
-                <w:b w:val="0"/>
-                <w:i w:val="0"/>
-                <w:strike w:val="0"/>
-                <w:color w:val="000000"/>
-                <w:spacing w:val="0"/>
-                <w:kern w:val="2"/>
-                <w:sz w:val="22"/>
-                <w:u w:val="none"/>
-                <w:lang/>
-              </w:rPr>
-              <w:t>0xF2</w:t>
-            </w:r>
-            <w:r>
-              <w:rPr>
-                <w:rFonts w:hint="eastAsia" w:cs="宋体"/>
-                <w:b w:val="0"/>
-                <w:i w:val="0"/>
-                <w:strike w:val="0"/>
-                <w:color w:val="000000"/>
-                <w:spacing w:val="0"/>
-                <w:kern w:val="2"/>
-                <w:sz w:val="22"/>
-                <w:u w:val="none"/>
-                <w:lang w:eastAsia="zh-CN"/>
-              </w:rPr>
-              <w:t>XX</w:t>
-            </w:r>
-            <w:r>
-              <w:rPr>
-                <w:rFonts w:hint="eastAsia" w:ascii="Times New Roman" w:hAnsi="Times New Roman" w:eastAsia="宋体" w:cs="宋体"/>
-                <w:b w:val="0"/>
-                <w:i w:val="0"/>
-                <w:strike w:val="0"/>
-                <w:color w:val="000000"/>
-                <w:spacing w:val="0"/>
-                <w:kern w:val="2"/>
-                <w:sz w:val="22"/>
-                <w:u w:val="none"/>
-                <w:lang/>
-              </w:rPr>
-              <w:t>00FF</w:t>
-            </w:r>
+              </w:rPr>
+            </w:pPr>
           </w:p>
         </w:tc>
         <w:tc>
@@ -6895,7 +6296,6 @@
                 <w:color w:val="000000"/>
                 <w:kern w:val="2"/>
                 <w:sz w:val="22"/>
-                <w:lang/>
               </w:rPr>
             </w:pPr>
           </w:p>
@@ -6905,6 +6305,4787 @@
     <w:p/>
     <w:p/>
     <w:p/>
+    <w:p>
+      <w:pPr>
+        <w:pStyle w:val="2"/>
+        <w:bidi w:val="0"/>
+      </w:pPr>
+      <w:r>
+        <w:rPr>
+          <w:rFonts w:hint="eastAsia"/>
+          <w:lang w:val="en-US" w:eastAsia="zh-CN"/>
+        </w:rPr>
+        <w:t>系统命令</w:t>
+      </w:r>
+    </w:p>
+    <w:p>
+      <w:pPr>
+        <w:pStyle w:val="3"/>
+        <w:bidi w:val="0"/>
+      </w:pPr>
+      <w:r>
+        <w:rPr>
+          <w:rFonts w:hint="eastAsia"/>
+          <w:lang w:val="en-US" w:eastAsia="zh-CN"/>
+        </w:rPr>
+        <w:t>系统复位</w:t>
+      </w:r>
+    </w:p>
+    <w:tbl>
+      <w:tblPr>
+        <w:tblStyle w:val="12"/>
+        <w:tblW w:w="8323" w:type="dxa"/>
+        <w:jc w:val="center"/>
+        <w:tblBorders>
+          <w:top w:val="single" w:color="auto" w:sz="4" w:space="0"/>
+          <w:left w:val="single" w:color="auto" w:sz="4" w:space="0"/>
+          <w:bottom w:val="single" w:color="auto" w:sz="4" w:space="0"/>
+          <w:right w:val="single" w:color="auto" w:sz="4" w:space="0"/>
+          <w:insideH w:val="single" w:color="auto" w:sz="4" w:space="0"/>
+          <w:insideV w:val="single" w:color="auto" w:sz="4" w:space="0"/>
+        </w:tblBorders>
+        <w:shd w:val="clear" w:color="auto" w:fill="auto"/>
+        <w:tblLayout w:type="autofit"/>
+        <w:tblCellMar>
+          <w:top w:w="0" w:type="dxa"/>
+          <w:left w:w="108" w:type="dxa"/>
+          <w:bottom w:w="0" w:type="dxa"/>
+          <w:right w:w="108" w:type="dxa"/>
+        </w:tblCellMar>
+      </w:tblPr>
+      <w:tblGrid>
+        <w:gridCol w:w="793"/>
+        <w:gridCol w:w="1310"/>
+        <w:gridCol w:w="1310"/>
+        <w:gridCol w:w="1310"/>
+        <w:gridCol w:w="2026"/>
+        <w:gridCol w:w="1574"/>
+      </w:tblGrid>
+      <w:tr>
+        <w:tblPrEx>
+          <w:tblBorders>
+            <w:top w:val="single" w:color="auto" w:sz="4" w:space="0"/>
+            <w:left w:val="single" w:color="auto" w:sz="4" w:space="0"/>
+            <w:bottom w:val="single" w:color="auto" w:sz="4" w:space="0"/>
+            <w:right w:val="single" w:color="auto" w:sz="4" w:space="0"/>
+            <w:insideH w:val="single" w:color="auto" w:sz="4" w:space="0"/>
+            <w:insideV w:val="single" w:color="auto" w:sz="4" w:space="0"/>
+          </w:tblBorders>
+          <w:shd w:val="clear" w:color="auto" w:fill="auto"/>
+          <w:tblCellMar>
+            <w:top w:w="0" w:type="dxa"/>
+            <w:left w:w="108" w:type="dxa"/>
+            <w:bottom w:w="0" w:type="dxa"/>
+            <w:right w:w="108" w:type="dxa"/>
+          </w:tblCellMar>
+        </w:tblPrEx>
+        <w:trPr>
+          <w:trHeight w:val="0" w:hRule="atLeast"/>
+          <w:tblHeader/>
+          <w:jc w:val="center"/>
+        </w:trPr>
+        <w:tc>
+          <w:tcPr>
+            <w:tcW w:w="8323" w:type="dxa"/>
+            <w:gridSpan w:val="6"/>
+            <w:tcBorders>
+              <w:top w:val="single" w:color="7030A0" w:sz="6" w:space="0"/>
+              <w:left w:val="single" w:color="7030A0" w:sz="6" w:space="0"/>
+              <w:bottom w:val="single" w:color="7030A0" w:sz="6" w:space="0"/>
+              <w:right w:val="single" w:color="C7A2E3" w:sz="6" w:space="0"/>
+            </w:tcBorders>
+            <w:shd w:val="clear" w:color="auto" w:fill="7030A0"/>
+            <w:vAlign w:val="center"/>
+          </w:tcPr>
+          <w:p>
+            <w:pPr>
+              <w:keepNext w:val="0"/>
+              <w:keepLines w:val="0"/>
+              <w:pageBreakBefore w:val="0"/>
+              <w:widowControl w:val="0"/>
+              <w:kinsoku/>
+              <w:wordWrap/>
+              <w:overflowPunct/>
+              <w:topLinePunct w:val="0"/>
+              <w:autoSpaceDE/>
+              <w:autoSpaceDN/>
+              <w:bidi w:val="0"/>
+              <w:adjustRightInd/>
+              <w:snapToGrid w:val="0"/>
+              <w:spacing w:before="0" w:after="0" w:line="240" w:lineRule="auto"/>
+              <w:ind w:left="0" w:leftChars="0" w:right="0" w:rightChars="0" w:firstLine="0" w:firstLineChars="0"/>
+              <w:jc w:val="center"/>
+              <w:textAlignment w:val="auto"/>
+              <w:rPr>
+                <w:rFonts w:hint="default" w:ascii="Times New Roman" w:hAnsi="Times New Roman" w:eastAsia="宋体" w:cs="宋体"/>
+                <w:b/>
+                <w:i w:val="0"/>
+                <w:strike w:val="0"/>
+                <w:color w:val="FFFFFF"/>
+                <w:spacing w:val="0"/>
+                <w:kern w:val="2"/>
+                <w:sz w:val="22"/>
+                <w:u w:val="none"/>
+                <w:lang w:val="en-US"/>
+              </w:rPr>
+            </w:pPr>
+            <w:r>
+              <w:rPr>
+                <w:rFonts w:hint="eastAsia" w:ascii="Times New Roman" w:hAnsi="Times New Roman" w:eastAsia="宋体" w:cs="宋体"/>
+                <w:b/>
+                <w:i w:val="0"/>
+                <w:strike w:val="0"/>
+                <w:color w:val="FFFFFF"/>
+                <w:spacing w:val="0"/>
+                <w:kern w:val="2"/>
+                <w:sz w:val="22"/>
+                <w:u w:val="none"/>
+                <w:lang w:val="en-US" w:eastAsia="zh-CN"/>
+              </w:rPr>
+              <w:t>系统复位</w:t>
+            </w:r>
+            <w:r>
+              <w:rPr>
+                <w:rFonts w:hint="eastAsia" w:cs="宋体"/>
+                <w:b/>
+                <w:i w:val="0"/>
+                <w:strike w:val="0"/>
+                <w:color w:val="FFFFFF"/>
+                <w:spacing w:val="0"/>
+                <w:kern w:val="2"/>
+                <w:sz w:val="22"/>
+                <w:u w:val="none"/>
+                <w:lang w:val="en-US" w:eastAsia="zh-CN"/>
+              </w:rPr>
+              <w:t xml:space="preserve"> PC =&gt; FPGA</w:t>
+            </w:r>
+          </w:p>
+        </w:tc>
+      </w:tr>
+      <w:tr>
+        <w:tblPrEx>
+          <w:tblBorders>
+            <w:top w:val="single" w:color="auto" w:sz="4" w:space="0"/>
+            <w:left w:val="single" w:color="auto" w:sz="4" w:space="0"/>
+            <w:bottom w:val="single" w:color="auto" w:sz="4" w:space="0"/>
+            <w:right w:val="single" w:color="auto" w:sz="4" w:space="0"/>
+            <w:insideH w:val="single" w:color="auto" w:sz="4" w:space="0"/>
+            <w:insideV w:val="single" w:color="auto" w:sz="4" w:space="0"/>
+          </w:tblBorders>
+          <w:shd w:val="clear" w:color="auto" w:fill="auto"/>
+          <w:tblCellMar>
+            <w:top w:w="0" w:type="dxa"/>
+            <w:left w:w="108" w:type="dxa"/>
+            <w:bottom w:w="0" w:type="dxa"/>
+            <w:right w:w="108" w:type="dxa"/>
+          </w:tblCellMar>
+        </w:tblPrEx>
+        <w:trPr>
+          <w:trHeight w:val="0" w:hRule="atLeast"/>
+          <w:tblHeader/>
+          <w:jc w:val="center"/>
+        </w:trPr>
+        <w:tc>
+          <w:tcPr>
+            <w:tcW w:w="793" w:type="dxa"/>
+            <w:tcBorders>
+              <w:top w:val="single" w:color="7030A0" w:sz="6" w:space="0"/>
+              <w:left w:val="single" w:color="7030A0" w:sz="6" w:space="0"/>
+              <w:bottom w:val="single" w:color="C7A2E3" w:sz="6" w:space="0"/>
+              <w:right w:val="single" w:color="C7A2E3" w:sz="6" w:space="0"/>
+            </w:tcBorders>
+            <w:shd w:val="clear" w:color="auto" w:fill="FFFFFF"/>
+            <w:vAlign w:val="center"/>
+          </w:tcPr>
+          <w:p>
+            <w:pPr>
+              <w:keepNext w:val="0"/>
+              <w:keepLines w:val="0"/>
+              <w:pageBreakBefore w:val="0"/>
+              <w:widowControl w:val="0"/>
+              <w:kinsoku/>
+              <w:wordWrap/>
+              <w:overflowPunct/>
+              <w:topLinePunct w:val="0"/>
+              <w:autoSpaceDE/>
+              <w:autoSpaceDN/>
+              <w:bidi w:val="0"/>
+              <w:adjustRightInd/>
+              <w:snapToGrid w:val="0"/>
+              <w:spacing w:before="0" w:after="0" w:line="240" w:lineRule="auto"/>
+              <w:ind w:left="0" w:leftChars="0" w:right="0" w:rightChars="0" w:firstLine="0" w:firstLineChars="0"/>
+              <w:jc w:val="center"/>
+              <w:textAlignment w:val="auto"/>
+              <w:rPr>
+                <w:rFonts w:hint="eastAsia" w:ascii="minorHAnsi" w:hAnsi="minorHAnsi" w:eastAsia="宋体" w:cs="Times New Roman"/>
+                <w:b w:val="0"/>
+                <w:i w:val="0"/>
+                <w:color w:val="333333"/>
+                <w:kern w:val="2"/>
+                <w:sz w:val="22"/>
+                <w:szCs w:val="22"/>
+                <w:lang w:bidi="ar-SA"/>
+              </w:rPr>
+            </w:pPr>
+            <w:r>
+              <w:rPr>
+                <w:rFonts w:hint="eastAsia" w:ascii="Times New Roman" w:hAnsi="Times New Roman" w:eastAsia="宋体" w:cs="宋体"/>
+                <w:b w:val="0"/>
+                <w:i w:val="0"/>
+                <w:strike w:val="0"/>
+                <w:color w:val="000000"/>
+                <w:spacing w:val="0"/>
+                <w:kern w:val="2"/>
+                <w:sz w:val="22"/>
+                <w:u w:val="none"/>
+              </w:rPr>
+              <w:t>序号</w:t>
+            </w:r>
+          </w:p>
+        </w:tc>
+        <w:tc>
+          <w:tcPr>
+            <w:tcW w:w="1310" w:type="dxa"/>
+            <w:tcBorders>
+              <w:top w:val="single" w:color="7030A0" w:sz="6" w:space="0"/>
+              <w:left w:val="single" w:color="C7A2E3" w:sz="6" w:space="0"/>
+              <w:bottom w:val="single" w:color="C7A2E3" w:sz="6" w:space="0"/>
+              <w:right w:val="single" w:color="C7A2E3" w:sz="6" w:space="0"/>
+            </w:tcBorders>
+            <w:shd w:val="clear" w:color="auto" w:fill="FFFFFF"/>
+            <w:vAlign w:val="center"/>
+          </w:tcPr>
+          <w:p>
+            <w:pPr>
+              <w:keepNext w:val="0"/>
+              <w:keepLines w:val="0"/>
+              <w:pageBreakBefore w:val="0"/>
+              <w:widowControl w:val="0"/>
+              <w:kinsoku/>
+              <w:wordWrap/>
+              <w:overflowPunct/>
+              <w:topLinePunct w:val="0"/>
+              <w:autoSpaceDE/>
+              <w:autoSpaceDN/>
+              <w:bidi w:val="0"/>
+              <w:adjustRightInd/>
+              <w:snapToGrid w:val="0"/>
+              <w:spacing w:before="0" w:after="0" w:line="240" w:lineRule="auto"/>
+              <w:ind w:left="0" w:leftChars="0" w:right="0" w:rightChars="0" w:firstLine="0" w:firstLineChars="0"/>
+              <w:jc w:val="center"/>
+              <w:textAlignment w:val="auto"/>
+              <w:rPr>
+                <w:rFonts w:hint="eastAsia" w:ascii="minorHAnsi" w:hAnsi="minorHAnsi" w:eastAsia="宋体" w:cs="Times New Roman"/>
+                <w:b w:val="0"/>
+                <w:i w:val="0"/>
+                <w:color w:val="333333"/>
+                <w:kern w:val="2"/>
+                <w:sz w:val="22"/>
+                <w:szCs w:val="22"/>
+                <w:lang w:bidi="ar-SA"/>
+              </w:rPr>
+            </w:pPr>
+            <w:r>
+              <w:rPr>
+                <w:rFonts w:hint="eastAsia" w:ascii="Times New Roman" w:hAnsi="Times New Roman" w:eastAsia="宋体" w:cs="宋体"/>
+                <w:b w:val="0"/>
+                <w:i w:val="0"/>
+                <w:strike w:val="0"/>
+                <w:color w:val="000000"/>
+                <w:spacing w:val="0"/>
+                <w:kern w:val="2"/>
+                <w:sz w:val="22"/>
+                <w:u w:val="none"/>
+              </w:rPr>
+              <w:t>数据名称</w:t>
+            </w:r>
+          </w:p>
+        </w:tc>
+        <w:tc>
+          <w:tcPr>
+            <w:tcW w:w="1310" w:type="dxa"/>
+            <w:tcBorders>
+              <w:top w:val="single" w:color="7030A0" w:sz="6" w:space="0"/>
+              <w:left w:val="single" w:color="C7A2E3" w:sz="6" w:space="0"/>
+              <w:bottom w:val="single" w:color="C7A2E3" w:sz="6" w:space="0"/>
+              <w:right w:val="single" w:color="C7A2E3" w:sz="6" w:space="0"/>
+            </w:tcBorders>
+            <w:shd w:val="clear" w:color="auto" w:fill="FFFFFF"/>
+            <w:vAlign w:val="center"/>
+          </w:tcPr>
+          <w:p>
+            <w:pPr>
+              <w:keepNext w:val="0"/>
+              <w:keepLines w:val="0"/>
+              <w:pageBreakBefore w:val="0"/>
+              <w:widowControl w:val="0"/>
+              <w:kinsoku/>
+              <w:wordWrap/>
+              <w:overflowPunct/>
+              <w:topLinePunct w:val="0"/>
+              <w:autoSpaceDE/>
+              <w:autoSpaceDN/>
+              <w:bidi w:val="0"/>
+              <w:adjustRightInd/>
+              <w:snapToGrid w:val="0"/>
+              <w:spacing w:before="0" w:after="0" w:line="240" w:lineRule="auto"/>
+              <w:ind w:left="0" w:leftChars="0" w:right="0" w:rightChars="0" w:firstLine="0" w:firstLineChars="0"/>
+              <w:jc w:val="center"/>
+              <w:textAlignment w:val="auto"/>
+              <w:rPr>
+                <w:rFonts w:hint="eastAsia" w:ascii="minorHAnsi" w:hAnsi="minorHAnsi" w:eastAsia="宋体" w:cs="Times New Roman"/>
+                <w:b w:val="0"/>
+                <w:i w:val="0"/>
+                <w:color w:val="333333"/>
+                <w:kern w:val="2"/>
+                <w:sz w:val="22"/>
+                <w:szCs w:val="22"/>
+                <w:lang w:bidi="ar-SA"/>
+              </w:rPr>
+            </w:pPr>
+            <w:r>
+              <w:rPr>
+                <w:rFonts w:hint="eastAsia" w:ascii="Times New Roman" w:hAnsi="Times New Roman" w:eastAsia="宋体" w:cs="宋体"/>
+                <w:b w:val="0"/>
+                <w:i w:val="0"/>
+                <w:strike w:val="0"/>
+                <w:color w:val="000000"/>
+                <w:spacing w:val="0"/>
+                <w:kern w:val="2"/>
+                <w:sz w:val="22"/>
+                <w:u w:val="none"/>
+              </w:rPr>
+              <w:t>参数标识</w:t>
+            </w:r>
+          </w:p>
+        </w:tc>
+        <w:tc>
+          <w:tcPr>
+            <w:tcW w:w="1310" w:type="dxa"/>
+            <w:tcBorders>
+              <w:top w:val="single" w:color="7030A0" w:sz="6" w:space="0"/>
+              <w:left w:val="single" w:color="C7A2E3" w:sz="6" w:space="0"/>
+              <w:bottom w:val="single" w:color="C7A2E3" w:sz="6" w:space="0"/>
+              <w:right w:val="single" w:color="C7A2E3" w:sz="6" w:space="0"/>
+            </w:tcBorders>
+            <w:shd w:val="clear" w:color="auto" w:fill="FFFFFF"/>
+            <w:vAlign w:val="center"/>
+          </w:tcPr>
+          <w:p>
+            <w:pPr>
+              <w:keepNext w:val="0"/>
+              <w:keepLines w:val="0"/>
+              <w:pageBreakBefore w:val="0"/>
+              <w:widowControl w:val="0"/>
+              <w:kinsoku/>
+              <w:wordWrap/>
+              <w:overflowPunct/>
+              <w:topLinePunct w:val="0"/>
+              <w:autoSpaceDE/>
+              <w:autoSpaceDN/>
+              <w:bidi w:val="0"/>
+              <w:adjustRightInd/>
+              <w:snapToGrid w:val="0"/>
+              <w:spacing w:before="0" w:after="0" w:line="240" w:lineRule="auto"/>
+              <w:ind w:left="0" w:leftChars="0" w:right="0" w:rightChars="0" w:firstLine="0" w:firstLineChars="0"/>
+              <w:jc w:val="center"/>
+              <w:textAlignment w:val="auto"/>
+              <w:rPr>
+                <w:rFonts w:hint="eastAsia" w:ascii="minorHAnsi" w:hAnsi="minorHAnsi" w:eastAsia="宋体" w:cs="Times New Roman"/>
+                <w:b w:val="0"/>
+                <w:i w:val="0"/>
+                <w:color w:val="333333"/>
+                <w:kern w:val="2"/>
+                <w:sz w:val="22"/>
+                <w:szCs w:val="22"/>
+                <w:lang w:bidi="ar-SA"/>
+              </w:rPr>
+            </w:pPr>
+            <w:r>
+              <w:rPr>
+                <w:rFonts w:hint="eastAsia" w:ascii="Times New Roman" w:hAnsi="Times New Roman" w:eastAsia="宋体" w:cs="宋体"/>
+                <w:b w:val="0"/>
+                <w:i w:val="0"/>
+                <w:strike w:val="0"/>
+                <w:color w:val="000000"/>
+                <w:spacing w:val="0"/>
+                <w:kern w:val="2"/>
+                <w:sz w:val="22"/>
+                <w:u w:val="none"/>
+              </w:rPr>
+              <w:t>数据类型</w:t>
+            </w:r>
+          </w:p>
+        </w:tc>
+        <w:tc>
+          <w:tcPr>
+            <w:tcW w:w="2026" w:type="dxa"/>
+            <w:tcBorders>
+              <w:top w:val="single" w:color="7030A0" w:sz="6" w:space="0"/>
+              <w:left w:val="single" w:color="C7A2E3" w:sz="6" w:space="0"/>
+              <w:bottom w:val="single" w:color="C7A2E3" w:sz="6" w:space="0"/>
+              <w:right w:val="single" w:color="C7A2E3" w:sz="6" w:space="0"/>
+            </w:tcBorders>
+            <w:shd w:val="clear" w:color="auto" w:fill="FFFFFF"/>
+            <w:vAlign w:val="center"/>
+          </w:tcPr>
+          <w:p>
+            <w:pPr>
+              <w:keepNext w:val="0"/>
+              <w:keepLines w:val="0"/>
+              <w:pageBreakBefore w:val="0"/>
+              <w:widowControl w:val="0"/>
+              <w:kinsoku/>
+              <w:wordWrap/>
+              <w:overflowPunct/>
+              <w:topLinePunct w:val="0"/>
+              <w:autoSpaceDE/>
+              <w:autoSpaceDN/>
+              <w:bidi w:val="0"/>
+              <w:adjustRightInd/>
+              <w:snapToGrid w:val="0"/>
+              <w:spacing w:before="0" w:after="0" w:line="240" w:lineRule="auto"/>
+              <w:ind w:left="0" w:leftChars="0" w:right="0" w:rightChars="0" w:firstLine="0" w:firstLineChars="0"/>
+              <w:jc w:val="center"/>
+              <w:textAlignment w:val="auto"/>
+              <w:rPr>
+                <w:rFonts w:hint="eastAsia" w:ascii="minorHAnsi" w:hAnsi="minorHAnsi" w:eastAsia="宋体" w:cs="Times New Roman"/>
+                <w:b w:val="0"/>
+                <w:i w:val="0"/>
+                <w:color w:val="333333"/>
+                <w:kern w:val="2"/>
+                <w:sz w:val="22"/>
+                <w:szCs w:val="22"/>
+                <w:lang w:bidi="ar-SA"/>
+              </w:rPr>
+            </w:pPr>
+            <w:r>
+              <w:rPr>
+                <w:rFonts w:hint="eastAsia" w:ascii="Times New Roman" w:hAnsi="Times New Roman" w:eastAsia="宋体" w:cs="宋体"/>
+                <w:b w:val="0"/>
+                <w:i w:val="0"/>
+                <w:strike w:val="0"/>
+                <w:color w:val="000000"/>
+                <w:spacing w:val="0"/>
+                <w:kern w:val="2"/>
+                <w:sz w:val="22"/>
+                <w:u w:val="none"/>
+              </w:rPr>
+              <w:t>初始值</w:t>
+            </w:r>
+          </w:p>
+        </w:tc>
+        <w:tc>
+          <w:tcPr>
+            <w:tcW w:w="1574" w:type="dxa"/>
+            <w:tcBorders>
+              <w:top w:val="single" w:color="7030A0" w:sz="6" w:space="0"/>
+              <w:left w:val="single" w:color="C7A2E3" w:sz="6" w:space="0"/>
+              <w:bottom w:val="single" w:color="C7A2E3" w:sz="6" w:space="0"/>
+              <w:right w:val="single" w:color="7030A0" w:sz="6" w:space="0"/>
+            </w:tcBorders>
+            <w:shd w:val="clear" w:color="auto" w:fill="FFFFFF"/>
+            <w:vAlign w:val="center"/>
+          </w:tcPr>
+          <w:p>
+            <w:pPr>
+              <w:keepNext w:val="0"/>
+              <w:keepLines w:val="0"/>
+              <w:pageBreakBefore w:val="0"/>
+              <w:widowControl w:val="0"/>
+              <w:kinsoku/>
+              <w:wordWrap/>
+              <w:overflowPunct/>
+              <w:topLinePunct w:val="0"/>
+              <w:autoSpaceDE/>
+              <w:autoSpaceDN/>
+              <w:bidi w:val="0"/>
+              <w:adjustRightInd/>
+              <w:snapToGrid w:val="0"/>
+              <w:spacing w:before="0" w:after="0" w:line="240" w:lineRule="auto"/>
+              <w:ind w:left="0" w:leftChars="0" w:right="0" w:rightChars="0" w:firstLine="0" w:firstLineChars="0"/>
+              <w:jc w:val="center"/>
+              <w:textAlignment w:val="auto"/>
+              <w:rPr>
+                <w:rFonts w:hint="eastAsia" w:ascii="minorHAnsi" w:hAnsi="minorHAnsi" w:eastAsia="宋体" w:cs="Times New Roman"/>
+                <w:b w:val="0"/>
+                <w:i w:val="0"/>
+                <w:color w:val="333333"/>
+                <w:kern w:val="2"/>
+                <w:sz w:val="22"/>
+                <w:szCs w:val="22"/>
+                <w:lang w:bidi="ar-SA"/>
+              </w:rPr>
+            </w:pPr>
+            <w:r>
+              <w:rPr>
+                <w:rFonts w:hint="eastAsia" w:ascii="Times New Roman" w:hAnsi="Times New Roman" w:eastAsia="宋体" w:cs="宋体"/>
+                <w:b w:val="0"/>
+                <w:i w:val="0"/>
+                <w:strike w:val="0"/>
+                <w:color w:val="000000"/>
+                <w:spacing w:val="0"/>
+                <w:kern w:val="2"/>
+                <w:sz w:val="22"/>
+                <w:u w:val="none"/>
+              </w:rPr>
+              <w:t>说明</w:t>
+            </w:r>
+          </w:p>
+        </w:tc>
+      </w:tr>
+      <w:tr>
+        <w:tblPrEx>
+          <w:tblBorders>
+            <w:top w:val="single" w:color="auto" w:sz="4" w:space="0"/>
+            <w:left w:val="single" w:color="auto" w:sz="4" w:space="0"/>
+            <w:bottom w:val="single" w:color="auto" w:sz="4" w:space="0"/>
+            <w:right w:val="single" w:color="auto" w:sz="4" w:space="0"/>
+            <w:insideH w:val="single" w:color="auto" w:sz="4" w:space="0"/>
+            <w:insideV w:val="single" w:color="auto" w:sz="4" w:space="0"/>
+          </w:tblBorders>
+          <w:shd w:val="clear" w:color="auto" w:fill="auto"/>
+          <w:tblCellMar>
+            <w:top w:w="0" w:type="dxa"/>
+            <w:left w:w="108" w:type="dxa"/>
+            <w:bottom w:w="0" w:type="dxa"/>
+            <w:right w:w="108" w:type="dxa"/>
+          </w:tblCellMar>
+        </w:tblPrEx>
+        <w:trPr>
+          <w:trHeight w:val="0" w:hRule="atLeast"/>
+          <w:jc w:val="center"/>
+        </w:trPr>
+        <w:tc>
+          <w:tcPr>
+            <w:tcW w:w="793" w:type="dxa"/>
+            <w:tcBorders>
+              <w:top w:val="single" w:color="C7A2E3" w:sz="6" w:space="0"/>
+              <w:left w:val="single" w:color="7030A0" w:sz="6" w:space="0"/>
+              <w:bottom w:val="single" w:color="C7A2E3" w:sz="6" w:space="0"/>
+              <w:right w:val="single" w:color="C7A2E3" w:sz="6" w:space="0"/>
+            </w:tcBorders>
+            <w:shd w:val="clear" w:color="auto" w:fill="F1E8F8"/>
+            <w:vAlign w:val="center"/>
+          </w:tcPr>
+          <w:p>
+            <w:pPr>
+              <w:keepNext w:val="0"/>
+              <w:keepLines w:val="0"/>
+              <w:pageBreakBefore w:val="0"/>
+              <w:widowControl w:val="0"/>
+              <w:kinsoku/>
+              <w:wordWrap/>
+              <w:overflowPunct/>
+              <w:topLinePunct w:val="0"/>
+              <w:autoSpaceDE/>
+              <w:autoSpaceDN/>
+              <w:bidi w:val="0"/>
+              <w:adjustRightInd/>
+              <w:snapToGrid w:val="0"/>
+              <w:spacing w:before="0" w:after="0" w:line="240" w:lineRule="auto"/>
+              <w:ind w:left="0" w:leftChars="0" w:right="0" w:rightChars="0" w:firstLine="0" w:firstLineChars="0"/>
+              <w:jc w:val="center"/>
+              <w:textAlignment w:val="auto"/>
+              <w:rPr>
+                <w:rFonts w:hint="eastAsia" w:ascii="Times New Roman" w:hAnsi="Times New Roman" w:eastAsia="宋体" w:cs="宋体"/>
+                <w:b w:val="0"/>
+                <w:i w:val="0"/>
+                <w:strike w:val="0"/>
+                <w:color w:val="000000"/>
+                <w:kern w:val="2"/>
+                <w:sz w:val="22"/>
+                <w:u w:val="none"/>
+                <w:vertAlign w:val="baseline"/>
+              </w:rPr>
+            </w:pPr>
+            <w:r>
+              <w:rPr>
+                <w:rFonts w:hint="eastAsia" w:ascii="Times New Roman" w:hAnsi="Times New Roman" w:eastAsia="宋体" w:cs="宋体"/>
+                <w:b w:val="0"/>
+                <w:i w:val="0"/>
+                <w:strike w:val="0"/>
+                <w:color w:val="000000"/>
+                <w:spacing w:val="0"/>
+                <w:kern w:val="2"/>
+                <w:sz w:val="22"/>
+                <w:u w:val="none"/>
+              </w:rPr>
+              <w:t>1</w:t>
+            </w:r>
+          </w:p>
+        </w:tc>
+        <w:tc>
+          <w:tcPr>
+            <w:tcW w:w="1310" w:type="dxa"/>
+            <w:tcBorders>
+              <w:top w:val="single" w:color="C7A2E3" w:sz="6" w:space="0"/>
+              <w:left w:val="single" w:color="C7A2E3" w:sz="6" w:space="0"/>
+              <w:bottom w:val="single" w:color="C7A2E3" w:sz="6" w:space="0"/>
+              <w:right w:val="single" w:color="C7A2E3" w:sz="6" w:space="0"/>
+            </w:tcBorders>
+            <w:shd w:val="clear" w:color="auto" w:fill="F1E8F8"/>
+            <w:vAlign w:val="center"/>
+          </w:tcPr>
+          <w:p>
+            <w:pPr>
+              <w:keepNext w:val="0"/>
+              <w:keepLines w:val="0"/>
+              <w:pageBreakBefore w:val="0"/>
+              <w:widowControl w:val="0"/>
+              <w:kinsoku/>
+              <w:wordWrap/>
+              <w:overflowPunct/>
+              <w:topLinePunct w:val="0"/>
+              <w:autoSpaceDE/>
+              <w:autoSpaceDN/>
+              <w:bidi w:val="0"/>
+              <w:adjustRightInd/>
+              <w:snapToGrid w:val="0"/>
+              <w:spacing w:before="0" w:after="0" w:line="240" w:lineRule="auto"/>
+              <w:ind w:left="0" w:leftChars="0" w:right="0" w:rightChars="0" w:firstLine="0" w:firstLineChars="0"/>
+              <w:jc w:val="center"/>
+              <w:textAlignment w:val="auto"/>
+              <w:rPr>
+                <w:rFonts w:hint="eastAsia" w:ascii="Times New Roman" w:hAnsi="Times New Roman" w:eastAsia="宋体" w:cs="宋体"/>
+                <w:b w:val="0"/>
+                <w:i w:val="0"/>
+                <w:strike w:val="0"/>
+                <w:color w:val="000000"/>
+                <w:kern w:val="2"/>
+                <w:sz w:val="22"/>
+                <w:u w:val="none"/>
+                <w:vertAlign w:val="baseline"/>
+              </w:rPr>
+            </w:pPr>
+            <w:r>
+              <w:rPr>
+                <w:rFonts w:hint="eastAsia" w:ascii="Times New Roman" w:hAnsi="Times New Roman" w:eastAsia="宋体" w:cs="宋体"/>
+                <w:b w:val="0"/>
+                <w:i w:val="0"/>
+                <w:strike w:val="0"/>
+                <w:color w:val="000000"/>
+                <w:spacing w:val="0"/>
+                <w:kern w:val="2"/>
+                <w:sz w:val="22"/>
+                <w:u w:val="none"/>
+              </w:rPr>
+              <w:t>包头</w:t>
+            </w:r>
+          </w:p>
+        </w:tc>
+        <w:tc>
+          <w:tcPr>
+            <w:tcW w:w="1310" w:type="dxa"/>
+            <w:tcBorders>
+              <w:top w:val="single" w:color="C7A2E3" w:sz="6" w:space="0"/>
+              <w:left w:val="single" w:color="C7A2E3" w:sz="6" w:space="0"/>
+              <w:bottom w:val="single" w:color="C7A2E3" w:sz="6" w:space="0"/>
+              <w:right w:val="single" w:color="C7A2E3" w:sz="6" w:space="0"/>
+            </w:tcBorders>
+            <w:shd w:val="clear" w:color="auto" w:fill="F1E8F8"/>
+            <w:vAlign w:val="center"/>
+          </w:tcPr>
+          <w:p>
+            <w:pPr>
+              <w:keepNext w:val="0"/>
+              <w:keepLines w:val="0"/>
+              <w:pageBreakBefore w:val="0"/>
+              <w:widowControl w:val="0"/>
+              <w:kinsoku/>
+              <w:wordWrap/>
+              <w:overflowPunct/>
+              <w:topLinePunct w:val="0"/>
+              <w:autoSpaceDE/>
+              <w:autoSpaceDN/>
+              <w:bidi w:val="0"/>
+              <w:adjustRightInd/>
+              <w:snapToGrid w:val="0"/>
+              <w:spacing w:before="0" w:after="0" w:line="240" w:lineRule="auto"/>
+              <w:ind w:left="0" w:leftChars="0" w:right="0" w:rightChars="0" w:firstLine="0" w:firstLineChars="0"/>
+              <w:jc w:val="left"/>
+              <w:textAlignment w:val="auto"/>
+              <w:rPr>
+                <w:rFonts w:hint="eastAsia" w:ascii="Times New Roman" w:hAnsi="Times New Roman" w:eastAsia="宋体" w:cs="宋体"/>
+                <w:b w:val="0"/>
+                <w:i w:val="0"/>
+                <w:strike w:val="0"/>
+                <w:color w:val="000000"/>
+                <w:kern w:val="2"/>
+                <w:sz w:val="22"/>
+                <w:u w:val="none"/>
+                <w:vertAlign w:val="baseline"/>
+              </w:rPr>
+            </w:pPr>
+            <w:r>
+              <w:rPr>
+                <w:rFonts w:hint="eastAsia" w:ascii="Times New Roman" w:hAnsi="Times New Roman" w:eastAsia="宋体" w:cs="宋体"/>
+                <w:b w:val="0"/>
+                <w:i w:val="0"/>
+                <w:strike w:val="0"/>
+                <w:color w:val="000000"/>
+                <w:spacing w:val="0"/>
+                <w:kern w:val="2"/>
+                <w:sz w:val="22"/>
+                <w:u w:val="none"/>
+              </w:rPr>
+              <w:t>Hard</w:t>
+            </w:r>
+          </w:p>
+        </w:tc>
+        <w:tc>
+          <w:tcPr>
+            <w:tcW w:w="1310" w:type="dxa"/>
+            <w:tcBorders>
+              <w:top w:val="single" w:color="C7A2E3" w:sz="6" w:space="0"/>
+              <w:left w:val="single" w:color="C7A2E3" w:sz="6" w:space="0"/>
+              <w:bottom w:val="single" w:color="C7A2E3" w:sz="6" w:space="0"/>
+              <w:right w:val="single" w:color="C7A2E3" w:sz="6" w:space="0"/>
+            </w:tcBorders>
+            <w:shd w:val="clear" w:color="auto" w:fill="F1E8F8"/>
+            <w:vAlign w:val="center"/>
+          </w:tcPr>
+          <w:p>
+            <w:pPr>
+              <w:keepNext w:val="0"/>
+              <w:keepLines w:val="0"/>
+              <w:pageBreakBefore w:val="0"/>
+              <w:widowControl w:val="0"/>
+              <w:kinsoku/>
+              <w:wordWrap/>
+              <w:overflowPunct/>
+              <w:topLinePunct w:val="0"/>
+              <w:autoSpaceDE/>
+              <w:autoSpaceDN/>
+              <w:bidi w:val="0"/>
+              <w:adjustRightInd/>
+              <w:snapToGrid w:val="0"/>
+              <w:spacing w:before="0" w:after="0" w:line="240" w:lineRule="auto"/>
+              <w:ind w:left="0" w:leftChars="0" w:right="0" w:rightChars="0" w:firstLine="0" w:firstLineChars="0"/>
+              <w:jc w:val="left"/>
+              <w:textAlignment w:val="auto"/>
+              <w:rPr>
+                <w:rFonts w:hint="default" w:ascii="Times New Roman" w:hAnsi="Times New Roman" w:eastAsia="宋体" w:cs="宋体"/>
+                <w:b w:val="0"/>
+                <w:i w:val="0"/>
+                <w:strike w:val="0"/>
+                <w:color w:val="000000"/>
+                <w:kern w:val="2"/>
+                <w:sz w:val="22"/>
+                <w:u w:val="none"/>
+                <w:vertAlign w:val="baseline"/>
+                <w:lang w:val="en-US" w:eastAsia="zh-CN"/>
+              </w:rPr>
+            </w:pPr>
+            <w:r>
+              <w:rPr>
+                <w:rFonts w:hint="eastAsia" w:ascii="Times New Roman" w:hAnsi="Times New Roman" w:eastAsia="宋体" w:cs="宋体"/>
+                <w:b w:val="0"/>
+                <w:i w:val="0"/>
+                <w:strike w:val="0"/>
+                <w:color w:val="000000"/>
+                <w:spacing w:val="0"/>
+                <w:kern w:val="2"/>
+                <w:sz w:val="22"/>
+                <w:u w:val="none"/>
+              </w:rPr>
+              <w:t>Uint</w:t>
+            </w:r>
+            <w:r>
+              <w:rPr>
+                <w:rFonts w:hint="eastAsia" w:ascii="Times New Roman" w:eastAsia="宋体" w:cs="宋体"/>
+                <w:b w:val="0"/>
+                <w:i w:val="0"/>
+                <w:strike w:val="0"/>
+                <w:color w:val="000000"/>
+                <w:spacing w:val="0"/>
+                <w:kern w:val="2"/>
+                <w:sz w:val="22"/>
+                <w:u w:val="none"/>
+                <w:lang w:val="en-US" w:eastAsia="zh-CN"/>
+              </w:rPr>
+              <w:t>32</w:t>
+            </w:r>
+          </w:p>
+        </w:tc>
+        <w:tc>
+          <w:tcPr>
+            <w:tcW w:w="2026" w:type="dxa"/>
+            <w:tcBorders>
+              <w:top w:val="single" w:color="C7A2E3" w:sz="6" w:space="0"/>
+              <w:left w:val="single" w:color="C7A2E3" w:sz="6" w:space="0"/>
+              <w:bottom w:val="single" w:color="C7A2E3" w:sz="6" w:space="0"/>
+              <w:right w:val="single" w:color="C7A2E3" w:sz="6" w:space="0"/>
+            </w:tcBorders>
+            <w:shd w:val="clear" w:color="auto" w:fill="F1E8F8"/>
+            <w:vAlign w:val="center"/>
+          </w:tcPr>
+          <w:p>
+            <w:pPr>
+              <w:keepNext w:val="0"/>
+              <w:keepLines w:val="0"/>
+              <w:pageBreakBefore w:val="0"/>
+              <w:widowControl w:val="0"/>
+              <w:kinsoku/>
+              <w:wordWrap/>
+              <w:overflowPunct/>
+              <w:topLinePunct w:val="0"/>
+              <w:autoSpaceDE/>
+              <w:autoSpaceDN/>
+              <w:bidi w:val="0"/>
+              <w:adjustRightInd/>
+              <w:snapToGrid w:val="0"/>
+              <w:spacing w:before="0" w:after="0" w:line="240" w:lineRule="auto"/>
+              <w:ind w:left="0" w:leftChars="0" w:right="0" w:rightChars="0" w:firstLine="0" w:firstLineChars="0"/>
+              <w:jc w:val="center"/>
+              <w:textAlignment w:val="auto"/>
+              <w:rPr>
+                <w:rFonts w:hint="eastAsia" w:ascii="Times New Roman" w:hAnsi="Times New Roman" w:eastAsia="宋体" w:cs="宋体"/>
+                <w:b w:val="0"/>
+                <w:i w:val="0"/>
+                <w:strike w:val="0"/>
+                <w:color w:val="000000"/>
+                <w:kern w:val="2"/>
+                <w:sz w:val="22"/>
+                <w:u w:val="none"/>
+                <w:vertAlign w:val="baseline"/>
+              </w:rPr>
+            </w:pPr>
+            <w:r>
+              <w:rPr>
+                <w:rFonts w:hint="eastAsia" w:ascii="Times New Roman" w:hAnsi="Times New Roman" w:eastAsia="宋体" w:cs="宋体"/>
+                <w:b w:val="0"/>
+                <w:i w:val="0"/>
+                <w:strike w:val="0"/>
+                <w:color w:val="000000"/>
+                <w:spacing w:val="0"/>
+                <w:kern w:val="2"/>
+                <w:sz w:val="22"/>
+                <w:u w:val="none"/>
+              </w:rPr>
+              <w:t>0xA5A5A5A5</w:t>
+            </w:r>
+          </w:p>
+        </w:tc>
+        <w:tc>
+          <w:tcPr>
+            <w:tcW w:w="1574" w:type="dxa"/>
+            <w:tcBorders>
+              <w:top w:val="single" w:color="C7A2E3" w:sz="6" w:space="0"/>
+              <w:left w:val="single" w:color="C7A2E3" w:sz="6" w:space="0"/>
+              <w:bottom w:val="single" w:color="C7A2E3" w:sz="6" w:space="0"/>
+              <w:right w:val="single" w:color="7030A0" w:sz="6" w:space="0"/>
+            </w:tcBorders>
+            <w:shd w:val="clear" w:color="auto" w:fill="F1E8F8"/>
+            <w:vAlign w:val="center"/>
+          </w:tcPr>
+          <w:p>
+            <w:pPr>
+              <w:keepNext w:val="0"/>
+              <w:keepLines w:val="0"/>
+              <w:pageBreakBefore w:val="0"/>
+              <w:widowControl w:val="0"/>
+              <w:kinsoku/>
+              <w:wordWrap/>
+              <w:overflowPunct/>
+              <w:topLinePunct w:val="0"/>
+              <w:autoSpaceDE/>
+              <w:autoSpaceDN/>
+              <w:bidi w:val="0"/>
+              <w:adjustRightInd/>
+              <w:snapToGrid w:val="0"/>
+              <w:spacing w:before="0" w:after="0" w:line="240" w:lineRule="auto"/>
+              <w:ind w:left="0" w:leftChars="0" w:right="0" w:rightChars="0" w:firstLine="0" w:firstLineChars="0"/>
+              <w:jc w:val="left"/>
+              <w:textAlignment w:val="auto"/>
+              <w:rPr>
+                <w:rFonts w:hint="eastAsia" w:ascii="Times New Roman" w:hAnsi="Times New Roman" w:eastAsia="宋体" w:cs="宋体"/>
+                <w:b w:val="0"/>
+                <w:i w:val="0"/>
+                <w:strike w:val="0"/>
+                <w:color w:val="000000"/>
+                <w:kern w:val="2"/>
+                <w:sz w:val="22"/>
+                <w:u w:val="none"/>
+                <w:vertAlign w:val="baseline"/>
+              </w:rPr>
+            </w:pPr>
+          </w:p>
+        </w:tc>
+      </w:tr>
+      <w:tr>
+        <w:tblPrEx>
+          <w:tblBorders>
+            <w:top w:val="single" w:color="auto" w:sz="4" w:space="0"/>
+            <w:left w:val="single" w:color="auto" w:sz="4" w:space="0"/>
+            <w:bottom w:val="single" w:color="auto" w:sz="4" w:space="0"/>
+            <w:right w:val="single" w:color="auto" w:sz="4" w:space="0"/>
+            <w:insideH w:val="single" w:color="auto" w:sz="4" w:space="0"/>
+            <w:insideV w:val="single" w:color="auto" w:sz="4" w:space="0"/>
+          </w:tblBorders>
+          <w:shd w:val="clear" w:color="auto" w:fill="auto"/>
+          <w:tblCellMar>
+            <w:top w:w="0" w:type="dxa"/>
+            <w:left w:w="108" w:type="dxa"/>
+            <w:bottom w:w="0" w:type="dxa"/>
+            <w:right w:w="108" w:type="dxa"/>
+          </w:tblCellMar>
+        </w:tblPrEx>
+        <w:trPr>
+          <w:trHeight w:val="0" w:hRule="atLeast"/>
+          <w:jc w:val="center"/>
+        </w:trPr>
+        <w:tc>
+          <w:tcPr>
+            <w:tcW w:w="793" w:type="dxa"/>
+            <w:tcBorders>
+              <w:top w:val="single" w:color="C7A2E3" w:sz="6" w:space="0"/>
+              <w:left w:val="single" w:color="7030A0" w:sz="6" w:space="0"/>
+              <w:bottom w:val="single" w:color="C7A2E3" w:sz="6" w:space="0"/>
+              <w:right w:val="single" w:color="C7A2E3" w:sz="6" w:space="0"/>
+            </w:tcBorders>
+            <w:shd w:val="clear" w:color="auto" w:fill="FFFFFF"/>
+            <w:vAlign w:val="center"/>
+          </w:tcPr>
+          <w:p>
+            <w:pPr>
+              <w:keepNext w:val="0"/>
+              <w:keepLines w:val="0"/>
+              <w:pageBreakBefore w:val="0"/>
+              <w:widowControl w:val="0"/>
+              <w:kinsoku/>
+              <w:wordWrap/>
+              <w:overflowPunct/>
+              <w:topLinePunct w:val="0"/>
+              <w:autoSpaceDE/>
+              <w:autoSpaceDN/>
+              <w:bidi w:val="0"/>
+              <w:adjustRightInd/>
+              <w:snapToGrid w:val="0"/>
+              <w:spacing w:before="0" w:after="0" w:line="240" w:lineRule="auto"/>
+              <w:ind w:left="0" w:leftChars="0" w:right="0" w:rightChars="0" w:firstLine="0" w:firstLineChars="0"/>
+              <w:jc w:val="center"/>
+              <w:textAlignment w:val="auto"/>
+              <w:rPr>
+                <w:rFonts w:hint="eastAsia" w:ascii="Times New Roman" w:hAnsi="Times New Roman" w:eastAsia="宋体" w:cs="宋体"/>
+                <w:b w:val="0"/>
+                <w:i w:val="0"/>
+                <w:strike w:val="0"/>
+                <w:color w:val="000000"/>
+                <w:kern w:val="2"/>
+                <w:sz w:val="22"/>
+                <w:u w:val="none"/>
+                <w:vertAlign w:val="baseline"/>
+              </w:rPr>
+            </w:pPr>
+            <w:r>
+              <w:rPr>
+                <w:rFonts w:hint="eastAsia" w:ascii="Times New Roman" w:hAnsi="Times New Roman" w:eastAsia="宋体" w:cs="宋体"/>
+                <w:b w:val="0"/>
+                <w:i w:val="0"/>
+                <w:strike w:val="0"/>
+                <w:color w:val="000000"/>
+                <w:spacing w:val="0"/>
+                <w:kern w:val="2"/>
+                <w:sz w:val="22"/>
+                <w:u w:val="none"/>
+              </w:rPr>
+              <w:t>2</w:t>
+            </w:r>
+          </w:p>
+        </w:tc>
+        <w:tc>
+          <w:tcPr>
+            <w:tcW w:w="1310" w:type="dxa"/>
+            <w:tcBorders>
+              <w:top w:val="single" w:color="C7A2E3" w:sz="6" w:space="0"/>
+              <w:left w:val="single" w:color="C7A2E3" w:sz="6" w:space="0"/>
+              <w:bottom w:val="single" w:color="C7A2E3" w:sz="6" w:space="0"/>
+              <w:right w:val="single" w:color="C7A2E3" w:sz="6" w:space="0"/>
+            </w:tcBorders>
+            <w:shd w:val="clear" w:color="auto" w:fill="FFFFFF"/>
+            <w:vAlign w:val="center"/>
+          </w:tcPr>
+          <w:p>
+            <w:pPr>
+              <w:keepNext w:val="0"/>
+              <w:keepLines w:val="0"/>
+              <w:pageBreakBefore w:val="0"/>
+              <w:widowControl w:val="0"/>
+              <w:kinsoku/>
+              <w:wordWrap/>
+              <w:overflowPunct/>
+              <w:topLinePunct w:val="0"/>
+              <w:autoSpaceDE/>
+              <w:autoSpaceDN/>
+              <w:bidi w:val="0"/>
+              <w:adjustRightInd/>
+              <w:snapToGrid w:val="0"/>
+              <w:spacing w:before="0" w:after="0" w:line="240" w:lineRule="auto"/>
+              <w:ind w:left="0" w:leftChars="0" w:right="0" w:rightChars="0" w:firstLine="0" w:firstLineChars="0"/>
+              <w:jc w:val="center"/>
+              <w:textAlignment w:val="auto"/>
+              <w:rPr>
+                <w:rFonts w:hint="eastAsia" w:ascii="Times New Roman" w:hAnsi="Times New Roman" w:eastAsia="宋体" w:cs="宋体"/>
+                <w:b w:val="0"/>
+                <w:i w:val="0"/>
+                <w:strike w:val="0"/>
+                <w:color w:val="000000"/>
+                <w:kern w:val="2"/>
+                <w:sz w:val="22"/>
+                <w:u w:val="none"/>
+                <w:vertAlign w:val="baseline"/>
+              </w:rPr>
+            </w:pPr>
+            <w:r>
+              <w:rPr>
+                <w:rFonts w:hint="eastAsia" w:ascii="Times New Roman" w:hAnsi="Times New Roman" w:eastAsia="宋体" w:cs="宋体"/>
+                <w:b w:val="0"/>
+                <w:i w:val="0"/>
+                <w:strike w:val="0"/>
+                <w:color w:val="000000"/>
+                <w:spacing w:val="0"/>
+                <w:kern w:val="2"/>
+                <w:sz w:val="22"/>
+                <w:u w:val="none"/>
+              </w:rPr>
+              <w:t>数据类型</w:t>
+            </w:r>
+          </w:p>
+        </w:tc>
+        <w:tc>
+          <w:tcPr>
+            <w:tcW w:w="1310" w:type="dxa"/>
+            <w:tcBorders>
+              <w:top w:val="single" w:color="C7A2E3" w:sz="6" w:space="0"/>
+              <w:left w:val="single" w:color="C7A2E3" w:sz="6" w:space="0"/>
+              <w:bottom w:val="single" w:color="C7A2E3" w:sz="6" w:space="0"/>
+              <w:right w:val="single" w:color="C7A2E3" w:sz="6" w:space="0"/>
+            </w:tcBorders>
+            <w:shd w:val="clear" w:color="auto" w:fill="FFFFFF"/>
+            <w:vAlign w:val="center"/>
+          </w:tcPr>
+          <w:p>
+            <w:pPr>
+              <w:keepNext w:val="0"/>
+              <w:keepLines w:val="0"/>
+              <w:pageBreakBefore w:val="0"/>
+              <w:widowControl w:val="0"/>
+              <w:kinsoku/>
+              <w:wordWrap/>
+              <w:overflowPunct/>
+              <w:topLinePunct w:val="0"/>
+              <w:autoSpaceDE/>
+              <w:autoSpaceDN/>
+              <w:bidi w:val="0"/>
+              <w:adjustRightInd/>
+              <w:snapToGrid w:val="0"/>
+              <w:spacing w:before="0" w:after="0" w:line="240" w:lineRule="auto"/>
+              <w:ind w:left="0" w:leftChars="0" w:right="0" w:rightChars="0" w:firstLine="0" w:firstLineChars="0"/>
+              <w:jc w:val="left"/>
+              <w:textAlignment w:val="auto"/>
+              <w:rPr>
+                <w:rFonts w:hint="eastAsia" w:ascii="Times New Roman" w:hAnsi="Times New Roman" w:eastAsia="宋体" w:cs="宋体"/>
+                <w:b w:val="0"/>
+                <w:i w:val="0"/>
+                <w:strike w:val="0"/>
+                <w:color w:val="000000"/>
+                <w:kern w:val="2"/>
+                <w:sz w:val="22"/>
+                <w:u w:val="none"/>
+                <w:vertAlign w:val="baseline"/>
+              </w:rPr>
+            </w:pPr>
+            <w:r>
+              <w:rPr>
+                <w:rFonts w:hint="eastAsia" w:ascii="Times New Roman" w:hAnsi="Times New Roman" w:eastAsia="宋体" w:cs="宋体"/>
+                <w:b w:val="0"/>
+                <w:i w:val="0"/>
+                <w:strike w:val="0"/>
+                <w:color w:val="000000"/>
+                <w:spacing w:val="0"/>
+                <w:kern w:val="2"/>
+                <w:sz w:val="22"/>
+                <w:u w:val="none"/>
+              </w:rPr>
+              <w:t>Type</w:t>
+            </w:r>
+          </w:p>
+        </w:tc>
+        <w:tc>
+          <w:tcPr>
+            <w:tcW w:w="1310" w:type="dxa"/>
+            <w:tcBorders>
+              <w:top w:val="single" w:color="C7A2E3" w:sz="6" w:space="0"/>
+              <w:left w:val="single" w:color="C7A2E3" w:sz="6" w:space="0"/>
+              <w:bottom w:val="single" w:color="C7A2E3" w:sz="6" w:space="0"/>
+              <w:right w:val="single" w:color="C7A2E3" w:sz="6" w:space="0"/>
+            </w:tcBorders>
+            <w:shd w:val="clear" w:color="auto" w:fill="FFFFFF"/>
+            <w:vAlign w:val="center"/>
+          </w:tcPr>
+          <w:p>
+            <w:pPr>
+              <w:keepNext w:val="0"/>
+              <w:keepLines w:val="0"/>
+              <w:pageBreakBefore w:val="0"/>
+              <w:widowControl w:val="0"/>
+              <w:kinsoku/>
+              <w:wordWrap/>
+              <w:overflowPunct/>
+              <w:topLinePunct w:val="0"/>
+              <w:autoSpaceDE/>
+              <w:autoSpaceDN/>
+              <w:bidi w:val="0"/>
+              <w:adjustRightInd/>
+              <w:snapToGrid w:val="0"/>
+              <w:spacing w:before="0" w:after="0" w:line="240" w:lineRule="auto"/>
+              <w:ind w:left="0" w:leftChars="0" w:right="0" w:rightChars="0" w:firstLine="0" w:firstLineChars="0"/>
+              <w:jc w:val="left"/>
+              <w:textAlignment w:val="auto"/>
+              <w:rPr>
+                <w:rFonts w:hint="default" w:ascii="Times New Roman" w:hAnsi="Times New Roman" w:eastAsia="宋体" w:cs="宋体"/>
+                <w:b w:val="0"/>
+                <w:i w:val="0"/>
+                <w:strike w:val="0"/>
+                <w:color w:val="000000"/>
+                <w:kern w:val="2"/>
+                <w:sz w:val="22"/>
+                <w:u w:val="none"/>
+                <w:vertAlign w:val="baseline"/>
+                <w:lang w:val="en-US" w:eastAsia="zh-CN"/>
+              </w:rPr>
+            </w:pPr>
+            <w:r>
+              <w:rPr>
+                <w:rFonts w:hint="eastAsia" w:ascii="Times New Roman" w:hAnsi="Times New Roman" w:eastAsia="宋体" w:cs="宋体"/>
+                <w:b w:val="0"/>
+                <w:i w:val="0"/>
+                <w:strike w:val="0"/>
+                <w:color w:val="000000"/>
+                <w:spacing w:val="0"/>
+                <w:kern w:val="2"/>
+                <w:sz w:val="22"/>
+                <w:u w:val="none"/>
+              </w:rPr>
+              <w:t>Uint</w:t>
+            </w:r>
+            <w:r>
+              <w:rPr>
+                <w:rFonts w:hint="eastAsia" w:ascii="Times New Roman" w:eastAsia="宋体" w:cs="宋体"/>
+                <w:b w:val="0"/>
+                <w:i w:val="0"/>
+                <w:strike w:val="0"/>
+                <w:color w:val="000000"/>
+                <w:spacing w:val="0"/>
+                <w:kern w:val="2"/>
+                <w:sz w:val="22"/>
+                <w:u w:val="none"/>
+                <w:lang w:val="en-US" w:eastAsia="zh-CN"/>
+              </w:rPr>
+              <w:t>32</w:t>
+            </w:r>
+          </w:p>
+        </w:tc>
+        <w:tc>
+          <w:tcPr>
+            <w:tcW w:w="2026" w:type="dxa"/>
+            <w:tcBorders>
+              <w:top w:val="single" w:color="C7A2E3" w:sz="6" w:space="0"/>
+              <w:left w:val="single" w:color="C7A2E3" w:sz="6" w:space="0"/>
+              <w:bottom w:val="single" w:color="C7A2E3" w:sz="6" w:space="0"/>
+              <w:right w:val="single" w:color="C7A2E3" w:sz="6" w:space="0"/>
+            </w:tcBorders>
+            <w:shd w:val="clear" w:color="auto" w:fill="FFFFFF"/>
+            <w:vAlign w:val="center"/>
+          </w:tcPr>
+          <w:p>
+            <w:pPr>
+              <w:keepNext w:val="0"/>
+              <w:keepLines w:val="0"/>
+              <w:pageBreakBefore w:val="0"/>
+              <w:widowControl w:val="0"/>
+              <w:kinsoku/>
+              <w:wordWrap/>
+              <w:overflowPunct/>
+              <w:topLinePunct w:val="0"/>
+              <w:autoSpaceDE/>
+              <w:autoSpaceDN/>
+              <w:bidi w:val="0"/>
+              <w:adjustRightInd/>
+              <w:snapToGrid w:val="0"/>
+              <w:spacing w:before="0" w:after="0" w:line="240" w:lineRule="auto"/>
+              <w:ind w:left="0" w:leftChars="0" w:right="0" w:rightChars="0" w:firstLine="0" w:firstLineChars="0"/>
+              <w:jc w:val="center"/>
+              <w:textAlignment w:val="auto"/>
+              <w:rPr>
+                <w:rFonts w:hint="eastAsia" w:ascii="Times New Roman" w:hAnsi="Times New Roman" w:eastAsia="宋体" w:cs="宋体"/>
+                <w:b w:val="0"/>
+                <w:i w:val="0"/>
+                <w:strike w:val="0"/>
+                <w:color w:val="000000"/>
+                <w:kern w:val="2"/>
+                <w:sz w:val="22"/>
+                <w:u w:val="none"/>
+                <w:vertAlign w:val="baseline"/>
+              </w:rPr>
+            </w:pPr>
+            <w:r>
+              <w:rPr>
+                <w:rFonts w:hint="eastAsia" w:ascii="Times New Roman" w:hAnsi="Times New Roman" w:eastAsia="宋体" w:cs="宋体"/>
+                <w:b w:val="0"/>
+                <w:i w:val="0"/>
+                <w:strike w:val="0"/>
+                <w:color w:val="000000"/>
+                <w:spacing w:val="0"/>
+                <w:kern w:val="2"/>
+                <w:sz w:val="22"/>
+                <w:u w:val="none"/>
+                <w:lang w:eastAsia="zh-CN"/>
+              </w:rPr>
+              <w:t>0x</w:t>
+            </w:r>
+            <w:r>
+              <w:rPr>
+                <w:rFonts w:hint="eastAsia" w:ascii="Times New Roman" w:hAnsi="Times New Roman" w:eastAsia="宋体" w:cs="宋体"/>
+                <w:b w:val="0"/>
+                <w:i w:val="0"/>
+                <w:strike w:val="0"/>
+                <w:color w:val="000000"/>
+                <w:spacing w:val="0"/>
+                <w:kern w:val="2"/>
+                <w:sz w:val="22"/>
+                <w:u w:val="none"/>
+              </w:rPr>
+              <w:t>C0</w:t>
+            </w:r>
+            <w:r>
+              <w:rPr>
+                <w:rFonts w:hint="eastAsia" w:cs="宋体"/>
+                <w:b w:val="0"/>
+                <w:i w:val="0"/>
+                <w:strike w:val="0"/>
+                <w:color w:val="000000"/>
+                <w:spacing w:val="0"/>
+                <w:kern w:val="2"/>
+                <w:sz w:val="22"/>
+                <w:u w:val="none"/>
+                <w:lang w:val="en-US" w:eastAsia="zh-CN"/>
+              </w:rPr>
+              <w:t>00</w:t>
+            </w:r>
+            <w:r>
+              <w:rPr>
+                <w:rFonts w:hint="eastAsia" w:ascii="Times New Roman" w:hAnsi="Times New Roman" w:eastAsia="宋体" w:cs="宋体"/>
+                <w:b w:val="0"/>
+                <w:i w:val="0"/>
+                <w:strike w:val="0"/>
+                <w:color w:val="000000"/>
+                <w:spacing w:val="0"/>
+                <w:kern w:val="2"/>
+                <w:sz w:val="22"/>
+                <w:u w:val="none"/>
+              </w:rPr>
+              <w:t>00FF</w:t>
+            </w:r>
+          </w:p>
+        </w:tc>
+        <w:tc>
+          <w:tcPr>
+            <w:tcW w:w="1574" w:type="dxa"/>
+            <w:tcBorders>
+              <w:top w:val="single" w:color="C7A2E3" w:sz="6" w:space="0"/>
+              <w:left w:val="single" w:color="C7A2E3" w:sz="6" w:space="0"/>
+              <w:bottom w:val="single" w:color="C7A2E3" w:sz="6" w:space="0"/>
+              <w:right w:val="single" w:color="7030A0" w:sz="6" w:space="0"/>
+            </w:tcBorders>
+            <w:shd w:val="clear" w:color="auto" w:fill="FFFFFF"/>
+            <w:vAlign w:val="center"/>
+          </w:tcPr>
+          <w:p>
+            <w:pPr>
+              <w:keepNext w:val="0"/>
+              <w:keepLines w:val="0"/>
+              <w:pageBreakBefore w:val="0"/>
+              <w:widowControl w:val="0"/>
+              <w:kinsoku/>
+              <w:wordWrap/>
+              <w:overflowPunct/>
+              <w:topLinePunct w:val="0"/>
+              <w:autoSpaceDE/>
+              <w:autoSpaceDN/>
+              <w:bidi w:val="0"/>
+              <w:adjustRightInd/>
+              <w:snapToGrid w:val="0"/>
+              <w:spacing w:before="0" w:after="0" w:line="240" w:lineRule="auto"/>
+              <w:ind w:left="0" w:leftChars="0" w:right="0" w:rightChars="0" w:firstLine="0" w:firstLineChars="0"/>
+              <w:jc w:val="left"/>
+              <w:textAlignment w:val="auto"/>
+              <w:rPr>
+                <w:rFonts w:hint="eastAsia" w:ascii="Times New Roman" w:hAnsi="Times New Roman" w:eastAsia="宋体" w:cs="宋体"/>
+                <w:b w:val="0"/>
+                <w:i w:val="0"/>
+                <w:strike w:val="0"/>
+                <w:color w:val="000000"/>
+                <w:kern w:val="2"/>
+                <w:sz w:val="22"/>
+                <w:u w:val="none"/>
+                <w:vertAlign w:val="baseline"/>
+              </w:rPr>
+            </w:pPr>
+          </w:p>
+        </w:tc>
+      </w:tr>
+      <w:tr>
+        <w:tblPrEx>
+          <w:tblBorders>
+            <w:top w:val="single" w:color="auto" w:sz="4" w:space="0"/>
+            <w:left w:val="single" w:color="auto" w:sz="4" w:space="0"/>
+            <w:bottom w:val="single" w:color="auto" w:sz="4" w:space="0"/>
+            <w:right w:val="single" w:color="auto" w:sz="4" w:space="0"/>
+            <w:insideH w:val="single" w:color="auto" w:sz="4" w:space="0"/>
+            <w:insideV w:val="single" w:color="auto" w:sz="4" w:space="0"/>
+          </w:tblBorders>
+          <w:shd w:val="clear" w:color="auto" w:fill="auto"/>
+          <w:tblCellMar>
+            <w:top w:w="0" w:type="dxa"/>
+            <w:left w:w="108" w:type="dxa"/>
+            <w:bottom w:w="0" w:type="dxa"/>
+            <w:right w:w="108" w:type="dxa"/>
+          </w:tblCellMar>
+        </w:tblPrEx>
+        <w:trPr>
+          <w:trHeight w:val="0" w:hRule="atLeast"/>
+          <w:jc w:val="center"/>
+        </w:trPr>
+        <w:tc>
+          <w:tcPr>
+            <w:tcW w:w="793" w:type="dxa"/>
+            <w:tcBorders>
+              <w:top w:val="single" w:color="C7A2E3" w:sz="6" w:space="0"/>
+              <w:left w:val="single" w:color="7030A0" w:sz="6" w:space="0"/>
+              <w:bottom w:val="single" w:color="C7A2E3" w:sz="6" w:space="0"/>
+              <w:right w:val="single" w:color="C7A2E3" w:sz="6" w:space="0"/>
+            </w:tcBorders>
+            <w:shd w:val="clear" w:color="auto" w:fill="F1E8F8"/>
+            <w:vAlign w:val="center"/>
+          </w:tcPr>
+          <w:p>
+            <w:pPr>
+              <w:keepNext w:val="0"/>
+              <w:keepLines w:val="0"/>
+              <w:pageBreakBefore w:val="0"/>
+              <w:widowControl w:val="0"/>
+              <w:kinsoku/>
+              <w:wordWrap/>
+              <w:overflowPunct/>
+              <w:topLinePunct w:val="0"/>
+              <w:autoSpaceDE/>
+              <w:autoSpaceDN/>
+              <w:bidi w:val="0"/>
+              <w:adjustRightInd/>
+              <w:snapToGrid w:val="0"/>
+              <w:spacing w:before="0" w:after="0" w:line="240" w:lineRule="auto"/>
+              <w:ind w:left="0" w:leftChars="0" w:right="0" w:rightChars="0" w:firstLine="0" w:firstLineChars="0"/>
+              <w:jc w:val="center"/>
+              <w:textAlignment w:val="auto"/>
+              <w:rPr>
+                <w:rFonts w:hint="eastAsia" w:ascii="Times New Roman" w:hAnsi="Times New Roman" w:eastAsia="宋体" w:cs="宋体"/>
+                <w:b w:val="0"/>
+                <w:i w:val="0"/>
+                <w:strike w:val="0"/>
+                <w:color w:val="000000"/>
+                <w:kern w:val="2"/>
+                <w:sz w:val="22"/>
+                <w:u w:val="none"/>
+                <w:vertAlign w:val="baseline"/>
+              </w:rPr>
+            </w:pPr>
+            <w:r>
+              <w:rPr>
+                <w:rFonts w:hint="eastAsia" w:ascii="Times New Roman" w:hAnsi="Times New Roman" w:eastAsia="宋体" w:cs="宋体"/>
+                <w:b w:val="0"/>
+                <w:i w:val="0"/>
+                <w:strike w:val="0"/>
+                <w:color w:val="000000"/>
+                <w:spacing w:val="0"/>
+                <w:kern w:val="2"/>
+                <w:sz w:val="22"/>
+                <w:u w:val="none"/>
+              </w:rPr>
+              <w:t>3</w:t>
+            </w:r>
+          </w:p>
+        </w:tc>
+        <w:tc>
+          <w:tcPr>
+            <w:tcW w:w="1310" w:type="dxa"/>
+            <w:tcBorders>
+              <w:top w:val="single" w:color="C7A2E3" w:sz="6" w:space="0"/>
+              <w:left w:val="single" w:color="C7A2E3" w:sz="6" w:space="0"/>
+              <w:bottom w:val="single" w:color="C7A2E3" w:sz="6" w:space="0"/>
+              <w:right w:val="single" w:color="C7A2E3" w:sz="6" w:space="0"/>
+            </w:tcBorders>
+            <w:shd w:val="clear" w:color="auto" w:fill="F1E8F8"/>
+            <w:vAlign w:val="center"/>
+          </w:tcPr>
+          <w:p>
+            <w:pPr>
+              <w:keepNext w:val="0"/>
+              <w:keepLines w:val="0"/>
+              <w:pageBreakBefore w:val="0"/>
+              <w:widowControl w:val="0"/>
+              <w:kinsoku/>
+              <w:wordWrap/>
+              <w:overflowPunct/>
+              <w:topLinePunct w:val="0"/>
+              <w:autoSpaceDE/>
+              <w:autoSpaceDN/>
+              <w:bidi w:val="0"/>
+              <w:adjustRightInd/>
+              <w:snapToGrid w:val="0"/>
+              <w:spacing w:before="0" w:after="0" w:line="240" w:lineRule="auto"/>
+              <w:ind w:left="0" w:leftChars="0" w:right="0" w:rightChars="0" w:firstLine="0" w:firstLineChars="0"/>
+              <w:jc w:val="center"/>
+              <w:textAlignment w:val="auto"/>
+              <w:rPr>
+                <w:rFonts w:hint="eastAsia" w:ascii="Times New Roman" w:hAnsi="Times New Roman" w:eastAsia="宋体" w:cs="宋体"/>
+                <w:b w:val="0"/>
+                <w:i w:val="0"/>
+                <w:strike w:val="0"/>
+                <w:color w:val="000000"/>
+                <w:kern w:val="2"/>
+                <w:sz w:val="22"/>
+                <w:u w:val="none"/>
+                <w:vertAlign w:val="baseline"/>
+              </w:rPr>
+            </w:pPr>
+            <w:r>
+              <w:rPr>
+                <w:rFonts w:hint="eastAsia" w:ascii="Times New Roman" w:hAnsi="Times New Roman" w:eastAsia="宋体" w:cs="宋体"/>
+                <w:b w:val="0"/>
+                <w:i w:val="0"/>
+                <w:strike w:val="0"/>
+                <w:color w:val="000000"/>
+                <w:spacing w:val="0"/>
+                <w:kern w:val="2"/>
+                <w:sz w:val="22"/>
+                <w:u w:val="none"/>
+              </w:rPr>
+              <w:t>数据大小</w:t>
+            </w:r>
+          </w:p>
+        </w:tc>
+        <w:tc>
+          <w:tcPr>
+            <w:tcW w:w="1310" w:type="dxa"/>
+            <w:tcBorders>
+              <w:top w:val="single" w:color="C7A2E3" w:sz="6" w:space="0"/>
+              <w:left w:val="single" w:color="C7A2E3" w:sz="6" w:space="0"/>
+              <w:bottom w:val="single" w:color="C7A2E3" w:sz="6" w:space="0"/>
+              <w:right w:val="single" w:color="C7A2E3" w:sz="6" w:space="0"/>
+            </w:tcBorders>
+            <w:shd w:val="clear" w:color="auto" w:fill="F1E8F8"/>
+            <w:vAlign w:val="center"/>
+          </w:tcPr>
+          <w:p>
+            <w:pPr>
+              <w:keepNext w:val="0"/>
+              <w:keepLines w:val="0"/>
+              <w:pageBreakBefore w:val="0"/>
+              <w:widowControl w:val="0"/>
+              <w:kinsoku/>
+              <w:wordWrap/>
+              <w:overflowPunct/>
+              <w:topLinePunct w:val="0"/>
+              <w:autoSpaceDE/>
+              <w:autoSpaceDN/>
+              <w:bidi w:val="0"/>
+              <w:adjustRightInd/>
+              <w:snapToGrid w:val="0"/>
+              <w:spacing w:before="0" w:after="0" w:line="240" w:lineRule="auto"/>
+              <w:ind w:left="0" w:leftChars="0" w:right="0" w:rightChars="0" w:firstLine="0" w:firstLineChars="0"/>
+              <w:jc w:val="left"/>
+              <w:textAlignment w:val="auto"/>
+              <w:rPr>
+                <w:rFonts w:hint="eastAsia" w:ascii="Times New Roman" w:hAnsi="Times New Roman" w:eastAsia="宋体" w:cs="宋体"/>
+                <w:b w:val="0"/>
+                <w:i w:val="0"/>
+                <w:strike w:val="0"/>
+                <w:color w:val="000000"/>
+                <w:kern w:val="2"/>
+                <w:sz w:val="22"/>
+                <w:u w:val="none"/>
+                <w:vertAlign w:val="baseline"/>
+              </w:rPr>
+            </w:pPr>
+            <w:r>
+              <w:rPr>
+                <w:rFonts w:hint="eastAsia" w:ascii="Times New Roman" w:hAnsi="Times New Roman" w:eastAsia="宋体" w:cs="宋体"/>
+                <w:b w:val="0"/>
+                <w:i w:val="0"/>
+                <w:strike w:val="0"/>
+                <w:color w:val="000000"/>
+                <w:spacing w:val="0"/>
+                <w:kern w:val="2"/>
+                <w:sz w:val="22"/>
+                <w:u w:val="none"/>
+              </w:rPr>
+              <w:t>DataSize</w:t>
+            </w:r>
+          </w:p>
+        </w:tc>
+        <w:tc>
+          <w:tcPr>
+            <w:tcW w:w="1310" w:type="dxa"/>
+            <w:tcBorders>
+              <w:top w:val="single" w:color="C7A2E3" w:sz="6" w:space="0"/>
+              <w:left w:val="single" w:color="C7A2E3" w:sz="6" w:space="0"/>
+              <w:bottom w:val="single" w:color="C7A2E3" w:sz="6" w:space="0"/>
+              <w:right w:val="single" w:color="C7A2E3" w:sz="6" w:space="0"/>
+            </w:tcBorders>
+            <w:shd w:val="clear" w:color="auto" w:fill="F1E8F8"/>
+            <w:vAlign w:val="center"/>
+          </w:tcPr>
+          <w:p>
+            <w:pPr>
+              <w:keepNext w:val="0"/>
+              <w:keepLines w:val="0"/>
+              <w:pageBreakBefore w:val="0"/>
+              <w:widowControl w:val="0"/>
+              <w:kinsoku/>
+              <w:wordWrap/>
+              <w:overflowPunct/>
+              <w:topLinePunct w:val="0"/>
+              <w:autoSpaceDE/>
+              <w:autoSpaceDN/>
+              <w:bidi w:val="0"/>
+              <w:adjustRightInd/>
+              <w:snapToGrid w:val="0"/>
+              <w:spacing w:before="0" w:after="0" w:line="240" w:lineRule="auto"/>
+              <w:ind w:left="0" w:leftChars="0" w:right="0" w:rightChars="0" w:firstLine="0" w:firstLineChars="0"/>
+              <w:jc w:val="left"/>
+              <w:textAlignment w:val="auto"/>
+              <w:rPr>
+                <w:rFonts w:hint="default" w:ascii="Times New Roman" w:hAnsi="Times New Roman" w:eastAsia="宋体" w:cs="宋体"/>
+                <w:b w:val="0"/>
+                <w:i w:val="0"/>
+                <w:strike w:val="0"/>
+                <w:color w:val="000000"/>
+                <w:kern w:val="2"/>
+                <w:sz w:val="22"/>
+                <w:u w:val="none"/>
+                <w:vertAlign w:val="baseline"/>
+                <w:lang w:val="en-US" w:eastAsia="zh-CN"/>
+              </w:rPr>
+            </w:pPr>
+            <w:r>
+              <w:rPr>
+                <w:rFonts w:hint="eastAsia" w:ascii="Times New Roman" w:hAnsi="Times New Roman" w:eastAsia="宋体" w:cs="宋体"/>
+                <w:b w:val="0"/>
+                <w:i w:val="0"/>
+                <w:strike w:val="0"/>
+                <w:color w:val="000000"/>
+                <w:spacing w:val="0"/>
+                <w:kern w:val="2"/>
+                <w:sz w:val="22"/>
+                <w:u w:val="none"/>
+              </w:rPr>
+              <w:t>Uint</w:t>
+            </w:r>
+            <w:r>
+              <w:rPr>
+                <w:rFonts w:hint="eastAsia" w:ascii="Times New Roman" w:eastAsia="宋体" w:cs="宋体"/>
+                <w:b w:val="0"/>
+                <w:i w:val="0"/>
+                <w:strike w:val="0"/>
+                <w:color w:val="000000"/>
+                <w:spacing w:val="0"/>
+                <w:kern w:val="2"/>
+                <w:sz w:val="22"/>
+                <w:u w:val="none"/>
+                <w:lang w:val="en-US" w:eastAsia="zh-CN"/>
+              </w:rPr>
+              <w:t>32</w:t>
+            </w:r>
+          </w:p>
+        </w:tc>
+        <w:tc>
+          <w:tcPr>
+            <w:tcW w:w="2026" w:type="dxa"/>
+            <w:tcBorders>
+              <w:top w:val="single" w:color="C7A2E3" w:sz="6" w:space="0"/>
+              <w:left w:val="single" w:color="C7A2E3" w:sz="6" w:space="0"/>
+              <w:bottom w:val="single" w:color="C7A2E3" w:sz="6" w:space="0"/>
+              <w:right w:val="single" w:color="C7A2E3" w:sz="6" w:space="0"/>
+            </w:tcBorders>
+            <w:shd w:val="clear" w:color="auto" w:fill="F1E8F8"/>
+            <w:vAlign w:val="center"/>
+          </w:tcPr>
+          <w:p>
+            <w:pPr>
+              <w:keepNext w:val="0"/>
+              <w:keepLines w:val="0"/>
+              <w:pageBreakBefore w:val="0"/>
+              <w:widowControl w:val="0"/>
+              <w:kinsoku/>
+              <w:wordWrap/>
+              <w:overflowPunct/>
+              <w:topLinePunct w:val="0"/>
+              <w:autoSpaceDE/>
+              <w:autoSpaceDN/>
+              <w:bidi w:val="0"/>
+              <w:adjustRightInd/>
+              <w:snapToGrid w:val="0"/>
+              <w:spacing w:before="0" w:after="0" w:line="240" w:lineRule="auto"/>
+              <w:ind w:left="0" w:leftChars="0" w:right="0" w:rightChars="0" w:firstLine="0" w:firstLineChars="0"/>
+              <w:jc w:val="center"/>
+              <w:textAlignment w:val="auto"/>
+              <w:rPr>
+                <w:rFonts w:hint="default" w:ascii="Times New Roman" w:hAnsi="Times New Roman" w:eastAsia="宋体" w:cs="宋体"/>
+                <w:b w:val="0"/>
+                <w:i w:val="0"/>
+                <w:strike w:val="0"/>
+                <w:color w:val="000000"/>
+                <w:kern w:val="2"/>
+                <w:sz w:val="22"/>
+                <w:u w:val="none"/>
+                <w:vertAlign w:val="baseline"/>
+                <w:lang w:val="en-US" w:eastAsia="zh-CN"/>
+              </w:rPr>
+            </w:pPr>
+            <w:r>
+              <w:rPr>
+                <w:rFonts w:hint="eastAsia" w:cs="宋体"/>
+                <w:b w:val="0"/>
+                <w:i w:val="0"/>
+                <w:strike w:val="0"/>
+                <w:color w:val="000000"/>
+                <w:kern w:val="2"/>
+                <w:sz w:val="22"/>
+                <w:u w:val="none"/>
+                <w:vertAlign w:val="baseline"/>
+                <w:lang w:val="en-US" w:eastAsia="zh-CN"/>
+              </w:rPr>
+              <w:t>0x0</w:t>
+            </w:r>
+          </w:p>
+        </w:tc>
+        <w:tc>
+          <w:tcPr>
+            <w:tcW w:w="1574" w:type="dxa"/>
+            <w:tcBorders>
+              <w:top w:val="single" w:color="C7A2E3" w:sz="6" w:space="0"/>
+              <w:left w:val="single" w:color="C7A2E3" w:sz="6" w:space="0"/>
+              <w:bottom w:val="single" w:color="C7A2E3" w:sz="6" w:space="0"/>
+              <w:right w:val="single" w:color="7030A0" w:sz="6" w:space="0"/>
+            </w:tcBorders>
+            <w:shd w:val="clear" w:color="auto" w:fill="F1E8F8"/>
+            <w:vAlign w:val="center"/>
+          </w:tcPr>
+          <w:p>
+            <w:pPr>
+              <w:keepNext w:val="0"/>
+              <w:keepLines w:val="0"/>
+              <w:pageBreakBefore w:val="0"/>
+              <w:widowControl w:val="0"/>
+              <w:kinsoku/>
+              <w:wordWrap/>
+              <w:overflowPunct/>
+              <w:topLinePunct w:val="0"/>
+              <w:autoSpaceDE/>
+              <w:autoSpaceDN/>
+              <w:bidi w:val="0"/>
+              <w:adjustRightInd/>
+              <w:snapToGrid w:val="0"/>
+              <w:spacing w:before="0" w:after="0" w:line="240" w:lineRule="auto"/>
+              <w:ind w:left="0" w:leftChars="0" w:right="0" w:rightChars="0" w:firstLine="0" w:firstLineChars="0"/>
+              <w:jc w:val="left"/>
+              <w:textAlignment w:val="auto"/>
+              <w:rPr>
+                <w:rFonts w:hint="eastAsia" w:ascii="Times New Roman" w:hAnsi="Times New Roman" w:eastAsia="宋体" w:cs="宋体"/>
+                <w:b w:val="0"/>
+                <w:i w:val="0"/>
+                <w:strike w:val="0"/>
+                <w:color w:val="000000"/>
+                <w:spacing w:val="0"/>
+                <w:kern w:val="2"/>
+                <w:sz w:val="22"/>
+                <w:u w:val="none"/>
+              </w:rPr>
+            </w:pPr>
+            <w:r>
+              <w:rPr>
+                <w:rFonts w:hint="eastAsia" w:ascii="Times New Roman" w:hAnsi="Times New Roman" w:eastAsia="宋体" w:cs="宋体"/>
+                <w:b w:val="0"/>
+                <w:i w:val="0"/>
+                <w:strike w:val="0"/>
+                <w:color w:val="000000"/>
+                <w:spacing w:val="0"/>
+                <w:kern w:val="2"/>
+                <w:sz w:val="22"/>
+                <w:u w:val="none"/>
+              </w:rPr>
+              <w:t>数据字节数</w:t>
+            </w:r>
+          </w:p>
+          <w:p>
+            <w:pPr>
+              <w:keepNext w:val="0"/>
+              <w:keepLines w:val="0"/>
+              <w:pageBreakBefore w:val="0"/>
+              <w:widowControl w:val="0"/>
+              <w:kinsoku/>
+              <w:wordWrap/>
+              <w:overflowPunct/>
+              <w:topLinePunct w:val="0"/>
+              <w:autoSpaceDE/>
+              <w:autoSpaceDN/>
+              <w:bidi w:val="0"/>
+              <w:adjustRightInd/>
+              <w:snapToGrid w:val="0"/>
+              <w:spacing w:before="0" w:after="0" w:line="240" w:lineRule="auto"/>
+              <w:ind w:left="0" w:leftChars="0" w:right="0" w:rightChars="0" w:firstLine="0" w:firstLineChars="0"/>
+              <w:jc w:val="left"/>
+              <w:textAlignment w:val="auto"/>
+              <w:rPr>
+                <w:rFonts w:hint="eastAsia" w:ascii="Times New Roman" w:hAnsi="Times New Roman" w:eastAsia="宋体" w:cs="宋体"/>
+                <w:b w:val="0"/>
+                <w:i w:val="0"/>
+                <w:strike w:val="0"/>
+                <w:color w:val="000000"/>
+                <w:kern w:val="2"/>
+                <w:sz w:val="22"/>
+                <w:u w:val="none"/>
+                <w:vertAlign w:val="baseline"/>
+              </w:rPr>
+            </w:pPr>
+            <w:r>
+              <w:rPr>
+                <w:rFonts w:hint="eastAsia" w:ascii="Times New Roman" w:hAnsi="Times New Roman" w:eastAsia="宋体" w:cs="宋体"/>
+                <w:b w:val="0"/>
+                <w:i w:val="0"/>
+                <w:strike w:val="0"/>
+                <w:color w:val="000000"/>
+                <w:spacing w:val="0"/>
+                <w:kern w:val="2"/>
+                <w:sz w:val="22"/>
+                <w:u w:val="none"/>
+              </w:rPr>
+              <w:t>单位</w:t>
+            </w:r>
+            <w:r>
+              <w:rPr>
+                <w:rFonts w:hint="eastAsia" w:ascii="Times New Roman" w:eastAsia="宋体" w:cs="宋体"/>
+                <w:b w:val="0"/>
+                <w:i w:val="0"/>
+                <w:strike w:val="0"/>
+                <w:color w:val="000000"/>
+                <w:spacing w:val="0"/>
+                <w:kern w:val="2"/>
+                <w:sz w:val="22"/>
+                <w:u w:val="none"/>
+                <w:lang w:eastAsia="zh-CN"/>
+              </w:rPr>
+              <w:t>：</w:t>
+            </w:r>
+            <w:r>
+              <w:rPr>
+                <w:rFonts w:hint="eastAsia" w:ascii="Times New Roman" w:eastAsia="宋体" w:cs="宋体"/>
+                <w:b w:val="0"/>
+                <w:i w:val="0"/>
+                <w:strike w:val="0"/>
+                <w:color w:val="000000"/>
+                <w:spacing w:val="0"/>
+                <w:kern w:val="2"/>
+                <w:sz w:val="22"/>
+                <w:u w:val="none"/>
+                <w:lang w:val="en-US" w:eastAsia="zh-CN"/>
+              </w:rPr>
+              <w:t>Byte</w:t>
+            </w:r>
+          </w:p>
+        </w:tc>
+      </w:tr>
+      <w:tr>
+        <w:tblPrEx>
+          <w:tblBorders>
+            <w:top w:val="single" w:color="auto" w:sz="4" w:space="0"/>
+            <w:left w:val="single" w:color="auto" w:sz="4" w:space="0"/>
+            <w:bottom w:val="single" w:color="auto" w:sz="4" w:space="0"/>
+            <w:right w:val="single" w:color="auto" w:sz="4" w:space="0"/>
+            <w:insideH w:val="single" w:color="auto" w:sz="4" w:space="0"/>
+            <w:insideV w:val="single" w:color="auto" w:sz="4" w:space="0"/>
+          </w:tblBorders>
+          <w:shd w:val="clear" w:color="auto" w:fill="auto"/>
+          <w:tblCellMar>
+            <w:top w:w="0" w:type="dxa"/>
+            <w:left w:w="108" w:type="dxa"/>
+            <w:bottom w:w="0" w:type="dxa"/>
+            <w:right w:w="108" w:type="dxa"/>
+          </w:tblCellMar>
+        </w:tblPrEx>
+        <w:trPr>
+          <w:trHeight w:val="0" w:hRule="atLeast"/>
+          <w:jc w:val="center"/>
+        </w:trPr>
+        <w:tc>
+          <w:tcPr>
+            <w:tcW w:w="793" w:type="dxa"/>
+            <w:tcBorders>
+              <w:top w:val="single" w:color="C7A2E3" w:sz="6" w:space="0"/>
+              <w:left w:val="single" w:color="7030A0" w:sz="6" w:space="0"/>
+              <w:bottom w:val="single" w:color="7030A0" w:sz="6" w:space="0"/>
+              <w:right w:val="single" w:color="C7A2E3" w:sz="6" w:space="0"/>
+            </w:tcBorders>
+            <w:shd w:val="clear" w:color="auto" w:fill="F1E8F8"/>
+            <w:vAlign w:val="center"/>
+          </w:tcPr>
+          <w:p>
+            <w:pPr>
+              <w:keepNext w:val="0"/>
+              <w:keepLines w:val="0"/>
+              <w:pageBreakBefore w:val="0"/>
+              <w:widowControl w:val="0"/>
+              <w:kinsoku/>
+              <w:wordWrap/>
+              <w:overflowPunct/>
+              <w:topLinePunct w:val="0"/>
+              <w:autoSpaceDE/>
+              <w:autoSpaceDN/>
+              <w:bidi w:val="0"/>
+              <w:adjustRightInd/>
+              <w:snapToGrid w:val="0"/>
+              <w:spacing w:before="0" w:after="0" w:line="240" w:lineRule="auto"/>
+              <w:ind w:left="0" w:leftChars="0" w:right="0" w:rightChars="0" w:firstLine="0" w:firstLineChars="0"/>
+              <w:jc w:val="center"/>
+              <w:textAlignment w:val="auto"/>
+              <w:rPr>
+                <w:rFonts w:hint="eastAsia" w:ascii="Times New Roman" w:hAnsi="Times New Roman" w:eastAsia="宋体" w:cs="宋体"/>
+                <w:b w:val="0"/>
+                <w:i w:val="0"/>
+                <w:strike w:val="0"/>
+                <w:color w:val="000000"/>
+                <w:kern w:val="2"/>
+                <w:sz w:val="22"/>
+                <w:u w:val="none"/>
+                <w:vertAlign w:val="baseline"/>
+              </w:rPr>
+            </w:pPr>
+            <w:r>
+              <w:rPr>
+                <w:rFonts w:hint="eastAsia" w:ascii="Times New Roman" w:hAnsi="Times New Roman" w:eastAsia="宋体" w:cs="宋体"/>
+                <w:b w:val="0"/>
+                <w:i w:val="0"/>
+                <w:strike w:val="0"/>
+                <w:color w:val="000000"/>
+                <w:spacing w:val="0"/>
+                <w:kern w:val="2"/>
+                <w:sz w:val="22"/>
+                <w:u w:val="none"/>
+              </w:rPr>
+              <w:t>4</w:t>
+            </w:r>
+          </w:p>
+        </w:tc>
+        <w:tc>
+          <w:tcPr>
+            <w:tcW w:w="1310" w:type="dxa"/>
+            <w:tcBorders>
+              <w:top w:val="single" w:color="C7A2E3" w:sz="6" w:space="0"/>
+              <w:left w:val="single" w:color="C7A2E3" w:sz="6" w:space="0"/>
+              <w:bottom w:val="single" w:color="7030A0" w:sz="6" w:space="0"/>
+              <w:right w:val="single" w:color="C7A2E3" w:sz="6" w:space="0"/>
+            </w:tcBorders>
+            <w:shd w:val="clear" w:color="auto" w:fill="F1E8F8"/>
+            <w:vAlign w:val="center"/>
+          </w:tcPr>
+          <w:p>
+            <w:pPr>
+              <w:keepNext w:val="0"/>
+              <w:keepLines w:val="0"/>
+              <w:pageBreakBefore w:val="0"/>
+              <w:widowControl w:val="0"/>
+              <w:kinsoku/>
+              <w:wordWrap/>
+              <w:overflowPunct/>
+              <w:topLinePunct w:val="0"/>
+              <w:autoSpaceDE/>
+              <w:autoSpaceDN/>
+              <w:bidi w:val="0"/>
+              <w:adjustRightInd/>
+              <w:snapToGrid w:val="0"/>
+              <w:spacing w:before="0" w:after="0" w:line="240" w:lineRule="auto"/>
+              <w:ind w:left="0" w:leftChars="0" w:right="0" w:rightChars="0" w:firstLine="0" w:firstLineChars="0"/>
+              <w:jc w:val="center"/>
+              <w:textAlignment w:val="auto"/>
+              <w:rPr>
+                <w:rFonts w:hint="eastAsia" w:ascii="Times New Roman" w:hAnsi="Times New Roman" w:eastAsia="宋体" w:cs="宋体"/>
+                <w:b w:val="0"/>
+                <w:i w:val="0"/>
+                <w:strike w:val="0"/>
+                <w:color w:val="000000"/>
+                <w:kern w:val="2"/>
+                <w:sz w:val="22"/>
+                <w:u w:val="none"/>
+                <w:vertAlign w:val="baseline"/>
+              </w:rPr>
+            </w:pPr>
+            <w:r>
+              <w:rPr>
+                <w:rFonts w:hint="eastAsia" w:ascii="Times New Roman" w:hAnsi="Times New Roman" w:eastAsia="宋体" w:cs="宋体"/>
+                <w:b w:val="0"/>
+                <w:i w:val="0"/>
+                <w:strike w:val="0"/>
+                <w:color w:val="000000"/>
+                <w:spacing w:val="0"/>
+                <w:kern w:val="2"/>
+                <w:sz w:val="22"/>
+                <w:u w:val="none"/>
+              </w:rPr>
+              <w:t>包尾</w:t>
+            </w:r>
+          </w:p>
+        </w:tc>
+        <w:tc>
+          <w:tcPr>
+            <w:tcW w:w="1310" w:type="dxa"/>
+            <w:tcBorders>
+              <w:top w:val="single" w:color="C7A2E3" w:sz="6" w:space="0"/>
+              <w:left w:val="single" w:color="C7A2E3" w:sz="6" w:space="0"/>
+              <w:bottom w:val="single" w:color="7030A0" w:sz="6" w:space="0"/>
+              <w:right w:val="single" w:color="C7A2E3" w:sz="6" w:space="0"/>
+            </w:tcBorders>
+            <w:shd w:val="clear" w:color="auto" w:fill="F1E8F8"/>
+            <w:vAlign w:val="center"/>
+          </w:tcPr>
+          <w:p>
+            <w:pPr>
+              <w:keepNext w:val="0"/>
+              <w:keepLines w:val="0"/>
+              <w:pageBreakBefore w:val="0"/>
+              <w:widowControl w:val="0"/>
+              <w:kinsoku/>
+              <w:wordWrap/>
+              <w:overflowPunct/>
+              <w:topLinePunct w:val="0"/>
+              <w:autoSpaceDE/>
+              <w:autoSpaceDN/>
+              <w:bidi w:val="0"/>
+              <w:adjustRightInd/>
+              <w:snapToGrid w:val="0"/>
+              <w:spacing w:before="0" w:after="0" w:line="240" w:lineRule="auto"/>
+              <w:ind w:left="0" w:leftChars="0" w:right="0" w:rightChars="0" w:firstLine="0" w:firstLineChars="0"/>
+              <w:jc w:val="left"/>
+              <w:textAlignment w:val="auto"/>
+              <w:rPr>
+                <w:rFonts w:hint="eastAsia" w:ascii="Times New Roman" w:hAnsi="Times New Roman" w:eastAsia="宋体" w:cs="宋体"/>
+                <w:b w:val="0"/>
+                <w:i w:val="0"/>
+                <w:strike w:val="0"/>
+                <w:color w:val="000000"/>
+                <w:kern w:val="2"/>
+                <w:sz w:val="22"/>
+                <w:u w:val="none"/>
+                <w:vertAlign w:val="baseline"/>
+              </w:rPr>
+            </w:pPr>
+            <w:r>
+              <w:rPr>
+                <w:rFonts w:hint="eastAsia" w:ascii="Times New Roman" w:hAnsi="Times New Roman" w:eastAsia="宋体" w:cs="宋体"/>
+                <w:b w:val="0"/>
+                <w:i w:val="0"/>
+                <w:strike w:val="0"/>
+                <w:color w:val="000000"/>
+                <w:spacing w:val="0"/>
+                <w:kern w:val="2"/>
+                <w:sz w:val="22"/>
+                <w:u w:val="none"/>
+              </w:rPr>
+              <w:t>Tail</w:t>
+            </w:r>
+          </w:p>
+        </w:tc>
+        <w:tc>
+          <w:tcPr>
+            <w:tcW w:w="1310" w:type="dxa"/>
+            <w:tcBorders>
+              <w:top w:val="single" w:color="C7A2E3" w:sz="6" w:space="0"/>
+              <w:left w:val="single" w:color="C7A2E3" w:sz="6" w:space="0"/>
+              <w:bottom w:val="single" w:color="7030A0" w:sz="6" w:space="0"/>
+              <w:right w:val="single" w:color="C7A2E3" w:sz="6" w:space="0"/>
+            </w:tcBorders>
+            <w:shd w:val="clear" w:color="auto" w:fill="F1E8F8"/>
+            <w:vAlign w:val="center"/>
+          </w:tcPr>
+          <w:p>
+            <w:pPr>
+              <w:keepNext w:val="0"/>
+              <w:keepLines w:val="0"/>
+              <w:pageBreakBefore w:val="0"/>
+              <w:widowControl w:val="0"/>
+              <w:kinsoku/>
+              <w:wordWrap/>
+              <w:overflowPunct/>
+              <w:topLinePunct w:val="0"/>
+              <w:autoSpaceDE/>
+              <w:autoSpaceDN/>
+              <w:bidi w:val="0"/>
+              <w:adjustRightInd/>
+              <w:snapToGrid w:val="0"/>
+              <w:spacing w:before="0" w:after="0" w:line="240" w:lineRule="auto"/>
+              <w:ind w:left="0" w:leftChars="0" w:right="0" w:rightChars="0" w:firstLine="0" w:firstLineChars="0"/>
+              <w:jc w:val="left"/>
+              <w:textAlignment w:val="auto"/>
+              <w:rPr>
+                <w:rFonts w:hint="default" w:ascii="Times New Roman" w:hAnsi="Times New Roman" w:eastAsia="宋体" w:cs="宋体"/>
+                <w:b w:val="0"/>
+                <w:i w:val="0"/>
+                <w:strike w:val="0"/>
+                <w:color w:val="000000"/>
+                <w:kern w:val="2"/>
+                <w:sz w:val="22"/>
+                <w:u w:val="none"/>
+                <w:vertAlign w:val="baseline"/>
+                <w:lang w:val="en-US" w:eastAsia="zh-CN"/>
+              </w:rPr>
+            </w:pPr>
+            <w:r>
+              <w:rPr>
+                <w:rFonts w:hint="eastAsia" w:ascii="Times New Roman" w:hAnsi="Times New Roman" w:eastAsia="宋体" w:cs="宋体"/>
+                <w:b w:val="0"/>
+                <w:i w:val="0"/>
+                <w:strike w:val="0"/>
+                <w:color w:val="000000"/>
+                <w:spacing w:val="0"/>
+                <w:kern w:val="2"/>
+                <w:sz w:val="22"/>
+                <w:u w:val="none"/>
+              </w:rPr>
+              <w:t>Uint</w:t>
+            </w:r>
+            <w:r>
+              <w:rPr>
+                <w:rFonts w:hint="eastAsia" w:ascii="Times New Roman" w:eastAsia="宋体" w:cs="宋体"/>
+                <w:b w:val="0"/>
+                <w:i w:val="0"/>
+                <w:strike w:val="0"/>
+                <w:color w:val="000000"/>
+                <w:spacing w:val="0"/>
+                <w:kern w:val="2"/>
+                <w:sz w:val="22"/>
+                <w:u w:val="none"/>
+                <w:lang w:val="en-US" w:eastAsia="zh-CN"/>
+              </w:rPr>
+              <w:t>32</w:t>
+            </w:r>
+          </w:p>
+        </w:tc>
+        <w:tc>
+          <w:tcPr>
+            <w:tcW w:w="2026" w:type="dxa"/>
+            <w:tcBorders>
+              <w:top w:val="single" w:color="C7A2E3" w:sz="6" w:space="0"/>
+              <w:left w:val="single" w:color="C7A2E3" w:sz="6" w:space="0"/>
+              <w:bottom w:val="single" w:color="7030A0" w:sz="6" w:space="0"/>
+              <w:right w:val="single" w:color="C7A2E3" w:sz="6" w:space="0"/>
+            </w:tcBorders>
+            <w:shd w:val="clear" w:color="auto" w:fill="F1E8F8"/>
+            <w:vAlign w:val="center"/>
+          </w:tcPr>
+          <w:p>
+            <w:pPr>
+              <w:keepNext w:val="0"/>
+              <w:keepLines w:val="0"/>
+              <w:pageBreakBefore w:val="0"/>
+              <w:widowControl w:val="0"/>
+              <w:kinsoku/>
+              <w:wordWrap/>
+              <w:overflowPunct/>
+              <w:topLinePunct w:val="0"/>
+              <w:autoSpaceDE/>
+              <w:autoSpaceDN/>
+              <w:bidi w:val="0"/>
+              <w:adjustRightInd/>
+              <w:snapToGrid w:val="0"/>
+              <w:spacing w:before="0" w:after="0" w:line="240" w:lineRule="auto"/>
+              <w:ind w:left="0" w:leftChars="0" w:right="0" w:rightChars="0" w:firstLine="0" w:firstLineChars="0"/>
+              <w:jc w:val="center"/>
+              <w:textAlignment w:val="auto"/>
+              <w:rPr>
+                <w:rFonts w:hint="eastAsia" w:ascii="Times New Roman" w:hAnsi="Times New Roman" w:eastAsia="宋体" w:cs="宋体"/>
+                <w:b w:val="0"/>
+                <w:i w:val="0"/>
+                <w:strike w:val="0"/>
+                <w:color w:val="000000"/>
+                <w:kern w:val="2"/>
+                <w:sz w:val="22"/>
+                <w:u w:val="none"/>
+                <w:vertAlign w:val="baseline"/>
+              </w:rPr>
+            </w:pPr>
+            <w:r>
+              <w:rPr>
+                <w:rFonts w:hint="eastAsia" w:ascii="Times New Roman" w:hAnsi="Times New Roman" w:eastAsia="宋体" w:cs="宋体"/>
+                <w:b w:val="0"/>
+                <w:i w:val="0"/>
+                <w:strike w:val="0"/>
+                <w:color w:val="000000"/>
+                <w:spacing w:val="0"/>
+                <w:kern w:val="2"/>
+                <w:sz w:val="22"/>
+                <w:u w:val="none"/>
+              </w:rPr>
+              <w:t>0xB5B5B5B5</w:t>
+            </w:r>
+          </w:p>
+        </w:tc>
+        <w:tc>
+          <w:tcPr>
+            <w:tcW w:w="1574" w:type="dxa"/>
+            <w:tcBorders>
+              <w:top w:val="single" w:color="C7A2E3" w:sz="6" w:space="0"/>
+              <w:left w:val="single" w:color="C7A2E3" w:sz="6" w:space="0"/>
+              <w:bottom w:val="single" w:color="7030A0" w:sz="6" w:space="0"/>
+              <w:right w:val="single" w:color="7030A0" w:sz="6" w:space="0"/>
+            </w:tcBorders>
+            <w:shd w:val="clear" w:color="auto" w:fill="F1E8F8"/>
+            <w:vAlign w:val="center"/>
+          </w:tcPr>
+          <w:p>
+            <w:pPr>
+              <w:keepNext w:val="0"/>
+              <w:keepLines w:val="0"/>
+              <w:pageBreakBefore w:val="0"/>
+              <w:widowControl w:val="0"/>
+              <w:kinsoku/>
+              <w:wordWrap/>
+              <w:overflowPunct/>
+              <w:topLinePunct w:val="0"/>
+              <w:autoSpaceDE/>
+              <w:autoSpaceDN/>
+              <w:bidi w:val="0"/>
+              <w:adjustRightInd/>
+              <w:snapToGrid w:val="0"/>
+              <w:spacing w:before="0" w:after="0" w:line="240" w:lineRule="auto"/>
+              <w:ind w:left="0" w:leftChars="0" w:right="0" w:rightChars="0" w:firstLine="0" w:firstLineChars="0"/>
+              <w:jc w:val="left"/>
+              <w:textAlignment w:val="auto"/>
+              <w:rPr>
+                <w:rFonts w:hint="eastAsia" w:ascii="Times New Roman" w:hAnsi="Times New Roman" w:eastAsia="宋体" w:cs="宋体"/>
+                <w:b w:val="0"/>
+                <w:i w:val="0"/>
+                <w:strike w:val="0"/>
+                <w:color w:val="000000"/>
+                <w:kern w:val="2"/>
+                <w:sz w:val="22"/>
+                <w:u w:val="none"/>
+                <w:vertAlign w:val="baseline"/>
+              </w:rPr>
+            </w:pPr>
+          </w:p>
+        </w:tc>
+      </w:tr>
+    </w:tbl>
+    <w:p>
+      <w:pPr>
+        <w:pStyle w:val="3"/>
+        <w:bidi w:val="0"/>
+      </w:pPr>
+      <w:r>
+        <w:rPr>
+          <w:rFonts w:hint="eastAsia"/>
+          <w:lang w:val="en-US" w:eastAsia="zh-CN"/>
+        </w:rPr>
+        <w:t>采集控制</w:t>
+      </w:r>
+    </w:p>
+    <w:tbl>
+      <w:tblPr>
+        <w:tblStyle w:val="12"/>
+        <w:tblW w:w="8323" w:type="dxa"/>
+        <w:jc w:val="center"/>
+        <w:tblBorders>
+          <w:top w:val="single" w:color="auto" w:sz="4" w:space="0"/>
+          <w:left w:val="single" w:color="auto" w:sz="4" w:space="0"/>
+          <w:bottom w:val="single" w:color="auto" w:sz="4" w:space="0"/>
+          <w:right w:val="single" w:color="auto" w:sz="4" w:space="0"/>
+          <w:insideH w:val="single" w:color="auto" w:sz="4" w:space="0"/>
+          <w:insideV w:val="single" w:color="auto" w:sz="4" w:space="0"/>
+        </w:tblBorders>
+        <w:shd w:val="clear" w:color="auto" w:fill="auto"/>
+        <w:tblLayout w:type="autofit"/>
+        <w:tblCellMar>
+          <w:top w:w="0" w:type="dxa"/>
+          <w:left w:w="108" w:type="dxa"/>
+          <w:bottom w:w="0" w:type="dxa"/>
+          <w:right w:w="108" w:type="dxa"/>
+        </w:tblCellMar>
+      </w:tblPr>
+      <w:tblGrid>
+        <w:gridCol w:w="793"/>
+        <w:gridCol w:w="1310"/>
+        <w:gridCol w:w="1310"/>
+        <w:gridCol w:w="1310"/>
+        <w:gridCol w:w="2026"/>
+        <w:gridCol w:w="1574"/>
+      </w:tblGrid>
+      <w:tr>
+        <w:tblPrEx>
+          <w:tblBorders>
+            <w:top w:val="single" w:color="auto" w:sz="4" w:space="0"/>
+            <w:left w:val="single" w:color="auto" w:sz="4" w:space="0"/>
+            <w:bottom w:val="single" w:color="auto" w:sz="4" w:space="0"/>
+            <w:right w:val="single" w:color="auto" w:sz="4" w:space="0"/>
+            <w:insideH w:val="single" w:color="auto" w:sz="4" w:space="0"/>
+            <w:insideV w:val="single" w:color="auto" w:sz="4" w:space="0"/>
+          </w:tblBorders>
+          <w:shd w:val="clear" w:color="auto" w:fill="auto"/>
+          <w:tblCellMar>
+            <w:top w:w="0" w:type="dxa"/>
+            <w:left w:w="108" w:type="dxa"/>
+            <w:bottom w:w="0" w:type="dxa"/>
+            <w:right w:w="108" w:type="dxa"/>
+          </w:tblCellMar>
+        </w:tblPrEx>
+        <w:trPr>
+          <w:trHeight w:val="0" w:hRule="atLeast"/>
+          <w:tblHeader/>
+          <w:jc w:val="center"/>
+        </w:trPr>
+        <w:tc>
+          <w:tcPr>
+            <w:tcW w:w="8323" w:type="dxa"/>
+            <w:gridSpan w:val="6"/>
+            <w:tcBorders>
+              <w:top w:val="single" w:color="7030A0" w:sz="6" w:space="0"/>
+              <w:left w:val="single" w:color="7030A0" w:sz="6" w:space="0"/>
+              <w:bottom w:val="single" w:color="7030A0" w:sz="6" w:space="0"/>
+              <w:right w:val="single" w:color="C7A2E3" w:sz="6" w:space="0"/>
+            </w:tcBorders>
+            <w:shd w:val="clear" w:color="auto" w:fill="7030A0"/>
+            <w:vAlign w:val="center"/>
+          </w:tcPr>
+          <w:p>
+            <w:pPr>
+              <w:keepNext w:val="0"/>
+              <w:keepLines w:val="0"/>
+              <w:pageBreakBefore w:val="0"/>
+              <w:widowControl w:val="0"/>
+              <w:kinsoku/>
+              <w:wordWrap/>
+              <w:overflowPunct/>
+              <w:topLinePunct w:val="0"/>
+              <w:autoSpaceDE/>
+              <w:autoSpaceDN/>
+              <w:bidi w:val="0"/>
+              <w:adjustRightInd/>
+              <w:snapToGrid w:val="0"/>
+              <w:spacing w:before="0" w:after="0" w:line="240" w:lineRule="auto"/>
+              <w:ind w:left="0" w:leftChars="0" w:right="0" w:rightChars="0" w:firstLine="0" w:firstLineChars="0"/>
+              <w:jc w:val="center"/>
+              <w:textAlignment w:val="auto"/>
+              <w:rPr>
+                <w:rFonts w:hint="default" w:ascii="Times New Roman" w:hAnsi="Times New Roman" w:eastAsia="宋体" w:cs="宋体"/>
+                <w:b/>
+                <w:i w:val="0"/>
+                <w:strike w:val="0"/>
+                <w:color w:val="FFFFFF"/>
+                <w:spacing w:val="0"/>
+                <w:kern w:val="2"/>
+                <w:sz w:val="22"/>
+                <w:u w:val="none"/>
+                <w:lang w:val="en-US"/>
+              </w:rPr>
+            </w:pPr>
+            <w:r>
+              <w:rPr>
+                <w:rFonts w:hint="eastAsia" w:cs="宋体"/>
+                <w:b/>
+                <w:i w:val="0"/>
+                <w:strike w:val="0"/>
+                <w:color w:val="FFFFFF"/>
+                <w:spacing w:val="0"/>
+                <w:kern w:val="2"/>
+                <w:sz w:val="22"/>
+                <w:u w:val="none"/>
+                <w:lang w:val="en-US" w:eastAsia="zh-CN"/>
+              </w:rPr>
+              <w:t>采集控制 PC =&gt; FPGA</w:t>
+            </w:r>
+          </w:p>
+        </w:tc>
+      </w:tr>
+      <w:tr>
+        <w:tblPrEx>
+          <w:tblBorders>
+            <w:top w:val="single" w:color="auto" w:sz="4" w:space="0"/>
+            <w:left w:val="single" w:color="auto" w:sz="4" w:space="0"/>
+            <w:bottom w:val="single" w:color="auto" w:sz="4" w:space="0"/>
+            <w:right w:val="single" w:color="auto" w:sz="4" w:space="0"/>
+            <w:insideH w:val="single" w:color="auto" w:sz="4" w:space="0"/>
+            <w:insideV w:val="single" w:color="auto" w:sz="4" w:space="0"/>
+          </w:tblBorders>
+          <w:shd w:val="clear" w:color="auto" w:fill="auto"/>
+          <w:tblCellMar>
+            <w:top w:w="0" w:type="dxa"/>
+            <w:left w:w="108" w:type="dxa"/>
+            <w:bottom w:w="0" w:type="dxa"/>
+            <w:right w:w="108" w:type="dxa"/>
+          </w:tblCellMar>
+        </w:tblPrEx>
+        <w:trPr>
+          <w:trHeight w:val="0" w:hRule="atLeast"/>
+          <w:tblHeader/>
+          <w:jc w:val="center"/>
+        </w:trPr>
+        <w:tc>
+          <w:tcPr>
+            <w:tcW w:w="793" w:type="dxa"/>
+            <w:tcBorders>
+              <w:top w:val="single" w:color="7030A0" w:sz="6" w:space="0"/>
+              <w:left w:val="single" w:color="7030A0" w:sz="6" w:space="0"/>
+              <w:bottom w:val="single" w:color="C7A2E3" w:sz="6" w:space="0"/>
+              <w:right w:val="single" w:color="C7A2E3" w:sz="6" w:space="0"/>
+            </w:tcBorders>
+            <w:shd w:val="clear" w:color="auto" w:fill="FFFFFF"/>
+            <w:vAlign w:val="center"/>
+          </w:tcPr>
+          <w:p>
+            <w:pPr>
+              <w:keepNext w:val="0"/>
+              <w:keepLines w:val="0"/>
+              <w:pageBreakBefore w:val="0"/>
+              <w:widowControl w:val="0"/>
+              <w:kinsoku/>
+              <w:wordWrap/>
+              <w:overflowPunct/>
+              <w:topLinePunct w:val="0"/>
+              <w:autoSpaceDE/>
+              <w:autoSpaceDN/>
+              <w:bidi w:val="0"/>
+              <w:adjustRightInd/>
+              <w:snapToGrid w:val="0"/>
+              <w:spacing w:before="0" w:after="0" w:line="240" w:lineRule="auto"/>
+              <w:ind w:left="0" w:leftChars="0" w:right="0" w:rightChars="0" w:firstLine="0" w:firstLineChars="0"/>
+              <w:jc w:val="center"/>
+              <w:textAlignment w:val="auto"/>
+              <w:rPr>
+                <w:rFonts w:hint="eastAsia" w:ascii="minorHAnsi" w:hAnsi="minorHAnsi" w:eastAsia="宋体" w:cs="Times New Roman"/>
+                <w:b w:val="0"/>
+                <w:i w:val="0"/>
+                <w:color w:val="333333"/>
+                <w:kern w:val="2"/>
+                <w:sz w:val="22"/>
+                <w:szCs w:val="22"/>
+                <w:lang w:bidi="ar-SA"/>
+              </w:rPr>
+            </w:pPr>
+            <w:r>
+              <w:rPr>
+                <w:rFonts w:hint="eastAsia" w:ascii="Times New Roman" w:hAnsi="Times New Roman" w:eastAsia="宋体" w:cs="宋体"/>
+                <w:b w:val="0"/>
+                <w:i w:val="0"/>
+                <w:strike w:val="0"/>
+                <w:color w:val="000000"/>
+                <w:spacing w:val="0"/>
+                <w:kern w:val="2"/>
+                <w:sz w:val="22"/>
+                <w:u w:val="none"/>
+              </w:rPr>
+              <w:t>序号</w:t>
+            </w:r>
+          </w:p>
+        </w:tc>
+        <w:tc>
+          <w:tcPr>
+            <w:tcW w:w="1310" w:type="dxa"/>
+            <w:tcBorders>
+              <w:top w:val="single" w:color="7030A0" w:sz="6" w:space="0"/>
+              <w:left w:val="single" w:color="C7A2E3" w:sz="6" w:space="0"/>
+              <w:bottom w:val="single" w:color="C7A2E3" w:sz="6" w:space="0"/>
+              <w:right w:val="single" w:color="C7A2E3" w:sz="6" w:space="0"/>
+            </w:tcBorders>
+            <w:shd w:val="clear" w:color="auto" w:fill="FFFFFF"/>
+            <w:vAlign w:val="center"/>
+          </w:tcPr>
+          <w:p>
+            <w:pPr>
+              <w:keepNext w:val="0"/>
+              <w:keepLines w:val="0"/>
+              <w:pageBreakBefore w:val="0"/>
+              <w:widowControl w:val="0"/>
+              <w:kinsoku/>
+              <w:wordWrap/>
+              <w:overflowPunct/>
+              <w:topLinePunct w:val="0"/>
+              <w:autoSpaceDE/>
+              <w:autoSpaceDN/>
+              <w:bidi w:val="0"/>
+              <w:adjustRightInd/>
+              <w:snapToGrid w:val="0"/>
+              <w:spacing w:before="0" w:after="0" w:line="240" w:lineRule="auto"/>
+              <w:ind w:left="0" w:leftChars="0" w:right="0" w:rightChars="0" w:firstLine="0" w:firstLineChars="0"/>
+              <w:jc w:val="center"/>
+              <w:textAlignment w:val="auto"/>
+              <w:rPr>
+                <w:rFonts w:hint="eastAsia" w:ascii="minorHAnsi" w:hAnsi="minorHAnsi" w:eastAsia="宋体" w:cs="Times New Roman"/>
+                <w:b w:val="0"/>
+                <w:i w:val="0"/>
+                <w:color w:val="333333"/>
+                <w:kern w:val="2"/>
+                <w:sz w:val="22"/>
+                <w:szCs w:val="22"/>
+                <w:lang w:bidi="ar-SA"/>
+              </w:rPr>
+            </w:pPr>
+            <w:r>
+              <w:rPr>
+                <w:rFonts w:hint="eastAsia" w:ascii="Times New Roman" w:hAnsi="Times New Roman" w:eastAsia="宋体" w:cs="宋体"/>
+                <w:b w:val="0"/>
+                <w:i w:val="0"/>
+                <w:strike w:val="0"/>
+                <w:color w:val="000000"/>
+                <w:spacing w:val="0"/>
+                <w:kern w:val="2"/>
+                <w:sz w:val="22"/>
+                <w:u w:val="none"/>
+              </w:rPr>
+              <w:t>数据名称</w:t>
+            </w:r>
+          </w:p>
+        </w:tc>
+        <w:tc>
+          <w:tcPr>
+            <w:tcW w:w="1310" w:type="dxa"/>
+            <w:tcBorders>
+              <w:top w:val="single" w:color="7030A0" w:sz="6" w:space="0"/>
+              <w:left w:val="single" w:color="C7A2E3" w:sz="6" w:space="0"/>
+              <w:bottom w:val="single" w:color="C7A2E3" w:sz="6" w:space="0"/>
+              <w:right w:val="single" w:color="C7A2E3" w:sz="6" w:space="0"/>
+            </w:tcBorders>
+            <w:shd w:val="clear" w:color="auto" w:fill="FFFFFF"/>
+            <w:vAlign w:val="center"/>
+          </w:tcPr>
+          <w:p>
+            <w:pPr>
+              <w:keepNext w:val="0"/>
+              <w:keepLines w:val="0"/>
+              <w:pageBreakBefore w:val="0"/>
+              <w:widowControl w:val="0"/>
+              <w:kinsoku/>
+              <w:wordWrap/>
+              <w:overflowPunct/>
+              <w:topLinePunct w:val="0"/>
+              <w:autoSpaceDE/>
+              <w:autoSpaceDN/>
+              <w:bidi w:val="0"/>
+              <w:adjustRightInd/>
+              <w:snapToGrid w:val="0"/>
+              <w:spacing w:before="0" w:after="0" w:line="240" w:lineRule="auto"/>
+              <w:ind w:left="0" w:leftChars="0" w:right="0" w:rightChars="0" w:firstLine="0" w:firstLineChars="0"/>
+              <w:jc w:val="center"/>
+              <w:textAlignment w:val="auto"/>
+              <w:rPr>
+                <w:rFonts w:hint="eastAsia" w:ascii="minorHAnsi" w:hAnsi="minorHAnsi" w:eastAsia="宋体" w:cs="Times New Roman"/>
+                <w:b w:val="0"/>
+                <w:i w:val="0"/>
+                <w:color w:val="333333"/>
+                <w:kern w:val="2"/>
+                <w:sz w:val="22"/>
+                <w:szCs w:val="22"/>
+                <w:lang w:bidi="ar-SA"/>
+              </w:rPr>
+            </w:pPr>
+            <w:r>
+              <w:rPr>
+                <w:rFonts w:hint="eastAsia" w:ascii="Times New Roman" w:hAnsi="Times New Roman" w:eastAsia="宋体" w:cs="宋体"/>
+                <w:b w:val="0"/>
+                <w:i w:val="0"/>
+                <w:strike w:val="0"/>
+                <w:color w:val="000000"/>
+                <w:spacing w:val="0"/>
+                <w:kern w:val="2"/>
+                <w:sz w:val="22"/>
+                <w:u w:val="none"/>
+              </w:rPr>
+              <w:t>参数标识</w:t>
+            </w:r>
+          </w:p>
+        </w:tc>
+        <w:tc>
+          <w:tcPr>
+            <w:tcW w:w="1310" w:type="dxa"/>
+            <w:tcBorders>
+              <w:top w:val="single" w:color="7030A0" w:sz="6" w:space="0"/>
+              <w:left w:val="single" w:color="C7A2E3" w:sz="6" w:space="0"/>
+              <w:bottom w:val="single" w:color="C7A2E3" w:sz="6" w:space="0"/>
+              <w:right w:val="single" w:color="C7A2E3" w:sz="6" w:space="0"/>
+            </w:tcBorders>
+            <w:shd w:val="clear" w:color="auto" w:fill="FFFFFF"/>
+            <w:vAlign w:val="center"/>
+          </w:tcPr>
+          <w:p>
+            <w:pPr>
+              <w:keepNext w:val="0"/>
+              <w:keepLines w:val="0"/>
+              <w:pageBreakBefore w:val="0"/>
+              <w:widowControl w:val="0"/>
+              <w:kinsoku/>
+              <w:wordWrap/>
+              <w:overflowPunct/>
+              <w:topLinePunct w:val="0"/>
+              <w:autoSpaceDE/>
+              <w:autoSpaceDN/>
+              <w:bidi w:val="0"/>
+              <w:adjustRightInd/>
+              <w:snapToGrid w:val="0"/>
+              <w:spacing w:before="0" w:after="0" w:line="240" w:lineRule="auto"/>
+              <w:ind w:left="0" w:leftChars="0" w:right="0" w:rightChars="0" w:firstLine="0" w:firstLineChars="0"/>
+              <w:jc w:val="center"/>
+              <w:textAlignment w:val="auto"/>
+              <w:rPr>
+                <w:rFonts w:hint="eastAsia" w:ascii="minorHAnsi" w:hAnsi="minorHAnsi" w:eastAsia="宋体" w:cs="Times New Roman"/>
+                <w:b w:val="0"/>
+                <w:i w:val="0"/>
+                <w:color w:val="333333"/>
+                <w:kern w:val="2"/>
+                <w:sz w:val="22"/>
+                <w:szCs w:val="22"/>
+                <w:lang w:bidi="ar-SA"/>
+              </w:rPr>
+            </w:pPr>
+            <w:r>
+              <w:rPr>
+                <w:rFonts w:hint="eastAsia" w:ascii="Times New Roman" w:hAnsi="Times New Roman" w:eastAsia="宋体" w:cs="宋体"/>
+                <w:b w:val="0"/>
+                <w:i w:val="0"/>
+                <w:strike w:val="0"/>
+                <w:color w:val="000000"/>
+                <w:spacing w:val="0"/>
+                <w:kern w:val="2"/>
+                <w:sz w:val="22"/>
+                <w:u w:val="none"/>
+              </w:rPr>
+              <w:t>数据类型</w:t>
+            </w:r>
+          </w:p>
+        </w:tc>
+        <w:tc>
+          <w:tcPr>
+            <w:tcW w:w="2026" w:type="dxa"/>
+            <w:tcBorders>
+              <w:top w:val="single" w:color="7030A0" w:sz="6" w:space="0"/>
+              <w:left w:val="single" w:color="C7A2E3" w:sz="6" w:space="0"/>
+              <w:bottom w:val="single" w:color="C7A2E3" w:sz="6" w:space="0"/>
+              <w:right w:val="single" w:color="C7A2E3" w:sz="6" w:space="0"/>
+            </w:tcBorders>
+            <w:shd w:val="clear" w:color="auto" w:fill="FFFFFF"/>
+            <w:vAlign w:val="center"/>
+          </w:tcPr>
+          <w:p>
+            <w:pPr>
+              <w:keepNext w:val="0"/>
+              <w:keepLines w:val="0"/>
+              <w:pageBreakBefore w:val="0"/>
+              <w:widowControl w:val="0"/>
+              <w:kinsoku/>
+              <w:wordWrap/>
+              <w:overflowPunct/>
+              <w:topLinePunct w:val="0"/>
+              <w:autoSpaceDE/>
+              <w:autoSpaceDN/>
+              <w:bidi w:val="0"/>
+              <w:adjustRightInd/>
+              <w:snapToGrid w:val="0"/>
+              <w:spacing w:before="0" w:after="0" w:line="240" w:lineRule="auto"/>
+              <w:ind w:left="0" w:leftChars="0" w:right="0" w:rightChars="0" w:firstLine="0" w:firstLineChars="0"/>
+              <w:jc w:val="center"/>
+              <w:textAlignment w:val="auto"/>
+              <w:rPr>
+                <w:rFonts w:hint="eastAsia" w:ascii="minorHAnsi" w:hAnsi="minorHAnsi" w:eastAsia="宋体" w:cs="Times New Roman"/>
+                <w:b w:val="0"/>
+                <w:i w:val="0"/>
+                <w:color w:val="333333"/>
+                <w:kern w:val="2"/>
+                <w:sz w:val="22"/>
+                <w:szCs w:val="22"/>
+                <w:lang w:bidi="ar-SA"/>
+              </w:rPr>
+            </w:pPr>
+            <w:r>
+              <w:rPr>
+                <w:rFonts w:hint="eastAsia" w:ascii="Times New Roman" w:hAnsi="Times New Roman" w:eastAsia="宋体" w:cs="宋体"/>
+                <w:b w:val="0"/>
+                <w:i w:val="0"/>
+                <w:strike w:val="0"/>
+                <w:color w:val="000000"/>
+                <w:spacing w:val="0"/>
+                <w:kern w:val="2"/>
+                <w:sz w:val="22"/>
+                <w:u w:val="none"/>
+              </w:rPr>
+              <w:t>初始值</w:t>
+            </w:r>
+          </w:p>
+        </w:tc>
+        <w:tc>
+          <w:tcPr>
+            <w:tcW w:w="1574" w:type="dxa"/>
+            <w:tcBorders>
+              <w:top w:val="single" w:color="7030A0" w:sz="6" w:space="0"/>
+              <w:left w:val="single" w:color="C7A2E3" w:sz="6" w:space="0"/>
+              <w:bottom w:val="single" w:color="C7A2E3" w:sz="6" w:space="0"/>
+              <w:right w:val="single" w:color="7030A0" w:sz="6" w:space="0"/>
+            </w:tcBorders>
+            <w:shd w:val="clear" w:color="auto" w:fill="FFFFFF"/>
+            <w:vAlign w:val="center"/>
+          </w:tcPr>
+          <w:p>
+            <w:pPr>
+              <w:keepNext w:val="0"/>
+              <w:keepLines w:val="0"/>
+              <w:pageBreakBefore w:val="0"/>
+              <w:widowControl w:val="0"/>
+              <w:kinsoku/>
+              <w:wordWrap/>
+              <w:overflowPunct/>
+              <w:topLinePunct w:val="0"/>
+              <w:autoSpaceDE/>
+              <w:autoSpaceDN/>
+              <w:bidi w:val="0"/>
+              <w:adjustRightInd/>
+              <w:snapToGrid w:val="0"/>
+              <w:spacing w:before="0" w:after="0" w:line="240" w:lineRule="auto"/>
+              <w:ind w:left="0" w:leftChars="0" w:right="0" w:rightChars="0" w:firstLine="0" w:firstLineChars="0"/>
+              <w:jc w:val="center"/>
+              <w:textAlignment w:val="auto"/>
+              <w:rPr>
+                <w:rFonts w:hint="eastAsia" w:ascii="minorHAnsi" w:hAnsi="minorHAnsi" w:eastAsia="宋体" w:cs="Times New Roman"/>
+                <w:b w:val="0"/>
+                <w:i w:val="0"/>
+                <w:color w:val="333333"/>
+                <w:kern w:val="2"/>
+                <w:sz w:val="22"/>
+                <w:szCs w:val="22"/>
+                <w:lang w:bidi="ar-SA"/>
+              </w:rPr>
+            </w:pPr>
+            <w:r>
+              <w:rPr>
+                <w:rFonts w:hint="eastAsia" w:ascii="Times New Roman" w:hAnsi="Times New Roman" w:eastAsia="宋体" w:cs="宋体"/>
+                <w:b w:val="0"/>
+                <w:i w:val="0"/>
+                <w:strike w:val="0"/>
+                <w:color w:val="000000"/>
+                <w:spacing w:val="0"/>
+                <w:kern w:val="2"/>
+                <w:sz w:val="22"/>
+                <w:u w:val="none"/>
+              </w:rPr>
+              <w:t>说明</w:t>
+            </w:r>
+          </w:p>
+        </w:tc>
+      </w:tr>
+      <w:tr>
+        <w:tblPrEx>
+          <w:tblBorders>
+            <w:top w:val="single" w:color="auto" w:sz="4" w:space="0"/>
+            <w:left w:val="single" w:color="auto" w:sz="4" w:space="0"/>
+            <w:bottom w:val="single" w:color="auto" w:sz="4" w:space="0"/>
+            <w:right w:val="single" w:color="auto" w:sz="4" w:space="0"/>
+            <w:insideH w:val="single" w:color="auto" w:sz="4" w:space="0"/>
+            <w:insideV w:val="single" w:color="auto" w:sz="4" w:space="0"/>
+          </w:tblBorders>
+          <w:tblCellMar>
+            <w:top w:w="0" w:type="dxa"/>
+            <w:left w:w="108" w:type="dxa"/>
+            <w:bottom w:w="0" w:type="dxa"/>
+            <w:right w:w="108" w:type="dxa"/>
+          </w:tblCellMar>
+        </w:tblPrEx>
+        <w:trPr>
+          <w:trHeight w:val="0" w:hRule="atLeast"/>
+          <w:jc w:val="center"/>
+        </w:trPr>
+        <w:tc>
+          <w:tcPr>
+            <w:tcW w:w="793" w:type="dxa"/>
+            <w:tcBorders>
+              <w:top w:val="single" w:color="C7A2E3" w:sz="6" w:space="0"/>
+              <w:left w:val="single" w:color="7030A0" w:sz="6" w:space="0"/>
+              <w:bottom w:val="single" w:color="C7A2E3" w:sz="6" w:space="0"/>
+              <w:right w:val="single" w:color="C7A2E3" w:sz="6" w:space="0"/>
+            </w:tcBorders>
+            <w:shd w:val="clear" w:color="auto" w:fill="FFFFFF"/>
+            <w:vAlign w:val="center"/>
+          </w:tcPr>
+          <w:p>
+            <w:pPr>
+              <w:keepNext w:val="0"/>
+              <w:keepLines w:val="0"/>
+              <w:pageBreakBefore w:val="0"/>
+              <w:widowControl w:val="0"/>
+              <w:kinsoku/>
+              <w:wordWrap/>
+              <w:overflowPunct/>
+              <w:topLinePunct w:val="0"/>
+              <w:autoSpaceDE/>
+              <w:autoSpaceDN/>
+              <w:bidi w:val="0"/>
+              <w:adjustRightInd/>
+              <w:snapToGrid w:val="0"/>
+              <w:spacing w:before="0" w:after="0" w:line="240" w:lineRule="auto"/>
+              <w:ind w:left="0" w:leftChars="0" w:right="0" w:rightChars="0" w:firstLine="0" w:firstLineChars="0"/>
+              <w:jc w:val="center"/>
+              <w:textAlignment w:val="auto"/>
+              <w:rPr>
+                <w:rFonts w:hint="eastAsia" w:ascii="Times New Roman" w:hAnsi="Times New Roman" w:eastAsia="宋体" w:cs="宋体"/>
+                <w:b w:val="0"/>
+                <w:i w:val="0"/>
+                <w:strike w:val="0"/>
+                <w:color w:val="000000"/>
+                <w:kern w:val="2"/>
+                <w:sz w:val="22"/>
+                <w:u w:val="none"/>
+                <w:vertAlign w:val="baseline"/>
+              </w:rPr>
+            </w:pPr>
+            <w:r>
+              <w:rPr>
+                <w:rFonts w:hint="eastAsia" w:ascii="Times New Roman" w:hAnsi="Times New Roman" w:eastAsia="宋体" w:cs="宋体"/>
+                <w:b w:val="0"/>
+                <w:i w:val="0"/>
+                <w:strike w:val="0"/>
+                <w:color w:val="000000"/>
+                <w:spacing w:val="0"/>
+                <w:kern w:val="2"/>
+                <w:sz w:val="22"/>
+                <w:u w:val="none"/>
+              </w:rPr>
+              <w:t>1</w:t>
+            </w:r>
+          </w:p>
+        </w:tc>
+        <w:tc>
+          <w:tcPr>
+            <w:tcW w:w="1310" w:type="dxa"/>
+            <w:tcBorders>
+              <w:top w:val="single" w:color="C7A2E3" w:sz="6" w:space="0"/>
+              <w:left w:val="single" w:color="C7A2E3" w:sz="6" w:space="0"/>
+              <w:bottom w:val="single" w:color="C7A2E3" w:sz="6" w:space="0"/>
+              <w:right w:val="single" w:color="C7A2E3" w:sz="6" w:space="0"/>
+            </w:tcBorders>
+            <w:shd w:val="clear" w:color="auto" w:fill="FFFFFF"/>
+            <w:vAlign w:val="center"/>
+          </w:tcPr>
+          <w:p>
+            <w:pPr>
+              <w:keepNext w:val="0"/>
+              <w:keepLines w:val="0"/>
+              <w:pageBreakBefore w:val="0"/>
+              <w:widowControl w:val="0"/>
+              <w:kinsoku/>
+              <w:wordWrap/>
+              <w:overflowPunct/>
+              <w:topLinePunct w:val="0"/>
+              <w:autoSpaceDE/>
+              <w:autoSpaceDN/>
+              <w:bidi w:val="0"/>
+              <w:adjustRightInd/>
+              <w:snapToGrid w:val="0"/>
+              <w:spacing w:before="0" w:after="0" w:line="240" w:lineRule="auto"/>
+              <w:ind w:left="0" w:leftChars="0" w:right="0" w:rightChars="0" w:firstLine="0" w:firstLineChars="0"/>
+              <w:jc w:val="center"/>
+              <w:textAlignment w:val="auto"/>
+              <w:rPr>
+                <w:rFonts w:hint="eastAsia" w:ascii="Times New Roman" w:hAnsi="Times New Roman" w:eastAsia="宋体" w:cs="宋体"/>
+                <w:b w:val="0"/>
+                <w:i w:val="0"/>
+                <w:strike w:val="0"/>
+                <w:color w:val="000000"/>
+                <w:kern w:val="2"/>
+                <w:sz w:val="22"/>
+                <w:u w:val="none"/>
+                <w:vertAlign w:val="baseline"/>
+              </w:rPr>
+            </w:pPr>
+            <w:r>
+              <w:rPr>
+                <w:rFonts w:hint="eastAsia" w:ascii="Times New Roman" w:hAnsi="Times New Roman" w:eastAsia="宋体" w:cs="宋体"/>
+                <w:b w:val="0"/>
+                <w:i w:val="0"/>
+                <w:strike w:val="0"/>
+                <w:color w:val="000000"/>
+                <w:spacing w:val="0"/>
+                <w:kern w:val="2"/>
+                <w:sz w:val="22"/>
+                <w:u w:val="none"/>
+              </w:rPr>
+              <w:t>包头</w:t>
+            </w:r>
+          </w:p>
+        </w:tc>
+        <w:tc>
+          <w:tcPr>
+            <w:tcW w:w="1310" w:type="dxa"/>
+            <w:tcBorders>
+              <w:top w:val="single" w:color="C7A2E3" w:sz="6" w:space="0"/>
+              <w:left w:val="single" w:color="C7A2E3" w:sz="6" w:space="0"/>
+              <w:bottom w:val="single" w:color="C7A2E3" w:sz="6" w:space="0"/>
+              <w:right w:val="single" w:color="C7A2E3" w:sz="6" w:space="0"/>
+            </w:tcBorders>
+            <w:shd w:val="clear" w:color="auto" w:fill="FFFFFF"/>
+            <w:vAlign w:val="center"/>
+          </w:tcPr>
+          <w:p>
+            <w:pPr>
+              <w:keepNext w:val="0"/>
+              <w:keepLines w:val="0"/>
+              <w:pageBreakBefore w:val="0"/>
+              <w:widowControl w:val="0"/>
+              <w:kinsoku/>
+              <w:wordWrap/>
+              <w:overflowPunct/>
+              <w:topLinePunct w:val="0"/>
+              <w:autoSpaceDE/>
+              <w:autoSpaceDN/>
+              <w:bidi w:val="0"/>
+              <w:adjustRightInd/>
+              <w:snapToGrid w:val="0"/>
+              <w:spacing w:before="0" w:after="0" w:line="240" w:lineRule="auto"/>
+              <w:ind w:left="0" w:leftChars="0" w:right="0" w:rightChars="0" w:firstLine="0" w:firstLineChars="0"/>
+              <w:jc w:val="left"/>
+              <w:textAlignment w:val="auto"/>
+              <w:rPr>
+                <w:rFonts w:hint="eastAsia" w:ascii="Times New Roman" w:hAnsi="Times New Roman" w:eastAsia="宋体" w:cs="宋体"/>
+                <w:b w:val="0"/>
+                <w:i w:val="0"/>
+                <w:strike w:val="0"/>
+                <w:color w:val="000000"/>
+                <w:kern w:val="2"/>
+                <w:sz w:val="22"/>
+                <w:u w:val="none"/>
+                <w:vertAlign w:val="baseline"/>
+              </w:rPr>
+            </w:pPr>
+            <w:r>
+              <w:rPr>
+                <w:rFonts w:hint="eastAsia" w:ascii="Times New Roman" w:hAnsi="Times New Roman" w:eastAsia="宋体" w:cs="宋体"/>
+                <w:b w:val="0"/>
+                <w:i w:val="0"/>
+                <w:strike w:val="0"/>
+                <w:color w:val="000000"/>
+                <w:spacing w:val="0"/>
+                <w:kern w:val="2"/>
+                <w:sz w:val="22"/>
+                <w:u w:val="none"/>
+              </w:rPr>
+              <w:t>Hard</w:t>
+            </w:r>
+          </w:p>
+        </w:tc>
+        <w:tc>
+          <w:tcPr>
+            <w:tcW w:w="1310" w:type="dxa"/>
+            <w:tcBorders>
+              <w:top w:val="single" w:color="C7A2E3" w:sz="6" w:space="0"/>
+              <w:left w:val="single" w:color="C7A2E3" w:sz="6" w:space="0"/>
+              <w:bottom w:val="single" w:color="C7A2E3" w:sz="6" w:space="0"/>
+              <w:right w:val="single" w:color="C7A2E3" w:sz="6" w:space="0"/>
+            </w:tcBorders>
+            <w:shd w:val="clear" w:color="auto" w:fill="FFFFFF"/>
+            <w:vAlign w:val="center"/>
+          </w:tcPr>
+          <w:p>
+            <w:pPr>
+              <w:keepNext w:val="0"/>
+              <w:keepLines w:val="0"/>
+              <w:pageBreakBefore w:val="0"/>
+              <w:widowControl w:val="0"/>
+              <w:kinsoku/>
+              <w:wordWrap/>
+              <w:overflowPunct/>
+              <w:topLinePunct w:val="0"/>
+              <w:autoSpaceDE/>
+              <w:autoSpaceDN/>
+              <w:bidi w:val="0"/>
+              <w:adjustRightInd/>
+              <w:snapToGrid w:val="0"/>
+              <w:spacing w:before="0" w:after="0" w:line="240" w:lineRule="auto"/>
+              <w:ind w:left="0" w:leftChars="0" w:right="0" w:rightChars="0" w:firstLine="0" w:firstLineChars="0"/>
+              <w:jc w:val="left"/>
+              <w:textAlignment w:val="auto"/>
+              <w:rPr>
+                <w:rFonts w:hint="default" w:ascii="Times New Roman" w:hAnsi="Times New Roman" w:eastAsia="宋体" w:cs="宋体"/>
+                <w:b w:val="0"/>
+                <w:i w:val="0"/>
+                <w:strike w:val="0"/>
+                <w:color w:val="000000"/>
+                <w:kern w:val="2"/>
+                <w:sz w:val="22"/>
+                <w:u w:val="none"/>
+                <w:vertAlign w:val="baseline"/>
+                <w:lang w:val="en-US" w:eastAsia="zh-CN"/>
+              </w:rPr>
+            </w:pPr>
+            <w:r>
+              <w:rPr>
+                <w:rFonts w:hint="eastAsia" w:ascii="Times New Roman" w:hAnsi="Times New Roman" w:eastAsia="宋体" w:cs="宋体"/>
+                <w:b w:val="0"/>
+                <w:i w:val="0"/>
+                <w:strike w:val="0"/>
+                <w:color w:val="000000"/>
+                <w:spacing w:val="0"/>
+                <w:kern w:val="2"/>
+                <w:sz w:val="22"/>
+                <w:u w:val="none"/>
+              </w:rPr>
+              <w:t>Uint</w:t>
+            </w:r>
+            <w:r>
+              <w:rPr>
+                <w:rFonts w:hint="eastAsia" w:ascii="Times New Roman" w:eastAsia="宋体" w:cs="宋体"/>
+                <w:b w:val="0"/>
+                <w:i w:val="0"/>
+                <w:strike w:val="0"/>
+                <w:color w:val="000000"/>
+                <w:spacing w:val="0"/>
+                <w:kern w:val="2"/>
+                <w:sz w:val="22"/>
+                <w:u w:val="none"/>
+                <w:lang w:val="en-US" w:eastAsia="zh-CN"/>
+              </w:rPr>
+              <w:t>32</w:t>
+            </w:r>
+          </w:p>
+        </w:tc>
+        <w:tc>
+          <w:tcPr>
+            <w:tcW w:w="2026" w:type="dxa"/>
+            <w:tcBorders>
+              <w:top w:val="single" w:color="C7A2E3" w:sz="6" w:space="0"/>
+              <w:left w:val="single" w:color="C7A2E3" w:sz="6" w:space="0"/>
+              <w:bottom w:val="single" w:color="C7A2E3" w:sz="6" w:space="0"/>
+              <w:right w:val="single" w:color="C7A2E3" w:sz="6" w:space="0"/>
+            </w:tcBorders>
+            <w:shd w:val="clear" w:color="auto" w:fill="FFFFFF"/>
+            <w:vAlign w:val="center"/>
+          </w:tcPr>
+          <w:p>
+            <w:pPr>
+              <w:keepNext w:val="0"/>
+              <w:keepLines w:val="0"/>
+              <w:pageBreakBefore w:val="0"/>
+              <w:widowControl w:val="0"/>
+              <w:kinsoku/>
+              <w:wordWrap/>
+              <w:overflowPunct/>
+              <w:topLinePunct w:val="0"/>
+              <w:autoSpaceDE/>
+              <w:autoSpaceDN/>
+              <w:bidi w:val="0"/>
+              <w:adjustRightInd/>
+              <w:snapToGrid w:val="0"/>
+              <w:spacing w:before="0" w:after="0" w:line="240" w:lineRule="auto"/>
+              <w:ind w:left="0" w:leftChars="0" w:right="0" w:rightChars="0" w:firstLine="0" w:firstLineChars="0"/>
+              <w:jc w:val="center"/>
+              <w:textAlignment w:val="auto"/>
+              <w:rPr>
+                <w:rFonts w:hint="eastAsia" w:ascii="Times New Roman" w:hAnsi="Times New Roman" w:eastAsia="宋体" w:cs="宋体"/>
+                <w:b w:val="0"/>
+                <w:i w:val="0"/>
+                <w:strike w:val="0"/>
+                <w:color w:val="000000"/>
+                <w:kern w:val="2"/>
+                <w:sz w:val="22"/>
+                <w:u w:val="none"/>
+                <w:vertAlign w:val="baseline"/>
+              </w:rPr>
+            </w:pPr>
+            <w:r>
+              <w:rPr>
+                <w:rFonts w:hint="eastAsia" w:ascii="Times New Roman" w:hAnsi="Times New Roman" w:eastAsia="宋体" w:cs="宋体"/>
+                <w:b w:val="0"/>
+                <w:i w:val="0"/>
+                <w:strike w:val="0"/>
+                <w:color w:val="000000"/>
+                <w:spacing w:val="0"/>
+                <w:kern w:val="2"/>
+                <w:sz w:val="22"/>
+                <w:u w:val="none"/>
+              </w:rPr>
+              <w:t>0xA5A5A5A5</w:t>
+            </w:r>
+          </w:p>
+        </w:tc>
+        <w:tc>
+          <w:tcPr>
+            <w:tcW w:w="1574" w:type="dxa"/>
+            <w:tcBorders>
+              <w:top w:val="single" w:color="C7A2E3" w:sz="6" w:space="0"/>
+              <w:left w:val="single" w:color="C7A2E3" w:sz="6" w:space="0"/>
+              <w:bottom w:val="single" w:color="C7A2E3" w:sz="6" w:space="0"/>
+              <w:right w:val="single" w:color="7030A0" w:sz="6" w:space="0"/>
+            </w:tcBorders>
+            <w:shd w:val="clear" w:color="auto" w:fill="FFFFFF"/>
+            <w:vAlign w:val="center"/>
+          </w:tcPr>
+          <w:p>
+            <w:pPr>
+              <w:keepNext w:val="0"/>
+              <w:keepLines w:val="0"/>
+              <w:pageBreakBefore w:val="0"/>
+              <w:widowControl w:val="0"/>
+              <w:kinsoku/>
+              <w:wordWrap/>
+              <w:overflowPunct/>
+              <w:topLinePunct w:val="0"/>
+              <w:autoSpaceDE/>
+              <w:autoSpaceDN/>
+              <w:bidi w:val="0"/>
+              <w:adjustRightInd/>
+              <w:snapToGrid w:val="0"/>
+              <w:spacing w:before="0" w:after="0" w:line="240" w:lineRule="auto"/>
+              <w:ind w:left="0" w:leftChars="0" w:right="0" w:rightChars="0" w:firstLine="0" w:firstLineChars="0"/>
+              <w:jc w:val="left"/>
+              <w:textAlignment w:val="auto"/>
+              <w:rPr>
+                <w:rFonts w:hint="eastAsia" w:ascii="Times New Roman" w:hAnsi="Times New Roman" w:eastAsia="宋体" w:cs="宋体"/>
+                <w:b w:val="0"/>
+                <w:i w:val="0"/>
+                <w:strike w:val="0"/>
+                <w:color w:val="000000"/>
+                <w:kern w:val="2"/>
+                <w:sz w:val="22"/>
+                <w:u w:val="none"/>
+                <w:vertAlign w:val="baseline"/>
+              </w:rPr>
+            </w:pPr>
+          </w:p>
+        </w:tc>
+      </w:tr>
+      <w:tr>
+        <w:tblPrEx>
+          <w:tblBorders>
+            <w:top w:val="single" w:color="auto" w:sz="4" w:space="0"/>
+            <w:left w:val="single" w:color="auto" w:sz="4" w:space="0"/>
+            <w:bottom w:val="single" w:color="auto" w:sz="4" w:space="0"/>
+            <w:right w:val="single" w:color="auto" w:sz="4" w:space="0"/>
+            <w:insideH w:val="single" w:color="auto" w:sz="4" w:space="0"/>
+            <w:insideV w:val="single" w:color="auto" w:sz="4" w:space="0"/>
+          </w:tblBorders>
+          <w:shd w:val="clear" w:color="auto" w:fill="auto"/>
+          <w:tblCellMar>
+            <w:top w:w="0" w:type="dxa"/>
+            <w:left w:w="108" w:type="dxa"/>
+            <w:bottom w:w="0" w:type="dxa"/>
+            <w:right w:w="108" w:type="dxa"/>
+          </w:tblCellMar>
+        </w:tblPrEx>
+        <w:trPr>
+          <w:trHeight w:val="0" w:hRule="atLeast"/>
+          <w:jc w:val="center"/>
+        </w:trPr>
+        <w:tc>
+          <w:tcPr>
+            <w:tcW w:w="793" w:type="dxa"/>
+            <w:tcBorders>
+              <w:top w:val="single" w:color="C7A2E3" w:sz="6" w:space="0"/>
+              <w:left w:val="single" w:color="7030A0" w:sz="6" w:space="0"/>
+              <w:bottom w:val="single" w:color="C7A2E3" w:sz="6" w:space="0"/>
+              <w:right w:val="single" w:color="C7A2E3" w:sz="6" w:space="0"/>
+            </w:tcBorders>
+            <w:shd w:val="clear" w:color="auto" w:fill="FFFFFF"/>
+            <w:vAlign w:val="center"/>
+          </w:tcPr>
+          <w:p>
+            <w:pPr>
+              <w:keepNext w:val="0"/>
+              <w:keepLines w:val="0"/>
+              <w:pageBreakBefore w:val="0"/>
+              <w:widowControl w:val="0"/>
+              <w:kinsoku/>
+              <w:wordWrap/>
+              <w:overflowPunct/>
+              <w:topLinePunct w:val="0"/>
+              <w:autoSpaceDE/>
+              <w:autoSpaceDN/>
+              <w:bidi w:val="0"/>
+              <w:adjustRightInd/>
+              <w:snapToGrid w:val="0"/>
+              <w:spacing w:before="0" w:after="0" w:line="240" w:lineRule="auto"/>
+              <w:ind w:left="0" w:leftChars="0" w:right="0" w:rightChars="0" w:firstLine="0" w:firstLineChars="0"/>
+              <w:jc w:val="center"/>
+              <w:textAlignment w:val="auto"/>
+              <w:rPr>
+                <w:rFonts w:hint="eastAsia" w:ascii="Times New Roman" w:hAnsi="Times New Roman" w:eastAsia="宋体" w:cs="宋体"/>
+                <w:b w:val="0"/>
+                <w:i w:val="0"/>
+                <w:strike w:val="0"/>
+                <w:color w:val="000000"/>
+                <w:kern w:val="2"/>
+                <w:sz w:val="22"/>
+                <w:u w:val="none"/>
+                <w:vertAlign w:val="baseline"/>
+              </w:rPr>
+            </w:pPr>
+            <w:r>
+              <w:rPr>
+                <w:rFonts w:hint="eastAsia" w:ascii="Times New Roman" w:hAnsi="Times New Roman" w:eastAsia="宋体" w:cs="宋体"/>
+                <w:b w:val="0"/>
+                <w:i w:val="0"/>
+                <w:strike w:val="0"/>
+                <w:color w:val="000000"/>
+                <w:spacing w:val="0"/>
+                <w:kern w:val="2"/>
+                <w:sz w:val="22"/>
+                <w:u w:val="none"/>
+              </w:rPr>
+              <w:t>2</w:t>
+            </w:r>
+          </w:p>
+        </w:tc>
+        <w:tc>
+          <w:tcPr>
+            <w:tcW w:w="1310" w:type="dxa"/>
+            <w:tcBorders>
+              <w:top w:val="single" w:color="C7A2E3" w:sz="6" w:space="0"/>
+              <w:left w:val="single" w:color="C7A2E3" w:sz="6" w:space="0"/>
+              <w:bottom w:val="single" w:color="C7A2E3" w:sz="6" w:space="0"/>
+              <w:right w:val="single" w:color="C7A2E3" w:sz="6" w:space="0"/>
+            </w:tcBorders>
+            <w:shd w:val="clear" w:color="auto" w:fill="FFFFFF"/>
+            <w:vAlign w:val="center"/>
+          </w:tcPr>
+          <w:p>
+            <w:pPr>
+              <w:keepNext w:val="0"/>
+              <w:keepLines w:val="0"/>
+              <w:pageBreakBefore w:val="0"/>
+              <w:widowControl w:val="0"/>
+              <w:kinsoku/>
+              <w:wordWrap/>
+              <w:overflowPunct/>
+              <w:topLinePunct w:val="0"/>
+              <w:autoSpaceDE/>
+              <w:autoSpaceDN/>
+              <w:bidi w:val="0"/>
+              <w:adjustRightInd/>
+              <w:snapToGrid w:val="0"/>
+              <w:spacing w:before="0" w:after="0" w:line="240" w:lineRule="auto"/>
+              <w:ind w:left="0" w:leftChars="0" w:right="0" w:rightChars="0" w:firstLine="0" w:firstLineChars="0"/>
+              <w:jc w:val="center"/>
+              <w:textAlignment w:val="auto"/>
+              <w:rPr>
+                <w:rFonts w:hint="eastAsia" w:ascii="Times New Roman" w:hAnsi="Times New Roman" w:eastAsia="宋体" w:cs="宋体"/>
+                <w:b w:val="0"/>
+                <w:i w:val="0"/>
+                <w:strike w:val="0"/>
+                <w:color w:val="000000"/>
+                <w:kern w:val="2"/>
+                <w:sz w:val="22"/>
+                <w:u w:val="none"/>
+                <w:vertAlign w:val="baseline"/>
+              </w:rPr>
+            </w:pPr>
+            <w:r>
+              <w:rPr>
+                <w:rFonts w:hint="eastAsia" w:ascii="Times New Roman" w:hAnsi="Times New Roman" w:eastAsia="宋体" w:cs="宋体"/>
+                <w:b w:val="0"/>
+                <w:i w:val="0"/>
+                <w:strike w:val="0"/>
+                <w:color w:val="000000"/>
+                <w:spacing w:val="0"/>
+                <w:kern w:val="2"/>
+                <w:sz w:val="22"/>
+                <w:u w:val="none"/>
+              </w:rPr>
+              <w:t>数据类型</w:t>
+            </w:r>
+          </w:p>
+        </w:tc>
+        <w:tc>
+          <w:tcPr>
+            <w:tcW w:w="1310" w:type="dxa"/>
+            <w:tcBorders>
+              <w:top w:val="single" w:color="C7A2E3" w:sz="6" w:space="0"/>
+              <w:left w:val="single" w:color="C7A2E3" w:sz="6" w:space="0"/>
+              <w:bottom w:val="single" w:color="C7A2E3" w:sz="6" w:space="0"/>
+              <w:right w:val="single" w:color="C7A2E3" w:sz="6" w:space="0"/>
+            </w:tcBorders>
+            <w:shd w:val="clear" w:color="auto" w:fill="FFFFFF"/>
+            <w:vAlign w:val="center"/>
+          </w:tcPr>
+          <w:p>
+            <w:pPr>
+              <w:keepNext w:val="0"/>
+              <w:keepLines w:val="0"/>
+              <w:pageBreakBefore w:val="0"/>
+              <w:widowControl w:val="0"/>
+              <w:kinsoku/>
+              <w:wordWrap/>
+              <w:overflowPunct/>
+              <w:topLinePunct w:val="0"/>
+              <w:autoSpaceDE/>
+              <w:autoSpaceDN/>
+              <w:bidi w:val="0"/>
+              <w:adjustRightInd/>
+              <w:snapToGrid w:val="0"/>
+              <w:spacing w:before="0" w:after="0" w:line="240" w:lineRule="auto"/>
+              <w:ind w:left="0" w:leftChars="0" w:right="0" w:rightChars="0" w:firstLine="0" w:firstLineChars="0"/>
+              <w:jc w:val="left"/>
+              <w:textAlignment w:val="auto"/>
+              <w:rPr>
+                <w:rFonts w:hint="eastAsia" w:ascii="Times New Roman" w:hAnsi="Times New Roman" w:eastAsia="宋体" w:cs="宋体"/>
+                <w:b w:val="0"/>
+                <w:i w:val="0"/>
+                <w:strike w:val="0"/>
+                <w:color w:val="000000"/>
+                <w:kern w:val="2"/>
+                <w:sz w:val="22"/>
+                <w:u w:val="none"/>
+                <w:vertAlign w:val="baseline"/>
+              </w:rPr>
+            </w:pPr>
+            <w:r>
+              <w:rPr>
+                <w:rFonts w:hint="eastAsia" w:ascii="Times New Roman" w:hAnsi="Times New Roman" w:eastAsia="宋体" w:cs="宋体"/>
+                <w:b w:val="0"/>
+                <w:i w:val="0"/>
+                <w:strike w:val="0"/>
+                <w:color w:val="000000"/>
+                <w:spacing w:val="0"/>
+                <w:kern w:val="2"/>
+                <w:sz w:val="22"/>
+                <w:u w:val="none"/>
+              </w:rPr>
+              <w:t>Type</w:t>
+            </w:r>
+          </w:p>
+        </w:tc>
+        <w:tc>
+          <w:tcPr>
+            <w:tcW w:w="1310" w:type="dxa"/>
+            <w:tcBorders>
+              <w:top w:val="single" w:color="C7A2E3" w:sz="6" w:space="0"/>
+              <w:left w:val="single" w:color="C7A2E3" w:sz="6" w:space="0"/>
+              <w:bottom w:val="single" w:color="C7A2E3" w:sz="6" w:space="0"/>
+              <w:right w:val="single" w:color="C7A2E3" w:sz="6" w:space="0"/>
+            </w:tcBorders>
+            <w:shd w:val="clear" w:color="auto" w:fill="FFFFFF"/>
+            <w:vAlign w:val="center"/>
+          </w:tcPr>
+          <w:p>
+            <w:pPr>
+              <w:keepNext w:val="0"/>
+              <w:keepLines w:val="0"/>
+              <w:pageBreakBefore w:val="0"/>
+              <w:widowControl w:val="0"/>
+              <w:kinsoku/>
+              <w:wordWrap/>
+              <w:overflowPunct/>
+              <w:topLinePunct w:val="0"/>
+              <w:autoSpaceDE/>
+              <w:autoSpaceDN/>
+              <w:bidi w:val="0"/>
+              <w:adjustRightInd/>
+              <w:snapToGrid w:val="0"/>
+              <w:spacing w:before="0" w:after="0" w:line="240" w:lineRule="auto"/>
+              <w:ind w:left="0" w:leftChars="0" w:right="0" w:rightChars="0" w:firstLine="0" w:firstLineChars="0"/>
+              <w:jc w:val="left"/>
+              <w:textAlignment w:val="auto"/>
+              <w:rPr>
+                <w:rFonts w:hint="default" w:ascii="Times New Roman" w:hAnsi="Times New Roman" w:eastAsia="宋体" w:cs="宋体"/>
+                <w:b w:val="0"/>
+                <w:i w:val="0"/>
+                <w:strike w:val="0"/>
+                <w:color w:val="000000"/>
+                <w:kern w:val="2"/>
+                <w:sz w:val="22"/>
+                <w:u w:val="none"/>
+                <w:vertAlign w:val="baseline"/>
+                <w:lang w:val="en-US" w:eastAsia="zh-CN"/>
+              </w:rPr>
+            </w:pPr>
+            <w:r>
+              <w:rPr>
+                <w:rFonts w:hint="eastAsia" w:ascii="Times New Roman" w:hAnsi="Times New Roman" w:eastAsia="宋体" w:cs="宋体"/>
+                <w:b w:val="0"/>
+                <w:i w:val="0"/>
+                <w:strike w:val="0"/>
+                <w:color w:val="000000"/>
+                <w:spacing w:val="0"/>
+                <w:kern w:val="2"/>
+                <w:sz w:val="22"/>
+                <w:u w:val="none"/>
+              </w:rPr>
+              <w:t>Uint</w:t>
+            </w:r>
+            <w:r>
+              <w:rPr>
+                <w:rFonts w:hint="eastAsia" w:ascii="Times New Roman" w:eastAsia="宋体" w:cs="宋体"/>
+                <w:b w:val="0"/>
+                <w:i w:val="0"/>
+                <w:strike w:val="0"/>
+                <w:color w:val="000000"/>
+                <w:spacing w:val="0"/>
+                <w:kern w:val="2"/>
+                <w:sz w:val="22"/>
+                <w:u w:val="none"/>
+                <w:lang w:val="en-US" w:eastAsia="zh-CN"/>
+              </w:rPr>
+              <w:t>32</w:t>
+            </w:r>
+          </w:p>
+        </w:tc>
+        <w:tc>
+          <w:tcPr>
+            <w:tcW w:w="2026" w:type="dxa"/>
+            <w:tcBorders>
+              <w:top w:val="single" w:color="C7A2E3" w:sz="6" w:space="0"/>
+              <w:left w:val="single" w:color="C7A2E3" w:sz="6" w:space="0"/>
+              <w:bottom w:val="single" w:color="C7A2E3" w:sz="6" w:space="0"/>
+              <w:right w:val="single" w:color="C7A2E3" w:sz="6" w:space="0"/>
+            </w:tcBorders>
+            <w:shd w:val="clear" w:color="auto" w:fill="FFFFFF"/>
+            <w:vAlign w:val="center"/>
+          </w:tcPr>
+          <w:p>
+            <w:pPr>
+              <w:keepNext w:val="0"/>
+              <w:keepLines w:val="0"/>
+              <w:pageBreakBefore w:val="0"/>
+              <w:widowControl w:val="0"/>
+              <w:kinsoku/>
+              <w:wordWrap/>
+              <w:overflowPunct/>
+              <w:topLinePunct w:val="0"/>
+              <w:autoSpaceDE/>
+              <w:autoSpaceDN/>
+              <w:bidi w:val="0"/>
+              <w:adjustRightInd/>
+              <w:snapToGrid w:val="0"/>
+              <w:spacing w:before="0" w:after="0" w:line="240" w:lineRule="auto"/>
+              <w:ind w:left="0" w:leftChars="0" w:right="0" w:rightChars="0" w:firstLine="0" w:firstLineChars="0"/>
+              <w:jc w:val="center"/>
+              <w:textAlignment w:val="auto"/>
+              <w:rPr>
+                <w:rFonts w:hint="eastAsia" w:ascii="Times New Roman" w:hAnsi="Times New Roman" w:eastAsia="宋体" w:cs="宋体"/>
+                <w:b w:val="0"/>
+                <w:i w:val="0"/>
+                <w:strike w:val="0"/>
+                <w:color w:val="000000"/>
+                <w:kern w:val="2"/>
+                <w:sz w:val="22"/>
+                <w:u w:val="none"/>
+                <w:vertAlign w:val="baseline"/>
+              </w:rPr>
+            </w:pPr>
+            <w:r>
+              <w:rPr>
+                <w:rFonts w:hint="eastAsia" w:ascii="Times New Roman" w:hAnsi="Times New Roman" w:eastAsia="宋体" w:cs="宋体"/>
+                <w:b w:val="0"/>
+                <w:i w:val="0"/>
+                <w:strike w:val="0"/>
+                <w:color w:val="000000"/>
+                <w:spacing w:val="0"/>
+                <w:kern w:val="2"/>
+                <w:sz w:val="22"/>
+                <w:u w:val="none"/>
+                <w:lang w:eastAsia="zh-CN"/>
+              </w:rPr>
+              <w:t>0x</w:t>
+            </w:r>
+            <w:r>
+              <w:rPr>
+                <w:rFonts w:hint="eastAsia" w:ascii="Times New Roman" w:hAnsi="Times New Roman" w:eastAsia="宋体" w:cs="宋体"/>
+                <w:b w:val="0"/>
+                <w:i w:val="0"/>
+                <w:strike w:val="0"/>
+                <w:color w:val="000000"/>
+                <w:spacing w:val="0"/>
+                <w:kern w:val="2"/>
+                <w:sz w:val="22"/>
+                <w:u w:val="none"/>
+              </w:rPr>
+              <w:t>C0</w:t>
+            </w:r>
+            <w:r>
+              <w:rPr>
+                <w:rFonts w:hint="eastAsia" w:cs="宋体"/>
+                <w:b w:val="0"/>
+                <w:i w:val="0"/>
+                <w:strike w:val="0"/>
+                <w:color w:val="000000"/>
+                <w:spacing w:val="0"/>
+                <w:kern w:val="2"/>
+                <w:sz w:val="22"/>
+                <w:u w:val="none"/>
+                <w:lang w:val="en-US" w:eastAsia="zh-CN"/>
+              </w:rPr>
+              <w:t>01</w:t>
+            </w:r>
+            <w:r>
+              <w:rPr>
+                <w:rFonts w:hint="eastAsia" w:ascii="Times New Roman" w:hAnsi="Times New Roman" w:eastAsia="宋体" w:cs="宋体"/>
+                <w:b w:val="0"/>
+                <w:i w:val="0"/>
+                <w:strike w:val="0"/>
+                <w:color w:val="000000"/>
+                <w:spacing w:val="0"/>
+                <w:kern w:val="2"/>
+                <w:sz w:val="22"/>
+                <w:u w:val="none"/>
+              </w:rPr>
+              <w:t>00FF</w:t>
+            </w:r>
+          </w:p>
+        </w:tc>
+        <w:tc>
+          <w:tcPr>
+            <w:tcW w:w="1574" w:type="dxa"/>
+            <w:tcBorders>
+              <w:top w:val="single" w:color="C7A2E3" w:sz="6" w:space="0"/>
+              <w:left w:val="single" w:color="C7A2E3" w:sz="6" w:space="0"/>
+              <w:bottom w:val="single" w:color="C7A2E3" w:sz="6" w:space="0"/>
+              <w:right w:val="single" w:color="7030A0" w:sz="6" w:space="0"/>
+            </w:tcBorders>
+            <w:shd w:val="clear" w:color="auto" w:fill="FFFFFF"/>
+            <w:vAlign w:val="center"/>
+          </w:tcPr>
+          <w:p>
+            <w:pPr>
+              <w:keepNext w:val="0"/>
+              <w:keepLines w:val="0"/>
+              <w:pageBreakBefore w:val="0"/>
+              <w:widowControl w:val="0"/>
+              <w:kinsoku/>
+              <w:wordWrap/>
+              <w:overflowPunct/>
+              <w:topLinePunct w:val="0"/>
+              <w:autoSpaceDE/>
+              <w:autoSpaceDN/>
+              <w:bidi w:val="0"/>
+              <w:adjustRightInd/>
+              <w:snapToGrid w:val="0"/>
+              <w:spacing w:before="0" w:after="0" w:line="240" w:lineRule="auto"/>
+              <w:ind w:left="0" w:leftChars="0" w:right="0" w:rightChars="0" w:firstLine="0" w:firstLineChars="0"/>
+              <w:jc w:val="left"/>
+              <w:textAlignment w:val="auto"/>
+              <w:rPr>
+                <w:rFonts w:hint="eastAsia" w:ascii="Times New Roman" w:hAnsi="Times New Roman" w:eastAsia="宋体" w:cs="宋体"/>
+                <w:b w:val="0"/>
+                <w:i w:val="0"/>
+                <w:strike w:val="0"/>
+                <w:color w:val="000000"/>
+                <w:kern w:val="2"/>
+                <w:sz w:val="22"/>
+                <w:u w:val="none"/>
+                <w:vertAlign w:val="baseline"/>
+              </w:rPr>
+            </w:pPr>
+          </w:p>
+        </w:tc>
+      </w:tr>
+      <w:tr>
+        <w:tblPrEx>
+          <w:tblBorders>
+            <w:top w:val="single" w:color="auto" w:sz="4" w:space="0"/>
+            <w:left w:val="single" w:color="auto" w:sz="4" w:space="0"/>
+            <w:bottom w:val="single" w:color="auto" w:sz="4" w:space="0"/>
+            <w:right w:val="single" w:color="auto" w:sz="4" w:space="0"/>
+            <w:insideH w:val="single" w:color="auto" w:sz="4" w:space="0"/>
+            <w:insideV w:val="single" w:color="auto" w:sz="4" w:space="0"/>
+          </w:tblBorders>
+          <w:shd w:val="clear" w:color="auto" w:fill="auto"/>
+          <w:tblCellMar>
+            <w:top w:w="0" w:type="dxa"/>
+            <w:left w:w="108" w:type="dxa"/>
+            <w:bottom w:w="0" w:type="dxa"/>
+            <w:right w:w="108" w:type="dxa"/>
+          </w:tblCellMar>
+        </w:tblPrEx>
+        <w:trPr>
+          <w:trHeight w:val="0" w:hRule="atLeast"/>
+          <w:jc w:val="center"/>
+        </w:trPr>
+        <w:tc>
+          <w:tcPr>
+            <w:tcW w:w="793" w:type="dxa"/>
+            <w:tcBorders>
+              <w:top w:val="single" w:color="C7A2E3" w:sz="6" w:space="0"/>
+              <w:left w:val="single" w:color="7030A0" w:sz="6" w:space="0"/>
+              <w:bottom w:val="single" w:color="C7A2E3" w:sz="6" w:space="0"/>
+              <w:right w:val="single" w:color="C7A2E3" w:sz="6" w:space="0"/>
+            </w:tcBorders>
+            <w:shd w:val="clear" w:color="auto" w:fill="FFFFFF"/>
+            <w:vAlign w:val="center"/>
+          </w:tcPr>
+          <w:p>
+            <w:pPr>
+              <w:keepNext w:val="0"/>
+              <w:keepLines w:val="0"/>
+              <w:pageBreakBefore w:val="0"/>
+              <w:widowControl w:val="0"/>
+              <w:kinsoku/>
+              <w:wordWrap/>
+              <w:overflowPunct/>
+              <w:topLinePunct w:val="0"/>
+              <w:autoSpaceDE/>
+              <w:autoSpaceDN/>
+              <w:bidi w:val="0"/>
+              <w:adjustRightInd/>
+              <w:snapToGrid w:val="0"/>
+              <w:spacing w:before="0" w:after="0" w:line="240" w:lineRule="auto"/>
+              <w:ind w:left="0" w:leftChars="0" w:right="0" w:rightChars="0" w:firstLine="0" w:firstLineChars="0"/>
+              <w:jc w:val="center"/>
+              <w:textAlignment w:val="auto"/>
+              <w:rPr>
+                <w:rFonts w:hint="eastAsia" w:ascii="Times New Roman" w:hAnsi="Times New Roman" w:eastAsia="宋体" w:cs="宋体"/>
+                <w:b w:val="0"/>
+                <w:i w:val="0"/>
+                <w:strike w:val="0"/>
+                <w:color w:val="000000"/>
+                <w:kern w:val="2"/>
+                <w:sz w:val="22"/>
+                <w:u w:val="none"/>
+                <w:vertAlign w:val="baseline"/>
+              </w:rPr>
+            </w:pPr>
+            <w:r>
+              <w:rPr>
+                <w:rFonts w:hint="eastAsia" w:ascii="Times New Roman" w:hAnsi="Times New Roman" w:eastAsia="宋体" w:cs="宋体"/>
+                <w:b w:val="0"/>
+                <w:i w:val="0"/>
+                <w:strike w:val="0"/>
+                <w:color w:val="000000"/>
+                <w:spacing w:val="0"/>
+                <w:kern w:val="2"/>
+                <w:sz w:val="22"/>
+                <w:u w:val="none"/>
+              </w:rPr>
+              <w:t>3</w:t>
+            </w:r>
+          </w:p>
+        </w:tc>
+        <w:tc>
+          <w:tcPr>
+            <w:tcW w:w="1310" w:type="dxa"/>
+            <w:tcBorders>
+              <w:top w:val="single" w:color="C7A2E3" w:sz="6" w:space="0"/>
+              <w:left w:val="single" w:color="C7A2E3" w:sz="6" w:space="0"/>
+              <w:bottom w:val="single" w:color="C7A2E3" w:sz="6" w:space="0"/>
+              <w:right w:val="single" w:color="C7A2E3" w:sz="6" w:space="0"/>
+            </w:tcBorders>
+            <w:shd w:val="clear" w:color="auto" w:fill="FFFFFF"/>
+            <w:vAlign w:val="center"/>
+          </w:tcPr>
+          <w:p>
+            <w:pPr>
+              <w:keepNext w:val="0"/>
+              <w:keepLines w:val="0"/>
+              <w:pageBreakBefore w:val="0"/>
+              <w:widowControl w:val="0"/>
+              <w:kinsoku/>
+              <w:wordWrap/>
+              <w:overflowPunct/>
+              <w:topLinePunct w:val="0"/>
+              <w:autoSpaceDE/>
+              <w:autoSpaceDN/>
+              <w:bidi w:val="0"/>
+              <w:adjustRightInd/>
+              <w:snapToGrid w:val="0"/>
+              <w:spacing w:before="0" w:after="0" w:line="240" w:lineRule="auto"/>
+              <w:ind w:left="0" w:leftChars="0" w:right="0" w:rightChars="0" w:firstLine="0" w:firstLineChars="0"/>
+              <w:jc w:val="center"/>
+              <w:textAlignment w:val="auto"/>
+              <w:rPr>
+                <w:rFonts w:hint="eastAsia" w:ascii="Times New Roman" w:hAnsi="Times New Roman" w:eastAsia="宋体" w:cs="宋体"/>
+                <w:b w:val="0"/>
+                <w:i w:val="0"/>
+                <w:strike w:val="0"/>
+                <w:color w:val="000000"/>
+                <w:kern w:val="2"/>
+                <w:sz w:val="22"/>
+                <w:u w:val="none"/>
+                <w:vertAlign w:val="baseline"/>
+              </w:rPr>
+            </w:pPr>
+            <w:r>
+              <w:rPr>
+                <w:rFonts w:hint="eastAsia" w:ascii="Times New Roman" w:hAnsi="Times New Roman" w:eastAsia="宋体" w:cs="宋体"/>
+                <w:b w:val="0"/>
+                <w:i w:val="0"/>
+                <w:strike w:val="0"/>
+                <w:color w:val="000000"/>
+                <w:spacing w:val="0"/>
+                <w:kern w:val="2"/>
+                <w:sz w:val="22"/>
+                <w:u w:val="none"/>
+              </w:rPr>
+              <w:t>数据大小</w:t>
+            </w:r>
+          </w:p>
+        </w:tc>
+        <w:tc>
+          <w:tcPr>
+            <w:tcW w:w="1310" w:type="dxa"/>
+            <w:tcBorders>
+              <w:top w:val="single" w:color="C7A2E3" w:sz="6" w:space="0"/>
+              <w:left w:val="single" w:color="C7A2E3" w:sz="6" w:space="0"/>
+              <w:bottom w:val="single" w:color="C7A2E3" w:sz="6" w:space="0"/>
+              <w:right w:val="single" w:color="C7A2E3" w:sz="6" w:space="0"/>
+            </w:tcBorders>
+            <w:shd w:val="clear" w:color="auto" w:fill="FFFFFF"/>
+            <w:vAlign w:val="center"/>
+          </w:tcPr>
+          <w:p>
+            <w:pPr>
+              <w:keepNext w:val="0"/>
+              <w:keepLines w:val="0"/>
+              <w:pageBreakBefore w:val="0"/>
+              <w:widowControl w:val="0"/>
+              <w:kinsoku/>
+              <w:wordWrap/>
+              <w:overflowPunct/>
+              <w:topLinePunct w:val="0"/>
+              <w:autoSpaceDE/>
+              <w:autoSpaceDN/>
+              <w:bidi w:val="0"/>
+              <w:adjustRightInd/>
+              <w:snapToGrid w:val="0"/>
+              <w:spacing w:before="0" w:after="0" w:line="240" w:lineRule="auto"/>
+              <w:ind w:left="0" w:leftChars="0" w:right="0" w:rightChars="0" w:firstLine="0" w:firstLineChars="0"/>
+              <w:jc w:val="left"/>
+              <w:textAlignment w:val="auto"/>
+              <w:rPr>
+                <w:rFonts w:hint="eastAsia" w:ascii="Times New Roman" w:hAnsi="Times New Roman" w:eastAsia="宋体" w:cs="宋体"/>
+                <w:b w:val="0"/>
+                <w:i w:val="0"/>
+                <w:strike w:val="0"/>
+                <w:color w:val="000000"/>
+                <w:kern w:val="2"/>
+                <w:sz w:val="22"/>
+                <w:u w:val="none"/>
+                <w:vertAlign w:val="baseline"/>
+              </w:rPr>
+            </w:pPr>
+            <w:r>
+              <w:rPr>
+                <w:rFonts w:hint="eastAsia" w:ascii="Times New Roman" w:hAnsi="Times New Roman" w:eastAsia="宋体" w:cs="宋体"/>
+                <w:b w:val="0"/>
+                <w:i w:val="0"/>
+                <w:strike w:val="0"/>
+                <w:color w:val="000000"/>
+                <w:spacing w:val="0"/>
+                <w:kern w:val="2"/>
+                <w:sz w:val="22"/>
+                <w:u w:val="none"/>
+              </w:rPr>
+              <w:t>DataSize</w:t>
+            </w:r>
+          </w:p>
+        </w:tc>
+        <w:tc>
+          <w:tcPr>
+            <w:tcW w:w="1310" w:type="dxa"/>
+            <w:tcBorders>
+              <w:top w:val="single" w:color="C7A2E3" w:sz="6" w:space="0"/>
+              <w:left w:val="single" w:color="C7A2E3" w:sz="6" w:space="0"/>
+              <w:bottom w:val="single" w:color="C7A2E3" w:sz="6" w:space="0"/>
+              <w:right w:val="single" w:color="C7A2E3" w:sz="6" w:space="0"/>
+            </w:tcBorders>
+            <w:shd w:val="clear" w:color="auto" w:fill="FFFFFF"/>
+            <w:vAlign w:val="center"/>
+          </w:tcPr>
+          <w:p>
+            <w:pPr>
+              <w:keepNext w:val="0"/>
+              <w:keepLines w:val="0"/>
+              <w:pageBreakBefore w:val="0"/>
+              <w:widowControl w:val="0"/>
+              <w:kinsoku/>
+              <w:wordWrap/>
+              <w:overflowPunct/>
+              <w:topLinePunct w:val="0"/>
+              <w:autoSpaceDE/>
+              <w:autoSpaceDN/>
+              <w:bidi w:val="0"/>
+              <w:adjustRightInd/>
+              <w:snapToGrid w:val="0"/>
+              <w:spacing w:before="0" w:after="0" w:line="240" w:lineRule="auto"/>
+              <w:ind w:left="0" w:leftChars="0" w:right="0" w:rightChars="0" w:firstLine="0" w:firstLineChars="0"/>
+              <w:jc w:val="left"/>
+              <w:textAlignment w:val="auto"/>
+              <w:rPr>
+                <w:rFonts w:hint="default" w:ascii="Times New Roman" w:hAnsi="Times New Roman" w:eastAsia="宋体" w:cs="宋体"/>
+                <w:b w:val="0"/>
+                <w:i w:val="0"/>
+                <w:strike w:val="0"/>
+                <w:color w:val="000000"/>
+                <w:kern w:val="2"/>
+                <w:sz w:val="22"/>
+                <w:u w:val="none"/>
+                <w:vertAlign w:val="baseline"/>
+                <w:lang w:val="en-US" w:eastAsia="zh-CN"/>
+              </w:rPr>
+            </w:pPr>
+            <w:r>
+              <w:rPr>
+                <w:rFonts w:hint="eastAsia" w:ascii="Times New Roman" w:hAnsi="Times New Roman" w:eastAsia="宋体" w:cs="宋体"/>
+                <w:b w:val="0"/>
+                <w:i w:val="0"/>
+                <w:strike w:val="0"/>
+                <w:color w:val="000000"/>
+                <w:spacing w:val="0"/>
+                <w:kern w:val="2"/>
+                <w:sz w:val="22"/>
+                <w:u w:val="none"/>
+              </w:rPr>
+              <w:t>Uint</w:t>
+            </w:r>
+            <w:r>
+              <w:rPr>
+                <w:rFonts w:hint="eastAsia" w:ascii="Times New Roman" w:eastAsia="宋体" w:cs="宋体"/>
+                <w:b w:val="0"/>
+                <w:i w:val="0"/>
+                <w:strike w:val="0"/>
+                <w:color w:val="000000"/>
+                <w:spacing w:val="0"/>
+                <w:kern w:val="2"/>
+                <w:sz w:val="22"/>
+                <w:u w:val="none"/>
+                <w:lang w:val="en-US" w:eastAsia="zh-CN"/>
+              </w:rPr>
+              <w:t>32</w:t>
+            </w:r>
+          </w:p>
+        </w:tc>
+        <w:tc>
+          <w:tcPr>
+            <w:tcW w:w="2026" w:type="dxa"/>
+            <w:tcBorders>
+              <w:top w:val="single" w:color="C7A2E3" w:sz="6" w:space="0"/>
+              <w:left w:val="single" w:color="C7A2E3" w:sz="6" w:space="0"/>
+              <w:bottom w:val="single" w:color="C7A2E3" w:sz="6" w:space="0"/>
+              <w:right w:val="single" w:color="C7A2E3" w:sz="6" w:space="0"/>
+            </w:tcBorders>
+            <w:shd w:val="clear" w:color="auto" w:fill="FFFFFF"/>
+            <w:vAlign w:val="center"/>
+          </w:tcPr>
+          <w:p>
+            <w:pPr>
+              <w:keepNext w:val="0"/>
+              <w:keepLines w:val="0"/>
+              <w:pageBreakBefore w:val="0"/>
+              <w:widowControl w:val="0"/>
+              <w:kinsoku/>
+              <w:wordWrap/>
+              <w:overflowPunct/>
+              <w:topLinePunct w:val="0"/>
+              <w:autoSpaceDE/>
+              <w:autoSpaceDN/>
+              <w:bidi w:val="0"/>
+              <w:adjustRightInd/>
+              <w:snapToGrid w:val="0"/>
+              <w:spacing w:before="0" w:after="0" w:line="240" w:lineRule="auto"/>
+              <w:ind w:left="0" w:leftChars="0" w:right="0" w:rightChars="0" w:firstLine="0" w:firstLineChars="0"/>
+              <w:jc w:val="center"/>
+              <w:textAlignment w:val="auto"/>
+              <w:rPr>
+                <w:rFonts w:hint="default" w:ascii="Times New Roman" w:hAnsi="Times New Roman" w:eastAsia="宋体" w:cs="宋体"/>
+                <w:b w:val="0"/>
+                <w:i w:val="0"/>
+                <w:strike w:val="0"/>
+                <w:color w:val="000000"/>
+                <w:kern w:val="2"/>
+                <w:sz w:val="22"/>
+                <w:u w:val="none"/>
+                <w:vertAlign w:val="baseline"/>
+                <w:lang w:val="en-US" w:eastAsia="zh-CN"/>
+              </w:rPr>
+            </w:pPr>
+            <w:r>
+              <w:rPr>
+                <w:rFonts w:hint="eastAsia" w:cs="宋体"/>
+                <w:b w:val="0"/>
+                <w:i w:val="0"/>
+                <w:strike w:val="0"/>
+                <w:color w:val="000000"/>
+                <w:kern w:val="2"/>
+                <w:sz w:val="22"/>
+                <w:u w:val="none"/>
+                <w:vertAlign w:val="baseline"/>
+                <w:lang w:val="en-US" w:eastAsia="zh-CN"/>
+              </w:rPr>
+              <w:t>0x0</w:t>
+            </w:r>
+          </w:p>
+        </w:tc>
+        <w:tc>
+          <w:tcPr>
+            <w:tcW w:w="1574" w:type="dxa"/>
+            <w:tcBorders>
+              <w:top w:val="single" w:color="C7A2E3" w:sz="6" w:space="0"/>
+              <w:left w:val="single" w:color="C7A2E3" w:sz="6" w:space="0"/>
+              <w:bottom w:val="single" w:color="C7A2E3" w:sz="6" w:space="0"/>
+              <w:right w:val="single" w:color="7030A0" w:sz="6" w:space="0"/>
+            </w:tcBorders>
+            <w:shd w:val="clear" w:color="auto" w:fill="FFFFFF"/>
+            <w:vAlign w:val="center"/>
+          </w:tcPr>
+          <w:p>
+            <w:pPr>
+              <w:keepNext w:val="0"/>
+              <w:keepLines w:val="0"/>
+              <w:pageBreakBefore w:val="0"/>
+              <w:widowControl w:val="0"/>
+              <w:kinsoku/>
+              <w:wordWrap/>
+              <w:overflowPunct/>
+              <w:topLinePunct w:val="0"/>
+              <w:autoSpaceDE/>
+              <w:autoSpaceDN/>
+              <w:bidi w:val="0"/>
+              <w:adjustRightInd/>
+              <w:snapToGrid w:val="0"/>
+              <w:spacing w:before="0" w:after="0" w:line="240" w:lineRule="auto"/>
+              <w:ind w:left="0" w:leftChars="0" w:right="0" w:rightChars="0" w:firstLine="0" w:firstLineChars="0"/>
+              <w:jc w:val="left"/>
+              <w:textAlignment w:val="auto"/>
+              <w:rPr>
+                <w:rFonts w:hint="eastAsia" w:ascii="Times New Roman" w:hAnsi="Times New Roman" w:eastAsia="宋体" w:cs="宋体"/>
+                <w:b w:val="0"/>
+                <w:i w:val="0"/>
+                <w:strike w:val="0"/>
+                <w:color w:val="000000"/>
+                <w:spacing w:val="0"/>
+                <w:kern w:val="2"/>
+                <w:sz w:val="22"/>
+                <w:u w:val="none"/>
+              </w:rPr>
+            </w:pPr>
+            <w:r>
+              <w:rPr>
+                <w:rFonts w:hint="eastAsia" w:ascii="Times New Roman" w:hAnsi="Times New Roman" w:eastAsia="宋体" w:cs="宋体"/>
+                <w:b w:val="0"/>
+                <w:i w:val="0"/>
+                <w:strike w:val="0"/>
+                <w:color w:val="000000"/>
+                <w:spacing w:val="0"/>
+                <w:kern w:val="2"/>
+                <w:sz w:val="22"/>
+                <w:u w:val="none"/>
+              </w:rPr>
+              <w:t>数据字节数</w:t>
+            </w:r>
+          </w:p>
+          <w:p>
+            <w:pPr>
+              <w:keepNext w:val="0"/>
+              <w:keepLines w:val="0"/>
+              <w:pageBreakBefore w:val="0"/>
+              <w:widowControl w:val="0"/>
+              <w:kinsoku/>
+              <w:wordWrap/>
+              <w:overflowPunct/>
+              <w:topLinePunct w:val="0"/>
+              <w:autoSpaceDE/>
+              <w:autoSpaceDN/>
+              <w:bidi w:val="0"/>
+              <w:adjustRightInd/>
+              <w:snapToGrid w:val="0"/>
+              <w:spacing w:before="0" w:after="0" w:line="240" w:lineRule="auto"/>
+              <w:ind w:left="0" w:leftChars="0" w:right="0" w:rightChars="0" w:firstLine="0" w:firstLineChars="0"/>
+              <w:jc w:val="left"/>
+              <w:textAlignment w:val="auto"/>
+              <w:rPr>
+                <w:rFonts w:hint="eastAsia" w:ascii="Times New Roman" w:hAnsi="Times New Roman" w:eastAsia="宋体" w:cs="宋体"/>
+                <w:b w:val="0"/>
+                <w:i w:val="0"/>
+                <w:strike w:val="0"/>
+                <w:color w:val="000000"/>
+                <w:kern w:val="2"/>
+                <w:sz w:val="22"/>
+                <w:u w:val="none"/>
+                <w:vertAlign w:val="baseline"/>
+              </w:rPr>
+            </w:pPr>
+            <w:r>
+              <w:rPr>
+                <w:rFonts w:hint="eastAsia" w:ascii="Times New Roman" w:hAnsi="Times New Roman" w:eastAsia="宋体" w:cs="宋体"/>
+                <w:b w:val="0"/>
+                <w:i w:val="0"/>
+                <w:strike w:val="0"/>
+                <w:color w:val="000000"/>
+                <w:spacing w:val="0"/>
+                <w:kern w:val="2"/>
+                <w:sz w:val="22"/>
+                <w:u w:val="none"/>
+              </w:rPr>
+              <w:t>单位</w:t>
+            </w:r>
+            <w:r>
+              <w:rPr>
+                <w:rFonts w:hint="eastAsia" w:ascii="Times New Roman" w:eastAsia="宋体" w:cs="宋体"/>
+                <w:b w:val="0"/>
+                <w:i w:val="0"/>
+                <w:strike w:val="0"/>
+                <w:color w:val="000000"/>
+                <w:spacing w:val="0"/>
+                <w:kern w:val="2"/>
+                <w:sz w:val="22"/>
+                <w:u w:val="none"/>
+                <w:lang w:eastAsia="zh-CN"/>
+              </w:rPr>
+              <w:t>：</w:t>
+            </w:r>
+            <w:r>
+              <w:rPr>
+                <w:rFonts w:hint="eastAsia" w:ascii="Times New Roman" w:eastAsia="宋体" w:cs="宋体"/>
+                <w:b w:val="0"/>
+                <w:i w:val="0"/>
+                <w:strike w:val="0"/>
+                <w:color w:val="000000"/>
+                <w:spacing w:val="0"/>
+                <w:kern w:val="2"/>
+                <w:sz w:val="22"/>
+                <w:u w:val="none"/>
+                <w:lang w:val="en-US" w:eastAsia="zh-CN"/>
+              </w:rPr>
+              <w:t>Byte</w:t>
+            </w:r>
+          </w:p>
+        </w:tc>
+      </w:tr>
+      <w:tr>
+        <w:tblPrEx>
+          <w:tblBorders>
+            <w:top w:val="single" w:color="auto" w:sz="4" w:space="0"/>
+            <w:left w:val="single" w:color="auto" w:sz="4" w:space="0"/>
+            <w:bottom w:val="single" w:color="auto" w:sz="4" w:space="0"/>
+            <w:right w:val="single" w:color="auto" w:sz="4" w:space="0"/>
+            <w:insideH w:val="single" w:color="auto" w:sz="4" w:space="0"/>
+            <w:insideV w:val="single" w:color="auto" w:sz="4" w:space="0"/>
+          </w:tblBorders>
+          <w:tblCellMar>
+            <w:top w:w="0" w:type="dxa"/>
+            <w:left w:w="108" w:type="dxa"/>
+            <w:bottom w:w="0" w:type="dxa"/>
+            <w:right w:w="108" w:type="dxa"/>
+          </w:tblCellMar>
+        </w:tblPrEx>
+        <w:trPr>
+          <w:trHeight w:val="0" w:hRule="atLeast"/>
+          <w:jc w:val="center"/>
+        </w:trPr>
+        <w:tc>
+          <w:tcPr>
+            <w:tcW w:w="793" w:type="dxa"/>
+            <w:tcBorders>
+              <w:top w:val="single" w:color="C7A2E3" w:sz="6" w:space="0"/>
+              <w:left w:val="single" w:color="7030A0" w:sz="6" w:space="0"/>
+              <w:bottom w:val="single" w:color="C7A2E3" w:sz="6" w:space="0"/>
+              <w:right w:val="single" w:color="C7A2E3" w:sz="6" w:space="0"/>
+            </w:tcBorders>
+            <w:shd w:val="clear" w:color="auto" w:fill="FFFFFF"/>
+            <w:vAlign w:val="center"/>
+          </w:tcPr>
+          <w:p>
+            <w:pPr>
+              <w:keepNext w:val="0"/>
+              <w:keepLines w:val="0"/>
+              <w:pageBreakBefore w:val="0"/>
+              <w:widowControl w:val="0"/>
+              <w:kinsoku/>
+              <w:wordWrap/>
+              <w:overflowPunct/>
+              <w:topLinePunct w:val="0"/>
+              <w:autoSpaceDE/>
+              <w:autoSpaceDN/>
+              <w:bidi w:val="0"/>
+              <w:adjustRightInd/>
+              <w:snapToGrid w:val="0"/>
+              <w:spacing w:before="0" w:after="0" w:line="240" w:lineRule="auto"/>
+              <w:ind w:left="0" w:leftChars="0" w:right="0" w:rightChars="0" w:firstLine="0" w:firstLineChars="0"/>
+              <w:jc w:val="center"/>
+              <w:textAlignment w:val="auto"/>
+              <w:rPr>
+                <w:rFonts w:hint="eastAsia" w:ascii="Times New Roman" w:hAnsi="Times New Roman" w:eastAsia="宋体" w:cs="宋体"/>
+                <w:b w:val="0"/>
+                <w:i w:val="0"/>
+                <w:strike w:val="0"/>
+                <w:color w:val="000000"/>
+                <w:kern w:val="2"/>
+                <w:sz w:val="22"/>
+                <w:szCs w:val="22"/>
+                <w:u w:val="none"/>
+                <w:vertAlign w:val="baseline"/>
+                <w:lang w:val="en-US" w:eastAsia="zh-CN" w:bidi="ar-SA"/>
+              </w:rPr>
+            </w:pPr>
+            <w:r>
+              <w:rPr>
+                <w:rFonts w:hint="eastAsia" w:cs="宋体"/>
+                <w:b w:val="0"/>
+                <w:i w:val="0"/>
+                <w:strike w:val="0"/>
+                <w:color w:val="000000"/>
+                <w:spacing w:val="0"/>
+                <w:kern w:val="2"/>
+                <w:sz w:val="22"/>
+                <w:u w:val="none"/>
+                <w:lang w:val="en-US" w:eastAsia="zh-CN"/>
+              </w:rPr>
+              <w:t>3</w:t>
+            </w:r>
+          </w:p>
+        </w:tc>
+        <w:tc>
+          <w:tcPr>
+            <w:tcW w:w="1310" w:type="dxa"/>
+            <w:tcBorders>
+              <w:top w:val="single" w:color="C7A2E3" w:sz="6" w:space="0"/>
+              <w:left w:val="single" w:color="C7A2E3" w:sz="6" w:space="0"/>
+              <w:bottom w:val="single" w:color="C7A2E3" w:sz="6" w:space="0"/>
+              <w:right w:val="single" w:color="C7A2E3" w:sz="6" w:space="0"/>
+            </w:tcBorders>
+            <w:shd w:val="clear" w:color="auto" w:fill="FFFFFF"/>
+            <w:vAlign w:val="center"/>
+          </w:tcPr>
+          <w:p>
+            <w:pPr>
+              <w:keepNext w:val="0"/>
+              <w:keepLines w:val="0"/>
+              <w:pageBreakBefore w:val="0"/>
+              <w:widowControl w:val="0"/>
+              <w:kinsoku/>
+              <w:wordWrap/>
+              <w:overflowPunct/>
+              <w:topLinePunct w:val="0"/>
+              <w:autoSpaceDE/>
+              <w:autoSpaceDN/>
+              <w:bidi w:val="0"/>
+              <w:adjustRightInd/>
+              <w:snapToGrid w:val="0"/>
+              <w:spacing w:before="0" w:after="0" w:line="240" w:lineRule="auto"/>
+              <w:ind w:left="0" w:leftChars="0" w:right="0" w:rightChars="0" w:firstLine="0" w:firstLineChars="0"/>
+              <w:jc w:val="center"/>
+              <w:textAlignment w:val="auto"/>
+              <w:rPr>
+                <w:rFonts w:hint="eastAsia" w:ascii="Times New Roman" w:hAnsi="Times New Roman" w:eastAsia="宋体" w:cs="宋体"/>
+                <w:b w:val="0"/>
+                <w:i w:val="0"/>
+                <w:strike w:val="0"/>
+                <w:color w:val="000000"/>
+                <w:kern w:val="2"/>
+                <w:sz w:val="22"/>
+                <w:szCs w:val="22"/>
+                <w:u w:val="none"/>
+                <w:vertAlign w:val="baseline"/>
+                <w:lang w:val="en-US" w:eastAsia="en-US" w:bidi="ar-SA"/>
+              </w:rPr>
+            </w:pPr>
+            <w:r>
+              <w:rPr>
+                <w:rFonts w:hint="eastAsia" w:ascii="Times New Roman" w:hAnsi="Times New Roman" w:eastAsia="宋体" w:cs="宋体"/>
+                <w:b w:val="0"/>
+                <w:i w:val="0"/>
+                <w:strike w:val="0"/>
+                <w:color w:val="000000"/>
+                <w:spacing w:val="0"/>
+                <w:kern w:val="2"/>
+                <w:sz w:val="22"/>
+                <w:u w:val="none"/>
+              </w:rPr>
+              <w:t>数据类型</w:t>
+            </w:r>
+          </w:p>
+        </w:tc>
+        <w:tc>
+          <w:tcPr>
+            <w:tcW w:w="1310" w:type="dxa"/>
+            <w:tcBorders>
+              <w:top w:val="single" w:color="C7A2E3" w:sz="6" w:space="0"/>
+              <w:left w:val="single" w:color="C7A2E3" w:sz="6" w:space="0"/>
+              <w:bottom w:val="single" w:color="C7A2E3" w:sz="6" w:space="0"/>
+              <w:right w:val="single" w:color="C7A2E3" w:sz="6" w:space="0"/>
+            </w:tcBorders>
+            <w:shd w:val="clear" w:color="auto" w:fill="FFFFFF"/>
+            <w:vAlign w:val="center"/>
+          </w:tcPr>
+          <w:p>
+            <w:pPr>
+              <w:keepNext w:val="0"/>
+              <w:keepLines w:val="0"/>
+              <w:pageBreakBefore w:val="0"/>
+              <w:widowControl w:val="0"/>
+              <w:kinsoku/>
+              <w:wordWrap/>
+              <w:overflowPunct/>
+              <w:topLinePunct w:val="0"/>
+              <w:autoSpaceDE/>
+              <w:autoSpaceDN/>
+              <w:bidi w:val="0"/>
+              <w:adjustRightInd/>
+              <w:snapToGrid w:val="0"/>
+              <w:spacing w:before="0" w:after="0" w:line="240" w:lineRule="auto"/>
+              <w:ind w:left="0" w:leftChars="0" w:right="0" w:rightChars="0" w:firstLine="0" w:firstLineChars="0"/>
+              <w:jc w:val="left"/>
+              <w:textAlignment w:val="auto"/>
+              <w:rPr>
+                <w:rFonts w:hint="eastAsia" w:ascii="Times New Roman" w:hAnsi="Times New Roman" w:eastAsia="宋体" w:cs="宋体"/>
+                <w:b w:val="0"/>
+                <w:i w:val="0"/>
+                <w:strike w:val="0"/>
+                <w:color w:val="000000"/>
+                <w:kern w:val="2"/>
+                <w:sz w:val="22"/>
+                <w:szCs w:val="22"/>
+                <w:u w:val="none"/>
+                <w:vertAlign w:val="baseline"/>
+                <w:lang w:val="en-US" w:eastAsia="en-US" w:bidi="ar-SA"/>
+              </w:rPr>
+            </w:pPr>
+            <w:r>
+              <w:rPr>
+                <w:rFonts w:hint="eastAsia" w:ascii="Times New Roman" w:hAnsi="Times New Roman" w:eastAsia="宋体" w:cs="宋体"/>
+                <w:b w:val="0"/>
+                <w:i w:val="0"/>
+                <w:strike w:val="0"/>
+                <w:color w:val="000000"/>
+                <w:spacing w:val="0"/>
+                <w:kern w:val="2"/>
+                <w:sz w:val="22"/>
+                <w:u w:val="none"/>
+              </w:rPr>
+              <w:t>Type</w:t>
+            </w:r>
+          </w:p>
+        </w:tc>
+        <w:tc>
+          <w:tcPr>
+            <w:tcW w:w="1310" w:type="dxa"/>
+            <w:tcBorders>
+              <w:top w:val="single" w:color="C7A2E3" w:sz="6" w:space="0"/>
+              <w:left w:val="single" w:color="C7A2E3" w:sz="6" w:space="0"/>
+              <w:bottom w:val="single" w:color="C7A2E3" w:sz="6" w:space="0"/>
+              <w:right w:val="single" w:color="C7A2E3" w:sz="6" w:space="0"/>
+            </w:tcBorders>
+            <w:shd w:val="clear" w:color="auto" w:fill="FFFFFF"/>
+            <w:vAlign w:val="center"/>
+          </w:tcPr>
+          <w:p>
+            <w:pPr>
+              <w:keepNext w:val="0"/>
+              <w:keepLines w:val="0"/>
+              <w:pageBreakBefore w:val="0"/>
+              <w:widowControl w:val="0"/>
+              <w:kinsoku/>
+              <w:wordWrap/>
+              <w:overflowPunct/>
+              <w:topLinePunct w:val="0"/>
+              <w:autoSpaceDE/>
+              <w:autoSpaceDN/>
+              <w:bidi w:val="0"/>
+              <w:adjustRightInd/>
+              <w:snapToGrid w:val="0"/>
+              <w:spacing w:before="0" w:after="0" w:line="240" w:lineRule="auto"/>
+              <w:ind w:left="0" w:leftChars="0" w:right="0" w:rightChars="0" w:firstLine="0" w:firstLineChars="0"/>
+              <w:jc w:val="left"/>
+              <w:textAlignment w:val="auto"/>
+              <w:rPr>
+                <w:rFonts w:hint="default" w:ascii="Times New Roman" w:hAnsi="Times New Roman" w:eastAsia="宋体" w:cs="宋体"/>
+                <w:b w:val="0"/>
+                <w:i w:val="0"/>
+                <w:strike w:val="0"/>
+                <w:color w:val="000000"/>
+                <w:kern w:val="2"/>
+                <w:sz w:val="22"/>
+                <w:szCs w:val="22"/>
+                <w:u w:val="none"/>
+                <w:vertAlign w:val="baseline"/>
+                <w:lang w:val="en-US" w:eastAsia="zh-CN" w:bidi="ar-SA"/>
+              </w:rPr>
+            </w:pPr>
+            <w:r>
+              <w:rPr>
+                <w:rFonts w:hint="eastAsia" w:ascii="Times New Roman" w:hAnsi="Times New Roman" w:eastAsia="宋体" w:cs="宋体"/>
+                <w:b w:val="0"/>
+                <w:i w:val="0"/>
+                <w:strike w:val="0"/>
+                <w:color w:val="000000"/>
+                <w:spacing w:val="0"/>
+                <w:kern w:val="2"/>
+                <w:sz w:val="22"/>
+                <w:u w:val="none"/>
+              </w:rPr>
+              <w:t>Uint</w:t>
+            </w:r>
+            <w:r>
+              <w:rPr>
+                <w:rFonts w:hint="eastAsia" w:ascii="Times New Roman" w:eastAsia="宋体" w:cs="宋体"/>
+                <w:b w:val="0"/>
+                <w:i w:val="0"/>
+                <w:strike w:val="0"/>
+                <w:color w:val="000000"/>
+                <w:spacing w:val="0"/>
+                <w:kern w:val="2"/>
+                <w:sz w:val="22"/>
+                <w:u w:val="none"/>
+                <w:lang w:val="en-US" w:eastAsia="zh-CN"/>
+              </w:rPr>
+              <w:t>32</w:t>
+            </w:r>
+          </w:p>
+        </w:tc>
+        <w:tc>
+          <w:tcPr>
+            <w:tcW w:w="2026" w:type="dxa"/>
+            <w:tcBorders>
+              <w:top w:val="single" w:color="C7A2E3" w:sz="6" w:space="0"/>
+              <w:left w:val="single" w:color="C7A2E3" w:sz="6" w:space="0"/>
+              <w:bottom w:val="single" w:color="C7A2E3" w:sz="6" w:space="0"/>
+              <w:right w:val="single" w:color="C7A2E3" w:sz="6" w:space="0"/>
+            </w:tcBorders>
+            <w:shd w:val="clear" w:color="auto" w:fill="FFFFFF"/>
+            <w:vAlign w:val="center"/>
+          </w:tcPr>
+          <w:p>
+            <w:pPr>
+              <w:keepNext w:val="0"/>
+              <w:keepLines w:val="0"/>
+              <w:pageBreakBefore w:val="0"/>
+              <w:widowControl w:val="0"/>
+              <w:kinsoku/>
+              <w:wordWrap/>
+              <w:overflowPunct/>
+              <w:topLinePunct w:val="0"/>
+              <w:autoSpaceDE/>
+              <w:autoSpaceDN/>
+              <w:bidi w:val="0"/>
+              <w:adjustRightInd/>
+              <w:snapToGrid w:val="0"/>
+              <w:spacing w:before="0" w:after="0" w:line="240" w:lineRule="auto"/>
+              <w:ind w:left="0" w:leftChars="0" w:right="0" w:rightChars="0" w:firstLine="0" w:firstLineChars="0"/>
+              <w:jc w:val="center"/>
+              <w:textAlignment w:val="auto"/>
+              <w:rPr>
+                <w:rFonts w:hint="eastAsia" w:ascii="Times New Roman" w:hAnsi="Times New Roman" w:eastAsia="宋体" w:cs="宋体"/>
+                <w:b w:val="0"/>
+                <w:i w:val="0"/>
+                <w:strike w:val="0"/>
+                <w:color w:val="000000"/>
+                <w:kern w:val="2"/>
+                <w:sz w:val="22"/>
+                <w:szCs w:val="22"/>
+                <w:u w:val="none"/>
+                <w:vertAlign w:val="baseline"/>
+                <w:lang w:val="en-US" w:eastAsia="en-US" w:bidi="ar-SA"/>
+              </w:rPr>
+            </w:pPr>
+            <w:r>
+              <w:rPr>
+                <w:rFonts w:hint="eastAsia" w:ascii="Times New Roman" w:hAnsi="Times New Roman" w:eastAsia="宋体" w:cs="宋体"/>
+                <w:b w:val="0"/>
+                <w:i w:val="0"/>
+                <w:strike w:val="0"/>
+                <w:color w:val="000000"/>
+                <w:spacing w:val="0"/>
+                <w:kern w:val="2"/>
+                <w:sz w:val="22"/>
+                <w:u w:val="none"/>
+                <w:lang w:eastAsia="zh-CN"/>
+              </w:rPr>
+              <w:t>0x</w:t>
+            </w:r>
+            <w:r>
+              <w:rPr>
+                <w:rFonts w:hint="eastAsia" w:ascii="Times New Roman" w:hAnsi="Times New Roman" w:eastAsia="宋体" w:cs="宋体"/>
+                <w:b w:val="0"/>
+                <w:i w:val="0"/>
+                <w:strike w:val="0"/>
+                <w:color w:val="000000"/>
+                <w:spacing w:val="0"/>
+                <w:kern w:val="2"/>
+                <w:sz w:val="22"/>
+                <w:u w:val="none"/>
+              </w:rPr>
+              <w:t>C0</w:t>
+            </w:r>
+            <w:r>
+              <w:rPr>
+                <w:rFonts w:hint="eastAsia" w:cs="宋体"/>
+                <w:b w:val="0"/>
+                <w:i w:val="0"/>
+                <w:strike w:val="0"/>
+                <w:color w:val="000000"/>
+                <w:spacing w:val="0"/>
+                <w:kern w:val="2"/>
+                <w:sz w:val="22"/>
+                <w:u w:val="none"/>
+                <w:lang w:val="en-US" w:eastAsia="zh-CN"/>
+              </w:rPr>
+              <w:t>00</w:t>
+            </w:r>
+            <w:r>
+              <w:rPr>
+                <w:rFonts w:hint="eastAsia" w:ascii="Times New Roman" w:hAnsi="Times New Roman" w:eastAsia="宋体" w:cs="宋体"/>
+                <w:b w:val="0"/>
+                <w:i w:val="0"/>
+                <w:strike w:val="0"/>
+                <w:color w:val="000000"/>
+                <w:spacing w:val="0"/>
+                <w:kern w:val="2"/>
+                <w:sz w:val="22"/>
+                <w:u w:val="none"/>
+              </w:rPr>
+              <w:t>00FF</w:t>
+            </w:r>
+          </w:p>
+        </w:tc>
+        <w:tc>
+          <w:tcPr>
+            <w:tcW w:w="1574" w:type="dxa"/>
+            <w:tcBorders>
+              <w:top w:val="single" w:color="C7A2E3" w:sz="6" w:space="0"/>
+              <w:left w:val="single" w:color="C7A2E3" w:sz="6" w:space="0"/>
+              <w:bottom w:val="single" w:color="C7A2E3" w:sz="6" w:space="0"/>
+              <w:right w:val="single" w:color="7030A0" w:sz="6" w:space="0"/>
+            </w:tcBorders>
+            <w:shd w:val="clear" w:color="auto" w:fill="FFFFFF"/>
+            <w:vAlign w:val="center"/>
+          </w:tcPr>
+          <w:p>
+            <w:pPr>
+              <w:keepNext w:val="0"/>
+              <w:keepLines w:val="0"/>
+              <w:pageBreakBefore w:val="0"/>
+              <w:widowControl w:val="0"/>
+              <w:kinsoku/>
+              <w:wordWrap/>
+              <w:overflowPunct/>
+              <w:topLinePunct w:val="0"/>
+              <w:autoSpaceDE/>
+              <w:autoSpaceDN/>
+              <w:bidi w:val="0"/>
+              <w:adjustRightInd/>
+              <w:snapToGrid w:val="0"/>
+              <w:spacing w:before="0" w:after="0" w:line="240" w:lineRule="auto"/>
+              <w:ind w:left="0" w:leftChars="0" w:right="0" w:rightChars="0" w:firstLine="0" w:firstLineChars="0"/>
+              <w:jc w:val="left"/>
+              <w:textAlignment w:val="auto"/>
+              <w:rPr>
+                <w:rFonts w:hint="eastAsia" w:ascii="Times New Roman" w:hAnsi="Times New Roman" w:eastAsia="宋体" w:cs="宋体"/>
+                <w:b w:val="0"/>
+                <w:i w:val="0"/>
+                <w:strike w:val="0"/>
+                <w:color w:val="000000"/>
+                <w:kern w:val="2"/>
+                <w:sz w:val="22"/>
+                <w:szCs w:val="22"/>
+                <w:u w:val="none"/>
+                <w:vertAlign w:val="baseline"/>
+                <w:lang w:val="en-US" w:eastAsia="en-US" w:bidi="ar-SA"/>
+              </w:rPr>
+            </w:pPr>
+          </w:p>
+        </w:tc>
+      </w:tr>
+      <w:tr>
+        <w:tblPrEx>
+          <w:tblBorders>
+            <w:top w:val="single" w:color="auto" w:sz="4" w:space="0"/>
+            <w:left w:val="single" w:color="auto" w:sz="4" w:space="0"/>
+            <w:bottom w:val="single" w:color="auto" w:sz="4" w:space="0"/>
+            <w:right w:val="single" w:color="auto" w:sz="4" w:space="0"/>
+            <w:insideH w:val="single" w:color="auto" w:sz="4" w:space="0"/>
+            <w:insideV w:val="single" w:color="auto" w:sz="4" w:space="0"/>
+          </w:tblBorders>
+          <w:shd w:val="clear" w:color="auto" w:fill="auto"/>
+          <w:tblCellMar>
+            <w:top w:w="0" w:type="dxa"/>
+            <w:left w:w="108" w:type="dxa"/>
+            <w:bottom w:w="0" w:type="dxa"/>
+            <w:right w:w="108" w:type="dxa"/>
+          </w:tblCellMar>
+        </w:tblPrEx>
+        <w:trPr>
+          <w:trHeight w:val="0" w:hRule="atLeast"/>
+          <w:jc w:val="center"/>
+        </w:trPr>
+        <w:tc>
+          <w:tcPr>
+            <w:tcW w:w="793" w:type="dxa"/>
+            <w:tcBorders>
+              <w:top w:val="single" w:color="C7A2E3" w:sz="6" w:space="0"/>
+              <w:left w:val="single" w:color="7030A0" w:sz="6" w:space="0"/>
+              <w:bottom w:val="single" w:color="7030A0" w:sz="6" w:space="0"/>
+              <w:right w:val="single" w:color="C7A2E3" w:sz="6" w:space="0"/>
+            </w:tcBorders>
+            <w:shd w:val="clear" w:color="auto" w:fill="FFFFFF"/>
+            <w:vAlign w:val="center"/>
+          </w:tcPr>
+          <w:p>
+            <w:pPr>
+              <w:keepNext w:val="0"/>
+              <w:keepLines w:val="0"/>
+              <w:pageBreakBefore w:val="0"/>
+              <w:widowControl w:val="0"/>
+              <w:kinsoku/>
+              <w:wordWrap/>
+              <w:overflowPunct/>
+              <w:topLinePunct w:val="0"/>
+              <w:autoSpaceDE/>
+              <w:autoSpaceDN/>
+              <w:bidi w:val="0"/>
+              <w:adjustRightInd/>
+              <w:snapToGrid w:val="0"/>
+              <w:spacing w:before="0" w:after="0" w:line="240" w:lineRule="auto"/>
+              <w:ind w:left="0" w:leftChars="0" w:right="0" w:rightChars="0" w:firstLine="0" w:firstLineChars="0"/>
+              <w:jc w:val="center"/>
+              <w:textAlignment w:val="auto"/>
+              <w:rPr>
+                <w:rFonts w:hint="eastAsia" w:ascii="Times New Roman" w:hAnsi="Times New Roman" w:eastAsia="宋体" w:cs="宋体"/>
+                <w:b w:val="0"/>
+                <w:i w:val="0"/>
+                <w:strike w:val="0"/>
+                <w:color w:val="000000"/>
+                <w:kern w:val="2"/>
+                <w:sz w:val="22"/>
+                <w:szCs w:val="22"/>
+                <w:u w:val="none"/>
+                <w:vertAlign w:val="baseline"/>
+                <w:lang w:val="en-US" w:eastAsia="zh-CN" w:bidi="ar-SA"/>
+              </w:rPr>
+            </w:pPr>
+            <w:r>
+              <w:rPr>
+                <w:rFonts w:hint="eastAsia" w:cs="宋体"/>
+                <w:b w:val="0"/>
+                <w:i w:val="0"/>
+                <w:strike w:val="0"/>
+                <w:color w:val="000000"/>
+                <w:spacing w:val="0"/>
+                <w:kern w:val="2"/>
+                <w:sz w:val="22"/>
+                <w:u w:val="none"/>
+                <w:lang w:val="en-US" w:eastAsia="zh-CN"/>
+              </w:rPr>
+              <w:t>5</w:t>
+            </w:r>
+          </w:p>
+        </w:tc>
+        <w:tc>
+          <w:tcPr>
+            <w:tcW w:w="1310" w:type="dxa"/>
+            <w:tcBorders>
+              <w:top w:val="single" w:color="C7A2E3" w:sz="6" w:space="0"/>
+              <w:left w:val="single" w:color="C7A2E3" w:sz="6" w:space="0"/>
+              <w:bottom w:val="single" w:color="7030A0" w:sz="6" w:space="0"/>
+              <w:right w:val="single" w:color="C7A2E3" w:sz="6" w:space="0"/>
+            </w:tcBorders>
+            <w:shd w:val="clear" w:color="auto" w:fill="FFFFFF"/>
+            <w:vAlign w:val="center"/>
+          </w:tcPr>
+          <w:p>
+            <w:pPr>
+              <w:keepNext w:val="0"/>
+              <w:keepLines w:val="0"/>
+              <w:pageBreakBefore w:val="0"/>
+              <w:widowControl w:val="0"/>
+              <w:kinsoku/>
+              <w:wordWrap/>
+              <w:overflowPunct/>
+              <w:topLinePunct w:val="0"/>
+              <w:autoSpaceDE/>
+              <w:autoSpaceDN/>
+              <w:bidi w:val="0"/>
+              <w:adjustRightInd/>
+              <w:snapToGrid w:val="0"/>
+              <w:spacing w:before="0" w:after="0" w:line="240" w:lineRule="auto"/>
+              <w:ind w:left="0" w:leftChars="0" w:right="0" w:rightChars="0" w:firstLine="0" w:firstLineChars="0"/>
+              <w:jc w:val="center"/>
+              <w:textAlignment w:val="auto"/>
+              <w:rPr>
+                <w:rFonts w:hint="eastAsia" w:ascii="Times New Roman" w:hAnsi="Times New Roman" w:eastAsia="宋体" w:cs="宋体"/>
+                <w:b w:val="0"/>
+                <w:i w:val="0"/>
+                <w:strike w:val="0"/>
+                <w:color w:val="000000"/>
+                <w:kern w:val="2"/>
+                <w:sz w:val="22"/>
+                <w:szCs w:val="22"/>
+                <w:u w:val="none"/>
+                <w:vertAlign w:val="baseline"/>
+                <w:lang w:val="en-US" w:eastAsia="en-US" w:bidi="ar-SA"/>
+              </w:rPr>
+            </w:pPr>
+            <w:r>
+              <w:rPr>
+                <w:rFonts w:hint="eastAsia" w:ascii="Times New Roman" w:hAnsi="Times New Roman" w:eastAsia="宋体" w:cs="宋体"/>
+                <w:b w:val="0"/>
+                <w:i w:val="0"/>
+                <w:strike w:val="0"/>
+                <w:color w:val="000000"/>
+                <w:spacing w:val="0"/>
+                <w:kern w:val="2"/>
+                <w:sz w:val="22"/>
+                <w:u w:val="none"/>
+              </w:rPr>
+              <w:t>包尾</w:t>
+            </w:r>
+          </w:p>
+        </w:tc>
+        <w:tc>
+          <w:tcPr>
+            <w:tcW w:w="1310" w:type="dxa"/>
+            <w:tcBorders>
+              <w:top w:val="single" w:color="C7A2E3" w:sz="6" w:space="0"/>
+              <w:left w:val="single" w:color="C7A2E3" w:sz="6" w:space="0"/>
+              <w:bottom w:val="single" w:color="7030A0" w:sz="6" w:space="0"/>
+              <w:right w:val="single" w:color="C7A2E3" w:sz="6" w:space="0"/>
+            </w:tcBorders>
+            <w:shd w:val="clear" w:color="auto" w:fill="FFFFFF"/>
+            <w:vAlign w:val="center"/>
+          </w:tcPr>
+          <w:p>
+            <w:pPr>
+              <w:keepNext w:val="0"/>
+              <w:keepLines w:val="0"/>
+              <w:pageBreakBefore w:val="0"/>
+              <w:widowControl w:val="0"/>
+              <w:kinsoku/>
+              <w:wordWrap/>
+              <w:overflowPunct/>
+              <w:topLinePunct w:val="0"/>
+              <w:autoSpaceDE/>
+              <w:autoSpaceDN/>
+              <w:bidi w:val="0"/>
+              <w:adjustRightInd/>
+              <w:snapToGrid w:val="0"/>
+              <w:spacing w:before="0" w:after="0" w:line="240" w:lineRule="auto"/>
+              <w:ind w:left="0" w:leftChars="0" w:right="0" w:rightChars="0" w:firstLine="0" w:firstLineChars="0"/>
+              <w:jc w:val="left"/>
+              <w:textAlignment w:val="auto"/>
+              <w:rPr>
+                <w:rFonts w:hint="eastAsia" w:ascii="Times New Roman" w:hAnsi="Times New Roman" w:eastAsia="宋体" w:cs="宋体"/>
+                <w:b w:val="0"/>
+                <w:i w:val="0"/>
+                <w:strike w:val="0"/>
+                <w:color w:val="000000"/>
+                <w:kern w:val="2"/>
+                <w:sz w:val="22"/>
+                <w:szCs w:val="22"/>
+                <w:u w:val="none"/>
+                <w:vertAlign w:val="baseline"/>
+                <w:lang w:val="en-US" w:eastAsia="en-US" w:bidi="ar-SA"/>
+              </w:rPr>
+            </w:pPr>
+            <w:r>
+              <w:rPr>
+                <w:rFonts w:hint="eastAsia" w:ascii="Times New Roman" w:hAnsi="Times New Roman" w:eastAsia="宋体" w:cs="宋体"/>
+                <w:b w:val="0"/>
+                <w:i w:val="0"/>
+                <w:strike w:val="0"/>
+                <w:color w:val="000000"/>
+                <w:spacing w:val="0"/>
+                <w:kern w:val="2"/>
+                <w:sz w:val="22"/>
+                <w:u w:val="none"/>
+              </w:rPr>
+              <w:t>Tail</w:t>
+            </w:r>
+          </w:p>
+        </w:tc>
+        <w:tc>
+          <w:tcPr>
+            <w:tcW w:w="1310" w:type="dxa"/>
+            <w:tcBorders>
+              <w:top w:val="single" w:color="C7A2E3" w:sz="6" w:space="0"/>
+              <w:left w:val="single" w:color="C7A2E3" w:sz="6" w:space="0"/>
+              <w:bottom w:val="single" w:color="7030A0" w:sz="6" w:space="0"/>
+              <w:right w:val="single" w:color="C7A2E3" w:sz="6" w:space="0"/>
+            </w:tcBorders>
+            <w:shd w:val="clear" w:color="auto" w:fill="FFFFFF"/>
+            <w:vAlign w:val="center"/>
+          </w:tcPr>
+          <w:p>
+            <w:pPr>
+              <w:keepNext w:val="0"/>
+              <w:keepLines w:val="0"/>
+              <w:pageBreakBefore w:val="0"/>
+              <w:widowControl w:val="0"/>
+              <w:kinsoku/>
+              <w:wordWrap/>
+              <w:overflowPunct/>
+              <w:topLinePunct w:val="0"/>
+              <w:autoSpaceDE/>
+              <w:autoSpaceDN/>
+              <w:bidi w:val="0"/>
+              <w:adjustRightInd/>
+              <w:snapToGrid w:val="0"/>
+              <w:spacing w:before="0" w:after="0" w:line="240" w:lineRule="auto"/>
+              <w:ind w:left="0" w:leftChars="0" w:right="0" w:rightChars="0" w:firstLine="0" w:firstLineChars="0"/>
+              <w:jc w:val="left"/>
+              <w:textAlignment w:val="auto"/>
+              <w:rPr>
+                <w:rFonts w:hint="eastAsia" w:ascii="Times New Roman" w:hAnsi="Times New Roman" w:eastAsia="宋体" w:cs="宋体"/>
+                <w:b w:val="0"/>
+                <w:i w:val="0"/>
+                <w:strike w:val="0"/>
+                <w:color w:val="000000"/>
+                <w:kern w:val="2"/>
+                <w:sz w:val="22"/>
+                <w:szCs w:val="22"/>
+                <w:u w:val="none"/>
+                <w:vertAlign w:val="baseline"/>
+                <w:lang w:val="en-US" w:eastAsia="zh-CN" w:bidi="ar-SA"/>
+              </w:rPr>
+            </w:pPr>
+            <w:r>
+              <w:rPr>
+                <w:rFonts w:hint="eastAsia" w:ascii="Times New Roman" w:hAnsi="Times New Roman" w:eastAsia="宋体" w:cs="宋体"/>
+                <w:b w:val="0"/>
+                <w:i w:val="0"/>
+                <w:strike w:val="0"/>
+                <w:color w:val="000000"/>
+                <w:spacing w:val="0"/>
+                <w:kern w:val="2"/>
+                <w:sz w:val="22"/>
+                <w:u w:val="none"/>
+              </w:rPr>
+              <w:t>Uint</w:t>
+            </w:r>
+            <w:r>
+              <w:rPr>
+                <w:rFonts w:hint="eastAsia" w:ascii="Times New Roman" w:eastAsia="宋体" w:cs="宋体"/>
+                <w:b w:val="0"/>
+                <w:i w:val="0"/>
+                <w:strike w:val="0"/>
+                <w:color w:val="000000"/>
+                <w:spacing w:val="0"/>
+                <w:kern w:val="2"/>
+                <w:sz w:val="22"/>
+                <w:u w:val="none"/>
+                <w:lang w:val="en-US" w:eastAsia="zh-CN"/>
+              </w:rPr>
+              <w:t>32</w:t>
+            </w:r>
+          </w:p>
+        </w:tc>
+        <w:tc>
+          <w:tcPr>
+            <w:tcW w:w="2026" w:type="dxa"/>
+            <w:tcBorders>
+              <w:top w:val="single" w:color="C7A2E3" w:sz="6" w:space="0"/>
+              <w:left w:val="single" w:color="C7A2E3" w:sz="6" w:space="0"/>
+              <w:bottom w:val="single" w:color="7030A0" w:sz="6" w:space="0"/>
+              <w:right w:val="single" w:color="C7A2E3" w:sz="6" w:space="0"/>
+            </w:tcBorders>
+            <w:shd w:val="clear" w:color="auto" w:fill="FFFFFF"/>
+            <w:vAlign w:val="center"/>
+          </w:tcPr>
+          <w:p>
+            <w:pPr>
+              <w:keepNext w:val="0"/>
+              <w:keepLines w:val="0"/>
+              <w:pageBreakBefore w:val="0"/>
+              <w:widowControl w:val="0"/>
+              <w:kinsoku/>
+              <w:wordWrap/>
+              <w:overflowPunct/>
+              <w:topLinePunct w:val="0"/>
+              <w:autoSpaceDE/>
+              <w:autoSpaceDN/>
+              <w:bidi w:val="0"/>
+              <w:adjustRightInd/>
+              <w:snapToGrid w:val="0"/>
+              <w:spacing w:before="0" w:after="0" w:line="240" w:lineRule="auto"/>
+              <w:ind w:left="0" w:leftChars="0" w:right="0" w:rightChars="0" w:firstLine="0" w:firstLineChars="0"/>
+              <w:jc w:val="center"/>
+              <w:textAlignment w:val="auto"/>
+              <w:rPr>
+                <w:rFonts w:hint="eastAsia" w:ascii="Times New Roman" w:hAnsi="Times New Roman" w:eastAsia="宋体" w:cs="宋体"/>
+                <w:b w:val="0"/>
+                <w:i w:val="0"/>
+                <w:strike w:val="0"/>
+                <w:color w:val="000000"/>
+                <w:kern w:val="2"/>
+                <w:sz w:val="22"/>
+                <w:szCs w:val="22"/>
+                <w:u w:val="none"/>
+                <w:vertAlign w:val="baseline"/>
+                <w:lang w:val="en-US" w:eastAsia="en-US" w:bidi="ar-SA"/>
+              </w:rPr>
+            </w:pPr>
+            <w:r>
+              <w:rPr>
+                <w:rFonts w:hint="eastAsia" w:ascii="Times New Roman" w:hAnsi="Times New Roman" w:eastAsia="宋体" w:cs="宋体"/>
+                <w:b w:val="0"/>
+                <w:i w:val="0"/>
+                <w:strike w:val="0"/>
+                <w:color w:val="000000"/>
+                <w:spacing w:val="0"/>
+                <w:kern w:val="2"/>
+                <w:sz w:val="22"/>
+                <w:u w:val="none"/>
+              </w:rPr>
+              <w:t>0xB5B5B5B5</w:t>
+            </w:r>
+          </w:p>
+        </w:tc>
+        <w:tc>
+          <w:tcPr>
+            <w:tcW w:w="1574" w:type="dxa"/>
+            <w:tcBorders>
+              <w:top w:val="single" w:color="C7A2E3" w:sz="6" w:space="0"/>
+              <w:left w:val="single" w:color="C7A2E3" w:sz="6" w:space="0"/>
+              <w:bottom w:val="single" w:color="7030A0" w:sz="6" w:space="0"/>
+              <w:right w:val="single" w:color="7030A0" w:sz="6" w:space="0"/>
+            </w:tcBorders>
+            <w:shd w:val="clear" w:color="auto" w:fill="FFFFFF"/>
+            <w:vAlign w:val="center"/>
+          </w:tcPr>
+          <w:p>
+            <w:pPr>
+              <w:keepNext w:val="0"/>
+              <w:keepLines w:val="0"/>
+              <w:pageBreakBefore w:val="0"/>
+              <w:widowControl w:val="0"/>
+              <w:kinsoku/>
+              <w:wordWrap/>
+              <w:overflowPunct/>
+              <w:topLinePunct w:val="0"/>
+              <w:autoSpaceDE/>
+              <w:autoSpaceDN/>
+              <w:bidi w:val="0"/>
+              <w:adjustRightInd/>
+              <w:snapToGrid w:val="0"/>
+              <w:spacing w:before="0" w:after="0" w:line="240" w:lineRule="auto"/>
+              <w:ind w:left="0" w:leftChars="0" w:right="0" w:rightChars="0" w:firstLine="0" w:firstLineChars="0"/>
+              <w:jc w:val="left"/>
+              <w:textAlignment w:val="auto"/>
+              <w:rPr>
+                <w:rFonts w:hint="eastAsia" w:ascii="Times New Roman" w:hAnsi="Times New Roman" w:eastAsia="宋体" w:cs="宋体"/>
+                <w:b w:val="0"/>
+                <w:i w:val="0"/>
+                <w:strike w:val="0"/>
+                <w:color w:val="000000"/>
+                <w:kern w:val="2"/>
+                <w:sz w:val="22"/>
+                <w:szCs w:val="22"/>
+                <w:u w:val="none"/>
+                <w:vertAlign w:val="baseline"/>
+                <w:lang w:val="en-US" w:eastAsia="en-US" w:bidi="ar-SA"/>
+              </w:rPr>
+            </w:pPr>
+          </w:p>
+        </w:tc>
+      </w:tr>
+    </w:tbl>
     <w:p/>
     <w:p/>
     <w:p/>
